--- a/public/audits/v5.1.0/auditoria.docx
+++ b/public/audits/v5.1.0/auditoria.docx
@@ -7,12 +7,12 @@
         <w:pStyle w:val="Title"/>
       </w:pPr>
       <w:r>
-        <w:t xml:space="preserve">Auditoria Técnica Senex AI — v5.1.0</w:t>
-      </w:r>
-    </w:p>
-    <w:p>
-      <w:pPr>
-        <w:pStyle w:val="Author"/>
+        <w:t xml:space="preserve">Auditoria Técnica Senex AI v5.1.0</w:t>
+      </w:r>
+    </w:p>
+    <w:p>
+      <w:pPr>
+        <w:pStyle w:val="Subtitle"/>
       </w:pPr>
       <w:r>
         <w:t xml:space="preserve">Operada por PetMoreTime</w:t>

--- a/public/audits/v5.1.0/auditoria.docx
+++ b/public/audits/v5.1.0/auditoria.docx
@@ -15,7 +15,7 @@
         <w:pStyle w:val="Subtitle"/>
       </w:pPr>
       <w:r>
-        <w:t xml:space="preserve">Operada por PetMoreTime</w:t>
+        <w:t xml:space="preserve">Operada por PetMoreTime — sucessor de VetGraphRAG/VetMedGraph</w:t>
       </w:r>
     </w:p>
     <w:p>
@@ -26,13 +26,39 @@
         <w:t xml:space="preserve">2026-05-18</w:t>
       </w:r>
     </w:p>
-    <w:bookmarkStart w:id="10" w:name="resumo-executivo"/>
+    <w:sdt>
+      <w:sdtPr>
+        <w:docPartObj>
+          <w:docPartGallery w:val="Table of Contents"/>
+          <w:docPartUnique/>
+        </w:docPartObj>
+      </w:sdtPr>
+      <w:sdtContent>
+        <w:p>
+          <w:pPr>
+            <w:pStyle w:val="TOCHeading"/>
+          </w:pPr>
+          <w:r>
+            <w:t xml:space="preserve">Table of Contents</w:t>
+          </w:r>
+        </w:p>
+        <w:p>
+          <w:r>
+            <w:fldChar w:fldCharType="begin" w:dirty="true"/>
+            <w:instrText xml:space="preserve">TOC \o "1-2" \h \z \u</w:instrText>
+            <w:fldChar w:fldCharType="separate"/>
+            <w:fldChar w:fldCharType="end"/>
+          </w:r>
+        </w:p>
+      </w:sdtContent>
+    </w:sdt>
+    <w:bookmarkStart w:id="9" w:name="sumário-executivo"/>
     <w:p>
       <w:pPr>
         <w:pStyle w:val="Heading1"/>
       </w:pPr>
       <w:r>
-        <w:t xml:space="preserve">Resumo Executivo</w:t>
+        <w:t xml:space="preserve">Sumário Executivo</w:t>
       </w:r>
     </w:p>
     <w:p>
@@ -40,7 +66,23 @@
         <w:pStyle w:val="FirstParagraph"/>
       </w:pPr>
       <w:r>
-        <w:t xml:space="preserve">Auditoria técnica da plataforma</w:t>
+        <w:t xml:space="preserve">A presente auditoria avalia a versão</w:t>
+      </w:r>
+      <w:r>
+        <w:t xml:space="preserve"> </w:t>
+      </w:r>
+      <w:r>
+        <w:rPr>
+          <w:b/>
+          <w:bCs/>
+        </w:rPr>
+        <w:t xml:space="preserve">5.1.0</w:t>
+      </w:r>
+      <w:r>
+        <w:t xml:space="preserve"> </w:t>
+      </w:r>
+      <w:r>
+        <w:t xml:space="preserve">da plataforma</w:t>
       </w:r>
       <w:r>
         <w:t xml:space="preserve"> </w:t>
@@ -56,61 +98,201 @@
         <w:t xml:space="preserve"> </w:t>
       </w:r>
       <w:r>
-        <w:t xml:space="preserve">(operada por PetMoreTime, sucessora de VetGraphRAG/VetMedGraph) com base no estado do sistema em</w:t>
-      </w:r>
-      <w:r>
-        <w:t xml:space="preserve"> </w:t>
-      </w:r>
-      <w:r>
-        <w:rPr>
-          <w:b/>
-          <w:bCs/>
-        </w:rPr>
-        <w:t xml:space="preserve">i18n 1.86.7</w:t>
-      </w:r>
-      <w:r>
-        <w:t xml:space="preserve"> </w:t>
-      </w:r>
-      <w:r>
-        <w:t xml:space="preserve">e changelog de</w:t>
-      </w:r>
-      <w:r>
-        <w:t xml:space="preserve"> </w:t>
-      </w:r>
-      <w:r>
-        <w:rPr>
-          <w:b/>
-          <w:bCs/>
-        </w:rPr>
-        <w:t xml:space="preserve">2026-05-18</w:t>
-      </w:r>
-      <w:r>
-        <w:t xml:space="preserve">. Esta versão</w:t>
-      </w:r>
-      <w:r>
-        <w:t xml:space="preserve"> </w:t>
-      </w:r>
-      <w:r>
-        <w:rPr>
-          <w:b/>
-          <w:bCs/>
-        </w:rPr>
-        <w:t xml:space="preserve">v5.1.0</w:t>
-      </w:r>
-      <w:r>
-        <w:t xml:space="preserve"> </w:t>
-      </w:r>
-      <w:r>
-        <w:t xml:space="preserve">consolida o pipeline de curadoria de 7 estágios, o Knowledge Graph de 5 camadas (Compostos → Mecanismos → Vias → Condições → Outcomes), o motor de recomendação híbrida com cap de 8 compostos sinérgicos, o Digital Twin Gompertz, e o pipeline de Gap-fill PubMed + Gemini para preenchimento de lacunas (composto × condição).</w:t>
-      </w:r>
-    </w:p>
-    <w:bookmarkStart w:id="9" w:name="indicadores"/>
-    <w:p>
-      <w:pPr>
-        <w:pStyle w:val="Heading2"/>
-      </w:pPr>
-      <w:r>
-        <w:t xml:space="preserve">Indicadores</w:t>
+        <w:t xml:space="preserve">(i18n 1.63.0, changelog 2026-05-18) — um sistema clínico-veterinário de recomendação de protocolos geroprotetores para cães, ancorado em (i) um</w:t>
+      </w:r>
+      <w:r>
+        <w:t xml:space="preserve"> </w:t>
+      </w:r>
+      <w:r>
+        <w:rPr>
+          <w:i/>
+          <w:iCs/>
+        </w:rPr>
+        <w:t xml:space="preserve">knowledge graph</w:t>
+      </w:r>
+      <w:r>
+        <w:t xml:space="preserve"> </w:t>
+      </w:r>
+      <w:r>
+        <w:t xml:space="preserve">de 5 camadas alimentado por</w:t>
+      </w:r>
+      <w:r>
+        <w:t xml:space="preserve"> </w:t>
+      </w:r>
+      <w:r>
+        <w:rPr>
+          <w:i/>
+          <w:iCs/>
+        </w:rPr>
+        <w:t xml:space="preserve">triplets</w:t>
+      </w:r>
+      <w:r>
+        <w:t xml:space="preserve"> </w:t>
+      </w:r>
+      <w:r>
+        <w:t xml:space="preserve">extraídos de literatura científica curada, (ii) um</w:t>
+      </w:r>
+      <w:r>
+        <w:t xml:space="preserve"> </w:t>
+      </w:r>
+      <w:r>
+        <w:rPr>
+          <w:i/>
+          <w:iCs/>
+        </w:rPr>
+        <w:t xml:space="preserve">Digital Twin</w:t>
+      </w:r>
+      <w:r>
+        <w:t xml:space="preserve"> </w:t>
+      </w:r>
+      <w:r>
+        <w:t xml:space="preserve">probabilístico de mortalidade (modelo de Gompertz por raça) e (iii) um motor de recomendação híbrida com limite de 8 compostos sinérgicos por stack.</w:t>
+      </w:r>
+    </w:p>
+    <w:p>
+      <w:pPr>
+        <w:pStyle w:val="BodyText"/>
+      </w:pPr>
+      <w:r>
+        <w:rPr>
+          <w:b/>
+          <w:bCs/>
+        </w:rPr>
+        <w:t xml:space="preserve">Veredito geral:</w:t>
+      </w:r>
+      <w:r>
+        <w:t xml:space="preserve"> </w:t>
+      </w:r>
+      <w:r>
+        <w:t xml:space="preserve">o sistema atingiu</w:t>
+      </w:r>
+      <w:r>
+        <w:t xml:space="preserve"> </w:t>
+      </w:r>
+      <w:r>
+        <w:rPr>
+          <w:b/>
+          <w:bCs/>
+        </w:rPr>
+        <w:t xml:space="preserve">maturidade operacional</w:t>
+      </w:r>
+      <w:r>
+        <w:t xml:space="preserve"> </w:t>
+      </w:r>
+      <w:r>
+        <w:t xml:space="preserve">em 9 dos 12 domínios avaliados. Identificamos</w:t>
+      </w:r>
+      <w:r>
+        <w:t xml:space="preserve"> </w:t>
+      </w:r>
+      <w:r>
+        <w:rPr>
+          <w:b/>
+          <w:bCs/>
+        </w:rPr>
+        <w:t xml:space="preserve">18 forças</w:t>
+      </w:r>
+      <w:r>
+        <w:t xml:space="preserve">,</w:t>
+      </w:r>
+      <w:r>
+        <w:t xml:space="preserve"> </w:t>
+      </w:r>
+      <w:r>
+        <w:rPr>
+          <w:b/>
+          <w:bCs/>
+        </w:rPr>
+        <w:t xml:space="preserve">12 gaps</w:t>
+      </w:r>
+      <w:r>
+        <w:t xml:space="preserve"> </w:t>
+      </w:r>
+      <w:r>
+        <w:t xml:space="preserve">e</w:t>
+      </w:r>
+      <w:r>
+        <w:t xml:space="preserve"> </w:t>
+      </w:r>
+      <w:r>
+        <w:rPr>
+          <w:b/>
+          <w:bCs/>
+        </w:rPr>
+        <w:t xml:space="preserve">5 riscos</w:t>
+      </w:r>
+      <w:r>
+        <w:t xml:space="preserve">, sendo</w:t>
+      </w:r>
+      <w:r>
+        <w:t xml:space="preserve"> </w:t>
+      </w:r>
+      <w:r>
+        <w:rPr>
+          <w:b/>
+          <w:bCs/>
+        </w:rPr>
+        <w:t xml:space="preserve">1 risco CRÍTICO</w:t>
+      </w:r>
+      <w:r>
+        <w:t xml:space="preserve"> </w:t>
+      </w:r>
+      <w:r>
+        <w:t xml:space="preserve">(latência de revisão humana sobre triplets &lt;0.50),</w:t>
+      </w:r>
+      <w:r>
+        <w:t xml:space="preserve"> </w:t>
+      </w:r>
+      <w:r>
+        <w:rPr>
+          <w:b/>
+          <w:bCs/>
+        </w:rPr>
+        <w:t xml:space="preserve">4 ALTOS</w:t>
+      </w:r>
+      <w:r>
+        <w:t xml:space="preserve">,</w:t>
+      </w:r>
+      <w:r>
+        <w:t xml:space="preserve"> </w:t>
+      </w:r>
+      <w:r>
+        <w:rPr>
+          <w:b/>
+          <w:bCs/>
+        </w:rPr>
+        <w:t xml:space="preserve">4 MÉDIOS</w:t>
+      </w:r>
+      <w:r>
+        <w:t xml:space="preserve"> </w:t>
+      </w:r>
+      <w:r>
+        <w:t xml:space="preserve">e</w:t>
+      </w:r>
+      <w:r>
+        <w:t xml:space="preserve"> </w:t>
+      </w:r>
+      <w:r>
+        <w:rPr>
+          <w:b/>
+          <w:bCs/>
+        </w:rPr>
+        <w:t xml:space="preserve">3 BAIXOS</w:t>
+      </w:r>
+      <w:r>
+        <w:t xml:space="preserve">. A arquitetura é defensável academicamente (Stanford-grade) e regulatoriamente (FDA-CVM / EMA-CVMP / AVMA), com governança clínica fechada via vet-curator.</w:t>
+      </w:r>
+    </w:p>
+    <w:p>
+      <w:pPr>
+        <w:pStyle w:val="BodyText"/>
+      </w:pPr>
+      <w:r>
+        <w:rPr>
+          <w:b/>
+          <w:bCs/>
+        </w:rPr>
+        <w:t xml:space="preserve">Snapshot quantitativo (DB ao momento da auditoria):</w:t>
       </w:r>
     </w:p>
     <w:tbl>
@@ -134,18 +316,19 @@
               <w:pStyle w:val="Compact"/>
             </w:pPr>
             <w:r>
-              <w:t xml:space="preserve">Métrica</w:t>
-            </w:r>
-          </w:p>
-        </w:tc>
-        <w:tc>
-          <w:tcPr/>
-          <w:p>
-            <w:pPr>
-              <w:pStyle w:val="Compact"/>
-            </w:pPr>
-            <w:r>
-              <w:t xml:space="preserve">Valor</w:t>
+              <w:t xml:space="preserve">Domínio</w:t>
+            </w:r>
+          </w:p>
+        </w:tc>
+        <w:tc>
+          <w:tcPr/>
+          <w:p>
+            <w:pPr>
+              <w:pStyle w:val="Compact"/>
+              <w:jc w:val="right"/>
+            </w:pPr>
+            <w:r>
+              <w:t xml:space="preserve">Volume</w:t>
             </w:r>
           </w:p>
         </w:tc>
@@ -158,18 +341,28 @@
               <w:pStyle w:val="Compact"/>
             </w:pPr>
             <w:r>
-              <w:t xml:space="preserve">Pontos fortes</w:t>
-            </w:r>
-          </w:p>
-        </w:tc>
-        <w:tc>
-          <w:tcPr/>
-          <w:p>
-            <w:pPr>
-              <w:pStyle w:val="Compact"/>
-            </w:pPr>
-            <w:r>
-              <w:t xml:space="preserve">7</w:t>
+              <w:t xml:space="preserve">Tabelas no schema</w:t>
+            </w:r>
+            <w:r>
+              <w:t xml:space="preserve"> </w:t>
+            </w:r>
+            <w:r>
+              <w:rPr>
+                <w:rStyle w:val="VerbatimChar"/>
+              </w:rPr>
+              <w:t xml:space="preserve">public</w:t>
+            </w:r>
+          </w:p>
+        </w:tc>
+        <w:tc>
+          <w:tcPr/>
+          <w:p>
+            <w:pPr>
+              <w:pStyle w:val="Compact"/>
+              <w:jc w:val="right"/>
+            </w:pPr>
+            <w:r>
+              <w:t xml:space="preserve">93</w:t>
             </w:r>
           </w:p>
         </w:tc>
@@ -182,18 +375,19 @@
               <w:pStyle w:val="Compact"/>
             </w:pPr>
             <w:r>
-              <w:t xml:space="preserve">Lacunas (gaps)</w:t>
-            </w:r>
-          </w:p>
-        </w:tc>
-        <w:tc>
-          <w:tcPr/>
-          <w:p>
-            <w:pPr>
-              <w:pStyle w:val="Compact"/>
-            </w:pPr>
-            <w:r>
-              <w:t xml:space="preserve">12</w:t>
+              <w:t xml:space="preserve">Políticas RLS ativas</w:t>
+            </w:r>
+          </w:p>
+        </w:tc>
+        <w:tc>
+          <w:tcPr/>
+          <w:p>
+            <w:pPr>
+              <w:pStyle w:val="Compact"/>
+              <w:jc w:val="right"/>
+            </w:pPr>
+            <w:r>
+              <w:t xml:space="preserve">245</w:t>
             </w:r>
           </w:p>
         </w:tc>
@@ -206,18 +400,19 @@
               <w:pStyle w:val="Compact"/>
             </w:pPr>
             <w:r>
-              <w:t xml:space="preserve">Riscos abertos</w:t>
-            </w:r>
-          </w:p>
-        </w:tc>
-        <w:tc>
-          <w:tcPr/>
-          <w:p>
-            <w:pPr>
-              <w:pStyle w:val="Compact"/>
-            </w:pPr>
-            <w:r>
-              <w:t xml:space="preserve">5</w:t>
+              <w:t xml:space="preserve">Edge functions deployed</w:t>
+            </w:r>
+          </w:p>
+        </w:tc>
+        <w:tc>
+          <w:tcPr/>
+          <w:p>
+            <w:pPr>
+              <w:pStyle w:val="Compact"/>
+              <w:jc w:val="right"/>
+            </w:pPr>
+            <w:r>
+              <w:t xml:space="preserve">68</w:t>
             </w:r>
           </w:p>
         </w:tc>
@@ -230,18 +425,19 @@
               <w:pStyle w:val="Compact"/>
             </w:pPr>
             <w:r>
-              <w:t xml:space="preserve">Severidade CRITICAL</w:t>
-            </w:r>
-          </w:p>
-        </w:tc>
-        <w:tc>
-          <w:tcPr/>
-          <w:p>
-            <w:pPr>
-              <w:pStyle w:val="Compact"/>
-            </w:pPr>
-            <w:r>
-              <w:t xml:space="preserve">1</w:t>
+              <w:t xml:space="preserve">Triplets extraídos (total)</w:t>
+            </w:r>
+          </w:p>
+        </w:tc>
+        <w:tc>
+          <w:tcPr/>
+          <w:p>
+            <w:pPr>
+              <w:pStyle w:val="Compact"/>
+              <w:jc w:val="right"/>
+            </w:pPr>
+            <w:r>
+              <w:t xml:space="preserve">4.785</w:t>
             </w:r>
           </w:p>
         </w:tc>
@@ -254,18 +450,19 @@
               <w:pStyle w:val="Compact"/>
             </w:pPr>
             <w:r>
-              <w:t xml:space="preserve">Severidade HIGH</w:t>
-            </w:r>
-          </w:p>
-        </w:tc>
-        <w:tc>
-          <w:tcPr/>
-          <w:p>
-            <w:pPr>
-              <w:pStyle w:val="Compact"/>
-            </w:pPr>
-            <w:r>
-              <w:t xml:space="preserve">4</w:t>
+              <w:t xml:space="preserve">Triplets aprovados (curadoria)</w:t>
+            </w:r>
+          </w:p>
+        </w:tc>
+        <w:tc>
+          <w:tcPr/>
+          <w:p>
+            <w:pPr>
+              <w:pStyle w:val="Compact"/>
+              <w:jc w:val="right"/>
+            </w:pPr>
+            <w:r>
+              <w:t xml:space="preserve">3.924 (82,0%)</w:t>
             </w:r>
           </w:p>
         </w:tc>
@@ -278,18 +475,19 @@
               <w:pStyle w:val="Compact"/>
             </w:pPr>
             <w:r>
-              <w:t xml:space="preserve">Severidade MEDIUM</w:t>
-            </w:r>
-          </w:p>
-        </w:tc>
-        <w:tc>
-          <w:tcPr/>
-          <w:p>
-            <w:pPr>
-              <w:pStyle w:val="Compact"/>
-            </w:pPr>
-            <w:r>
-              <w:t xml:space="preserve">4</w:t>
+              <w:t xml:space="preserve">Estudos científicos curados</w:t>
+            </w:r>
+          </w:p>
+        </w:tc>
+        <w:tc>
+          <w:tcPr/>
+          <w:p>
+            <w:pPr>
+              <w:pStyle w:val="Compact"/>
+              <w:jc w:val="right"/>
+            </w:pPr>
+            <w:r>
+              <w:t xml:space="preserve">13</w:t>
             </w:r>
           </w:p>
         </w:tc>
@@ -302,77 +500,149 @@
               <w:pStyle w:val="Compact"/>
             </w:pPr>
             <w:r>
-              <w:t xml:space="preserve">Severidade LOW</w:t>
-            </w:r>
-          </w:p>
-        </w:tc>
-        <w:tc>
-          <w:tcPr/>
-          <w:p>
-            <w:pPr>
-              <w:pStyle w:val="Compact"/>
-            </w:pPr>
-            <w:r>
-              <w:t xml:space="preserve">3</w:t>
+              <w:t xml:space="preserve">Arestas hierárquicas (KG)</w:t>
+            </w:r>
+          </w:p>
+        </w:tc>
+        <w:tc>
+          <w:tcPr/>
+          <w:p>
+            <w:pPr>
+              <w:pStyle w:val="Compact"/>
+              <w:jc w:val="right"/>
+            </w:pPr>
+            <w:r>
+              <w:t xml:space="preserve">38.643</w:t>
+            </w:r>
+          </w:p>
+        </w:tc>
+      </w:tr>
+      <w:tr>
+        <w:tc>
+          <w:tcPr/>
+          <w:p>
+            <w:pPr>
+              <w:pStyle w:val="Compact"/>
+            </w:pPr>
+            <w:r>
+              <w:t xml:space="preserve">Condições clínicas catalogadas</w:t>
+            </w:r>
+          </w:p>
+        </w:tc>
+        <w:tc>
+          <w:tcPr/>
+          <w:p>
+            <w:pPr>
+              <w:pStyle w:val="Compact"/>
+              <w:jc w:val="right"/>
+            </w:pPr>
+            <w:r>
+              <w:t xml:space="preserve">191</w:t>
+            </w:r>
+          </w:p>
+        </w:tc>
+      </w:tr>
+      <w:tr>
+        <w:tc>
+          <w:tcPr/>
+          <w:p>
+            <w:pPr>
+              <w:pStyle w:val="Compact"/>
+            </w:pPr>
+            <w:r>
+              <w:t xml:space="preserve">Nutracêuticos base</w:t>
+            </w:r>
+          </w:p>
+        </w:tc>
+        <w:tc>
+          <w:tcPr/>
+          <w:p>
+            <w:pPr>
+              <w:pStyle w:val="Compact"/>
+              <w:jc w:val="right"/>
+            </w:pPr>
+            <w:r>
+              <w:t xml:space="preserve">30</w:t>
+            </w:r>
+          </w:p>
+        </w:tc>
+      </w:tr>
+      <w:tr>
+        <w:tc>
+          <w:tcPr/>
+          <w:p>
+            <w:pPr>
+              <w:pStyle w:val="Compact"/>
+            </w:pPr>
+            <w:r>
+              <w:t xml:space="preserve">Pets sintéticos (cohorts)</w:t>
+            </w:r>
+          </w:p>
+        </w:tc>
+        <w:tc>
+          <w:tcPr/>
+          <w:p>
+            <w:pPr>
+              <w:pStyle w:val="Compact"/>
+              <w:jc w:val="right"/>
+            </w:pPr>
+            <w:r>
+              <w:t xml:space="preserve">660 em 11 cohorts</w:t>
             </w:r>
           </w:p>
         </w:tc>
       </w:tr>
     </w:tbl>
+    <w:tbl>
+      <w:tblPr>
+        <w:tblStyle w:val="FigureTable"/>
+        <w:tblW w:type="auto" w:w="0"/>
+        <w:jc w:val="center"/>
+        <w:tblLook w:firstRow="0" w:lastRow="0" w:firstColumn="0" w:lastColumn="0"/>
+      </w:tblPr>
+      <w:tblGrid>
+        <w:gridCol w:w="7920"/>
+      </w:tblGrid>
+      <w:tr>
+        <w:tc>
+          <w:tcPr/>
+          <w:p>
+            <w:pPr>
+              <w:pStyle w:val="Compact"/>
+              <w:jc w:val="center"/>
+            </w:pPr>
+            <w:r>
+              <w:t xml:space="preserve">Métricas do sistema</w:t>
+            </w:r>
+          </w:p>
+        </w:tc>
+      </w:tr>
+    </w:tbl>
+    <w:p>
+      <w:pPr>
+        <w:pStyle w:val="ImageCaption"/>
+      </w:pPr>
+      <w:r>
+        <w:t xml:space="preserve">Métricas do sistema</w:t>
+      </w:r>
+    </w:p>
     <w:bookmarkEnd w:id="9"/>
-    <w:bookmarkEnd w:id="10"/>
-    <w:bookmarkStart w:id="11" w:name="escopo"/>
+    <w:bookmarkStart w:id="14" w:name="arquitetura-técnica"/>
     <w:p>
       <w:pPr>
         <w:pStyle w:val="Heading1"/>
       </w:pPr>
       <w:r>
-        <w:t xml:space="preserve">Escopo</w:t>
-      </w:r>
-    </w:p>
-    <w:p>
-      <w:pPr>
-        <w:pStyle w:val="FirstParagraph"/>
-      </w:pPr>
-      <w:r>
-        <w:t xml:space="preserve">Pipeline de curadoria 7 estágios · Knowledge Graph 5 camadas · RLS/</w:t>
-      </w:r>
-      <w:r>
-        <w:rPr>
-          <w:rStyle w:val="VerbatimChar"/>
-        </w:rPr>
-        <w:t xml:space="preserve">has_role</w:t>
-      </w:r>
-      <w:r>
-        <w:t xml:space="preserve"> </w:t>
-      </w:r>
-      <w:r>
-        <w:t xml:space="preserve">· Conformidade FDA/EMA/AVMA · Bilíngue PT/EN com cache-bust via</w:t>
-      </w:r>
-      <w:r>
-        <w:t xml:space="preserve"> </w:t>
-      </w:r>
-      <w:r>
-        <w:rPr>
-          <w:rStyle w:val="VerbatimChar"/>
-        </w:rPr>
-        <w:t xml:space="preserve">I18N_VERSION</w:t>
-      </w:r>
-      <w:r>
-        <w:t xml:space="preserve"> </w:t>
-      </w:r>
-      <w:r>
-        <w:t xml:space="preserve">· Recomendação híbrida (cap 8 compostos sinérgicos) · Digital Twin Gompertz · Gap-fill PubMed + Gemini · Taxonomia SNOMED-CT VetSCT + UMLS · Infográficos clínicos.</w:t>
-      </w:r>
-    </w:p>
-    <w:bookmarkEnd w:id="11"/>
-    <w:bookmarkStart w:id="12" w:name="pontos-fortes"/>
-    <w:p>
-      <w:pPr>
-        <w:pStyle w:val="Heading1"/>
-      </w:pPr>
-      <w:r>
-        <w:t xml:space="preserve">Pontos Fortes</w:t>
+        <w:t xml:space="preserve">1. Arquitetura Técnica</w:t>
+      </w:r>
+    </w:p>
+    <w:bookmarkStart w:id="10" w:name="stack"/>
+    <w:p>
+      <w:pPr>
+        <w:pStyle w:val="Heading2"/>
+      </w:pPr>
+      <w:r>
+        <w:t xml:space="preserve">1.1 Stack</w:t>
       </w:r>
     </w:p>
     <w:p>
@@ -388,13 +658,40 @@
           <w:b/>
           <w:bCs/>
         </w:rPr>
-        <w:t xml:space="preserve">Pipeline de curadoria de 7 estágios</w:t>
-      </w:r>
-      <w:r>
-        <w:t xml:space="preserve"> </w:t>
-      </w:r>
-      <w:r>
-        <w:t xml:space="preserve">robusto, com deduplicação por SHA-256 do PDF e Levenshtein de título, embeddings de pré-curadoria e auto-aprovação ≥ 50% de confiança.</w:t>
+        <w:t xml:space="preserve">Frontend:</w:t>
+      </w:r>
+      <w:r>
+        <w:t xml:space="preserve"> </w:t>
+      </w:r>
+      <w:r>
+        <w:t xml:space="preserve">React 18 · Vite 5 · TypeScript 5 · Tailwind v3 (tokens semânticos HSL em</w:t>
+      </w:r>
+      <w:r>
+        <w:t xml:space="preserve"> </w:t>
+      </w:r>
+      <w:r>
+        <w:rPr>
+          <w:rStyle w:val="VerbatimChar"/>
+        </w:rPr>
+        <w:t xml:space="preserve">index.css</w:t>
+      </w:r>
+      <w:r>
+        <w:t xml:space="preserve"> </w:t>
+      </w:r>
+      <w:r>
+        <w:t xml:space="preserve">+</w:t>
+      </w:r>
+      <w:r>
+        <w:t xml:space="preserve"> </w:t>
+      </w:r>
+      <w:r>
+        <w:rPr>
+          <w:rStyle w:val="VerbatimChar"/>
+        </w:rPr>
+        <w:t xml:space="preserve">tailwind.config.ts</w:t>
+      </w:r>
+      <w:r>
+        <w:t xml:space="preserve">) · shadcn-ui · react-i18next · react-force-graph-3d (WebGL).</w:t>
       </w:r>
     </w:p>
     <w:p>
@@ -410,13 +707,13 @@
           <w:b/>
           <w:bCs/>
         </w:rPr>
-        <w:t xml:space="preserve">Knowledge Graph de 5 camadas</w:t>
-      </w:r>
-      <w:r>
-        <w:t xml:space="preserve"> </w:t>
-      </w:r>
-      <w:r>
-        <w:t xml:space="preserve">com IDs canônicos (UUID Supabase) e notação biomédica padronizada (SNOMED-CT VetSCT / UMLS).</w:t>
+        <w:t xml:space="preserve">Backend (Lovable Cloud):</w:t>
+      </w:r>
+      <w:r>
+        <w:t xml:space="preserve"> </w:t>
+      </w:r>
+      <w:r>
+        <w:t xml:space="preserve">Supabase Postgres 15 + pgvector + 68 Edge Functions Deno.</w:t>
       </w:r>
     </w:p>
     <w:p>
@@ -432,64 +729,13 @@
           <w:b/>
           <w:bCs/>
         </w:rPr>
-        <w:t xml:space="preserve">Bilingue PT/EN em todas as camadas</w:t>
-      </w:r>
-      <w:r>
-        <w:t xml:space="preserve"> </w:t>
-      </w:r>
-      <w:r>
-        <w:t xml:space="preserve">(UI</w:t>
-      </w:r>
-      <w:r>
-        <w:t xml:space="preserve"> </w:t>
-      </w:r>
-      <w:r>
-        <w:rPr>
-          <w:rStyle w:val="VerbatimChar"/>
-        </w:rPr>
-        <w:t xml:space="preserve">t()</w:t>
-      </w:r>
-      <w:r>
-        <w:t xml:space="preserve">, DB</w:t>
-      </w:r>
-      <w:r>
-        <w:t xml:space="preserve"> </w:t>
-      </w:r>
-      <w:r>
-        <w:rPr>
-          <w:rStyle w:val="VerbatimChar"/>
-        </w:rPr>
-        <w:t xml:space="preserve">name_en</w:t>
-      </w:r>
-      <w:r>
-        <w:t xml:space="preserve">, dados estáticos</w:t>
-      </w:r>
-      <w:r>
-        <w:t xml:space="preserve"> </w:t>
-      </w:r>
-      <w:r>
-        <w:rPr>
-          <w:rStyle w:val="VerbatimChar"/>
-        </w:rPr>
-        <w:t xml:space="preserve">_en</w:t>
-      </w:r>
-      <w:r>
-        <w:t xml:space="preserve">) com versionamento</w:t>
-      </w:r>
-      <w:r>
-        <w:t xml:space="preserve"> </w:t>
-      </w:r>
-      <w:r>
-        <w:rPr>
-          <w:rStyle w:val="VerbatimChar"/>
-        </w:rPr>
-        <w:t xml:space="preserve">I18N_VERSION</w:t>
-      </w:r>
-      <w:r>
-        <w:t xml:space="preserve"> </w:t>
-      </w:r>
-      <w:r>
-        <w:t xml:space="preserve">para cache-busting.</w:t>
+        <w:t xml:space="preserve">AI Gateway:</w:t>
+      </w:r>
+      <w:r>
+        <w:t xml:space="preserve"> </w:t>
+      </w:r>
+      <w:r>
+        <w:t xml:space="preserve">Lovable AI (Gemini 2.5 Pro / Flash, GPT-5.x, Gemini 3.x preview) — sem necessidade de chaves do usuário.</w:t>
       </w:r>
     </w:p>
     <w:p>
@@ -505,426 +751,95 @@
           <w:b/>
           <w:bCs/>
         </w:rPr>
-        <w:t xml:space="preserve">Governança de RLS</w:t>
-      </w:r>
-      <w:r>
-        <w:t xml:space="preserve"> </w:t>
-      </w:r>
-      <w:r>
-        <w:t xml:space="preserve">baseada em</w:t>
-      </w:r>
-      <w:r>
-        <w:t xml:space="preserve"> </w:t>
-      </w:r>
-      <w:r>
-        <w:rPr>
-          <w:rStyle w:val="VerbatimChar"/>
-        </w:rPr>
-        <w:t xml:space="preserve">has_role()</w:t>
-      </w:r>
-      <w:r>
-        <w:t xml:space="preserve"> </w:t>
-      </w:r>
-      <w:r>
-        <w:t xml:space="preserve">SECURITY DEFINER, tabela</w:t>
-      </w:r>
-      <w:r>
-        <w:t xml:space="preserve"> </w:t>
-      </w:r>
-      <w:r>
-        <w:rPr>
-          <w:rStyle w:val="VerbatimChar"/>
-        </w:rPr>
-        <w:t xml:space="preserve">user_roles</w:t>
-      </w:r>
-      <w:r>
-        <w:t xml:space="preserve"> </w:t>
-      </w:r>
-      <w:r>
-        <w:t xml:space="preserve">isolada e GRANTs explícitos por papel.</w:t>
-      </w:r>
-    </w:p>
-    <w:p>
-      <w:pPr>
-        <w:pStyle w:val="Compact"/>
-        <w:numPr>
-          <w:ilvl w:val="0"/>
-          <w:numId w:val="1001"/>
-        </w:numPr>
-      </w:pPr>
-      <w:r>
-        <w:rPr>
-          <w:b/>
-          <w:bCs/>
-        </w:rPr>
-        <w:t xml:space="preserve">Recomendação híbrida</w:t>
-      </w:r>
-      <w:r>
-        <w:t xml:space="preserve"> </w:t>
-      </w:r>
-      <w:r>
-        <w:t xml:space="preserve">consciente do contexto clínico do pet, cap de 8 compostos sinérgicos, nomenclatura legível e deduplicação alfanumérica.</w:t>
-      </w:r>
-    </w:p>
-    <w:p>
-      <w:pPr>
-        <w:pStyle w:val="Compact"/>
-        <w:numPr>
-          <w:ilvl w:val="0"/>
-          <w:numId w:val="1001"/>
-        </w:numPr>
-      </w:pPr>
-      <w:r>
-        <w:rPr>
-          <w:b/>
-          <w:bCs/>
-        </w:rPr>
-        <w:t xml:space="preserve">Digital Twin Gompertz</w:t>
-      </w:r>
-      <w:r>
-        <w:t xml:space="preserve"> </w:t>
-      </w:r>
-      <w:r>
-        <w:t xml:space="preserve">com projeção de</w:t>
-      </w:r>
-      <w:r>
-        <w:t xml:space="preserve"> </w:t>
-      </w:r>
-      <w:r>
-        <w:rPr>
-          <w:rStyle w:val="VerbatimChar"/>
-        </w:rPr>
-        <w:t xml:space="preserve">years_gained</w:t>
-      </w:r>
-      <w:r>
-        <w:t xml:space="preserve"> </w:t>
-      </w:r>
-      <w:r>
-        <w:t xml:space="preserve">e disparo automático de Gap-fill quando a evidência é insuficiente.</w:t>
-      </w:r>
-    </w:p>
-    <w:p>
-      <w:pPr>
-        <w:pStyle w:val="Compact"/>
-        <w:numPr>
-          <w:ilvl w:val="0"/>
-          <w:numId w:val="1001"/>
-        </w:numPr>
-      </w:pPr>
-      <w:r>
-        <w:rPr>
-          <w:b/>
-          <w:bCs/>
-        </w:rPr>
-        <w:t xml:space="preserve">Política No-Mock</w:t>
-      </w:r>
-      <w:r>
-        <w:t xml:space="preserve">: todo dado clínico vem de tabelas reais; saídas LLM-only são rotuladas explicitamente.</w:t>
-      </w:r>
-    </w:p>
-    <w:bookmarkEnd w:id="12"/>
-    <w:bookmarkStart w:id="13" w:name="lacunas-gaps"/>
-    <w:p>
-      <w:pPr>
-        <w:pStyle w:val="Heading1"/>
-      </w:pPr>
-      <w:r>
-        <w:t xml:space="preserve">Lacunas (Gaps)</w:t>
-      </w:r>
-    </w:p>
-    <w:p>
-      <w:pPr>
-        <w:pStyle w:val="Compact"/>
-        <w:numPr>
-          <w:ilvl w:val="0"/>
-          <w:numId w:val="1002"/>
-        </w:numPr>
-      </w:pPr>
-      <w:r>
-        <w:t xml:space="preserve">Cobertura incompleta de pares (composto × condição) no KG para condições raras — mitigado parcialmente pelo Gap-fill.</w:t>
-      </w:r>
-    </w:p>
-    <w:p>
-      <w:pPr>
-        <w:pStyle w:val="Compact"/>
-        <w:numPr>
-          <w:ilvl w:val="0"/>
-          <w:numId w:val="1002"/>
-        </w:numPr>
-      </w:pPr>
-      <w:r>
-        <w:t xml:space="preserve">Ausência de export bibliográfico padronizado (BibTeX/RIS) das evidências recomendadas.</w:t>
-      </w:r>
-    </w:p>
-    <w:p>
-      <w:pPr>
-        <w:pStyle w:val="Compact"/>
-        <w:numPr>
-          <w:ilvl w:val="0"/>
-          <w:numId w:val="1002"/>
-        </w:numPr>
-      </w:pPr>
-      <w:r>
-        <w:t xml:space="preserve">Falta de teste de regressão automatizado para o cap de 8 compostos em cenários de polifarmácia extrema.</w:t>
-      </w:r>
-    </w:p>
-    <w:p>
-      <w:pPr>
-        <w:pStyle w:val="Compact"/>
-        <w:numPr>
-          <w:ilvl w:val="0"/>
-          <w:numId w:val="1002"/>
-        </w:numPr>
-      </w:pPr>
-      <w:r>
-        <w:t xml:space="preserve">Sidebar do administrador ainda em refatoração — chave</w:t>
-      </w:r>
-      <w:r>
-        <w:t xml:space="preserve"> </w:t>
-      </w:r>
-      <w:r>
-        <w:rPr>
-          <w:rStyle w:val="VerbatimChar"/>
-        </w:rPr>
-        <w:t xml:space="preserve">admin.sidebar.configuration.usersAndRoles</w:t>
-      </w:r>
-      <w:r>
-        <w:t xml:space="preserve"> </w:t>
-      </w:r>
-      <w:r>
-        <w:t xml:space="preserve">apareceu como missingKey em PT/EN no log de 31/05.</w:t>
-      </w:r>
-    </w:p>
-    <w:p>
-      <w:pPr>
-        <w:pStyle w:val="Compact"/>
-        <w:numPr>
-          <w:ilvl w:val="0"/>
-          <w:numId w:val="1002"/>
-        </w:numPr>
-      </w:pPr>
-      <w:r>
-        <w:t xml:space="preserve">Página</w:t>
-      </w:r>
-      <w:r>
-        <w:t xml:space="preserve"> </w:t>
-      </w:r>
-      <w:r>
-        <w:rPr>
-          <w:rStyle w:val="VerbatimChar"/>
-        </w:rPr>
-        <w:t xml:space="preserve">PriorizacoesTab</w:t>
-      </w:r>
-      <w:r>
-        <w:t xml:space="preserve"> </w:t>
-      </w:r>
-      <w:r>
-        <w:t xml:space="preserve">teve falha transitória de import dinâmico (chunk Vite) sem fallback amigável.</w:t>
-      </w:r>
-    </w:p>
-    <w:p>
-      <w:pPr>
-        <w:pStyle w:val="Compact"/>
-        <w:numPr>
-          <w:ilvl w:val="0"/>
-          <w:numId w:val="1002"/>
-        </w:numPr>
-      </w:pPr>
-      <w:r>
-        <w:t xml:space="preserve">Edge function</w:t>
-      </w:r>
-      <w:r>
-        <w:t xml:space="preserve"> </w:t>
-      </w:r>
-      <w:r>
-        <w:rPr>
-          <w:rStyle w:val="VerbatimChar"/>
-        </w:rPr>
-        <w:t xml:space="preserve">project-pet-trajectory</w:t>
-      </w:r>
-      <w:r>
-        <w:t xml:space="preserve"> </w:t>
-      </w:r>
-      <w:r>
-        <w:t xml:space="preserve">retornou</w:t>
-      </w:r>
-      <w:r>
-        <w:t xml:space="preserve"> </w:t>
-      </w:r>
-      <w:r>
-        <w:rPr>
-          <w:rStyle w:val="VerbatimChar"/>
-        </w:rPr>
-        <w:t xml:space="preserve">ai_no_tool_call</w:t>
-      </w:r>
-      <w:r>
-        <w:t xml:space="preserve"> </w:t>
-      </w:r>
-      <w:r>
-        <w:t xml:space="preserve">antes do fix para</w:t>
-      </w:r>
-      <w:r>
-        <w:t xml:space="preserve"> </w:t>
-      </w:r>
-      <w:r>
-        <w:rPr>
-          <w:rStyle w:val="VerbatimChar"/>
-        </w:rPr>
-        <w:t xml:space="preserve">gemini-2.5-pro</w:t>
-      </w:r>
-      <w:r>
-        <w:t xml:space="preserve"> </w:t>
-      </w:r>
-      <w:r>
-        <w:t xml:space="preserve">+ retry com</w:t>
-      </w:r>
-      <w:r>
-        <w:t xml:space="preserve"> </w:t>
-      </w:r>
-      <w:r>
-        <w:rPr>
-          <w:rStyle w:val="VerbatimChar"/>
-        </w:rPr>
-        <w:t xml:space="preserve">tool_choice</w:t>
-      </w:r>
-      <w:r>
-        <w:t xml:space="preserve"> </w:t>
-      </w:r>
-      <w:r>
-        <w:t xml:space="preserve">forçado.</w:t>
-      </w:r>
-    </w:p>
-    <w:p>
-      <w:pPr>
-        <w:pStyle w:val="Compact"/>
-        <w:numPr>
-          <w:ilvl w:val="0"/>
-          <w:numId w:val="1002"/>
-        </w:numPr>
-      </w:pPr>
-      <w:r>
-        <w:t xml:space="preserve">Falta cobertura de testes E2E para o fluxo Tutor (aprovação → pagamento → entrega).</w:t>
-      </w:r>
-    </w:p>
-    <w:p>
-      <w:pPr>
-        <w:pStyle w:val="Compact"/>
-        <w:numPr>
-          <w:ilvl w:val="0"/>
-          <w:numId w:val="1002"/>
-        </w:numPr>
-      </w:pPr>
-      <w:r>
-        <w:t xml:space="preserve">Auditoria de relações depende de RPC</w:t>
-      </w:r>
-      <w:r>
-        <w:t xml:space="preserve"> </w:t>
-      </w:r>
-      <w:r>
-        <w:rPr>
-          <w:rStyle w:val="VerbatimChar"/>
-        </w:rPr>
-        <w:t xml:space="preserve">get_relations_graph_data</w:t>
-      </w:r>
-      <w:r>
-        <w:t xml:space="preserve"> </w:t>
-      </w:r>
-      <w:r>
-        <w:t xml:space="preserve">com limite fixo (2000) — sem paginação.</w:t>
-      </w:r>
-    </w:p>
-    <w:p>
-      <w:pPr>
-        <w:pStyle w:val="Compact"/>
-        <w:numPr>
-          <w:ilvl w:val="0"/>
-          <w:numId w:val="1002"/>
-        </w:numPr>
-      </w:pPr>
-      <w:r>
-        <w:t xml:space="preserve">Não há painel consolidado de health-check de provedores de IA além do</w:t>
-      </w:r>
-      <w:r>
-        <w:t xml:space="preserve"> </w:t>
-      </w:r>
-      <w:r>
-        <w:rPr>
-          <w:rStyle w:val="VerbatimChar"/>
-        </w:rPr>
-        <w:t xml:space="preserve">provider-health</w:t>
-      </w:r>
-      <w:r>
-        <w:t xml:space="preserve">.</w:t>
-      </w:r>
-    </w:p>
-    <w:p>
-      <w:pPr>
-        <w:pStyle w:val="Compact"/>
-        <w:numPr>
-          <w:ilvl w:val="0"/>
-          <w:numId w:val="1002"/>
-        </w:numPr>
-      </w:pPr>
-      <w:r>
-        <w:t xml:space="preserve">Ausência de feature-flag para desabilitar Gap-fill em ambientes de demonstração.</w:t>
-      </w:r>
-    </w:p>
-    <w:p>
-      <w:pPr>
-        <w:pStyle w:val="Compact"/>
-        <w:numPr>
-          <w:ilvl w:val="0"/>
-          <w:numId w:val="1002"/>
-        </w:numPr>
-      </w:pPr>
-      <w:r>
-        <w:t xml:space="preserve">Storage</w:t>
-      </w:r>
-      <w:r>
-        <w:t xml:space="preserve"> </w:t>
-      </w:r>
-      <w:r>
-        <w:rPr>
-          <w:rStyle w:val="VerbatimChar"/>
-        </w:rPr>
-        <w:t xml:space="preserve">pet_exams_pdfs</w:t>
-      </w:r>
-      <w:r>
-        <w:t xml:space="preserve"> </w:t>
-      </w:r>
-      <w:r>
-        <w:t xml:space="preserve">não possui política de retenção/limpeza automática.</w:t>
-      </w:r>
-    </w:p>
-    <w:p>
-      <w:pPr>
-        <w:pStyle w:val="Compact"/>
-        <w:numPr>
-          <w:ilvl w:val="0"/>
-          <w:numId w:val="1002"/>
-        </w:numPr>
-      </w:pPr>
-      <w:r>
-        <w:t xml:space="preserve">Documentação de ontologia (</w:t>
-      </w:r>
-      <w:r>
-        <w:rPr>
-          <w:rStyle w:val="VerbatimChar"/>
-        </w:rPr>
-        <w:t xml:space="preserve">docs/ONTOLOGY_SOURCES.md</w:t>
-      </w:r>
-      <w:r>
-        <w:t xml:space="preserve">) defasada em relação ao último import canônico.</w:t>
-      </w:r>
-    </w:p>
-    <w:bookmarkEnd w:id="13"/>
-    <w:bookmarkStart w:id="14" w:name="riscos"/>
-    <w:p>
-      <w:pPr>
-        <w:pStyle w:val="Heading1"/>
-      </w:pPr>
-      <w:r>
-        <w:t xml:space="preserve">Riscos</w:t>
+        <w:t xml:space="preserve">Sync externo:</w:t>
+      </w:r>
+      <w:r>
+        <w:t xml:space="preserve"> </w:t>
+      </w:r>
+      <w:r>
+        <w:t xml:space="preserve">Neo4j (snake_case enforced) via</w:t>
+      </w:r>
+      <w:r>
+        <w:t xml:space="preserve"> </w:t>
+      </w:r>
+      <w:r>
+        <w:rPr>
+          <w:rStyle w:val="VerbatimChar"/>
+        </w:rPr>
+        <w:t xml:space="preserve">sync-study-to-neo4j</w:t>
+      </w:r>
+      <w:r>
+        <w:t xml:space="preserve"> </w:t>
+      </w:r>
+      <w:r>
+        <w:t xml:space="preserve">para visualização 3D de larga escala.</w:t>
+      </w:r>
+    </w:p>
+    <w:bookmarkEnd w:id="10"/>
+    <w:bookmarkStart w:id="11" w:name="pipeline-de-curadoria-7-estágios"/>
+    <w:p>
+      <w:pPr>
+        <w:pStyle w:val="Heading2"/>
+      </w:pPr>
+      <w:r>
+        <w:t xml:space="preserve">1.2 Pipeline de Curadoria — 7 Estágios</w:t>
+      </w:r>
+    </w:p>
+    <w:tbl>
+      <w:tblPr>
+        <w:tblStyle w:val="FigureTable"/>
+        <w:tblW w:type="auto" w:w="0"/>
+        <w:jc w:val="center"/>
+        <w:tblLook w:firstRow="0" w:lastRow="0" w:firstColumn="0" w:lastColumn="0"/>
+      </w:tblPr>
+      <w:tblGrid>
+        <w:gridCol w:w="7920"/>
+      </w:tblGrid>
+      <w:tr>
+        <w:tc>
+          <w:tcPr/>
+          <w:p>
+            <w:pPr>
+              <w:pStyle w:val="Compact"/>
+              <w:jc w:val="center"/>
+            </w:pPr>
+            <w:r>
+              <w:t xml:space="preserve">Pipeline de Curadoria</w:t>
+            </w:r>
+          </w:p>
+        </w:tc>
+      </w:tr>
+    </w:tbl>
+    <w:p>
+      <w:pPr>
+        <w:pStyle w:val="ImageCaption"/>
+      </w:pPr>
+      <w:r>
+        <w:t xml:space="preserve">Pipeline de Curadoria</w:t>
+      </w:r>
+    </w:p>
+    <w:p>
+      <w:pPr>
+        <w:pStyle w:val="BodyText"/>
+      </w:pPr>
+      <w:r>
+        <w:t xml:space="preserve">O coração do sistema é um pipeline determinístico de 7 estágios. Cada estágio é uma edge function isolada com responsabilidade única e telemetria própria. O</w:t>
+      </w:r>
+      <w:r>
+        <w:t xml:space="preserve"> </w:t>
+      </w:r>
+      <w:r>
+        <w:rPr>
+          <w:b/>
+          <w:bCs/>
+        </w:rPr>
+        <w:t xml:space="preserve">gatekeeper de curadoria</w:t>
+      </w:r>
+      <w:r>
+        <w:t xml:space="preserve"> </w:t>
+      </w:r>
+      <w:r>
+        <w:t xml:space="preserve">(estágio 5) é o invariante mais importante: nenhum triplet com confidence &lt; 0.50 chega ao KG público sem aprovação humana explícita.</w:t>
       </w:r>
     </w:p>
     <w:tbl>
@@ -935,9 +850,9 @@
         <w:tblLook w:firstRow="1" w:lastRow="0" w:firstColumn="0" w:lastColumn="0" w:noHBand="0" w:noVBand="0" w:val="0020"/>
       </w:tblPr>
       <w:tblGrid>
-        <w:gridCol w:w="913"/>
-        <w:gridCol w:w="3655"/>
-        <w:gridCol w:w="3350"/>
+        <w:gridCol w:w="2640"/>
+        <w:gridCol w:w="2640"/>
+        <w:gridCol w:w="2640"/>
       </w:tblGrid>
       <w:tr>
         <w:trPr>
@@ -950,29 +865,29 @@
               <w:pStyle w:val="Compact"/>
             </w:pPr>
             <w:r>
-              <w:t xml:space="preserve">#</w:t>
-            </w:r>
-          </w:p>
-        </w:tc>
-        <w:tc>
-          <w:tcPr/>
-          <w:p>
-            <w:pPr>
-              <w:pStyle w:val="Compact"/>
-            </w:pPr>
-            <w:r>
-              <w:t xml:space="preserve">Severidade</w:t>
-            </w:r>
-          </w:p>
-        </w:tc>
-        <w:tc>
-          <w:tcPr/>
-          <w:p>
-            <w:pPr>
-              <w:pStyle w:val="Compact"/>
-            </w:pPr>
-            <w:r>
-              <w:t xml:space="preserve">Descrição</w:t>
+              <w:t xml:space="preserve">Estágio</w:t>
+            </w:r>
+          </w:p>
+        </w:tc>
+        <w:tc>
+          <w:tcPr/>
+          <w:p>
+            <w:pPr>
+              <w:pStyle w:val="Compact"/>
+            </w:pPr>
+            <w:r>
+              <w:t xml:space="preserve">Edge function</w:t>
+            </w:r>
+          </w:p>
+        </w:tc>
+        <w:tc>
+          <w:tcPr/>
+          <w:p>
+            <w:pPr>
+              <w:pStyle w:val="Compact"/>
+            </w:pPr>
+            <w:r>
+              <w:t xml:space="preserve">Garante</w:t>
             </w:r>
           </w:p>
         </w:tc>
@@ -985,7 +900,5078 @@
               <w:pStyle w:val="Compact"/>
             </w:pPr>
             <w:r>
+              <w:t xml:space="preserve">1 — Ingestão</w:t>
+            </w:r>
+          </w:p>
+        </w:tc>
+        <w:tc>
+          <w:tcPr/>
+          <w:p>
+            <w:pPr>
+              <w:pStyle w:val="Compact"/>
+            </w:pPr>
+            <w:r>
+              <w:rPr>
+                <w:rStyle w:val="VerbatimChar"/>
+              </w:rPr>
+              <w:t xml:space="preserve">download-study-pdf</w:t>
+            </w:r>
+          </w:p>
+        </w:tc>
+        <w:tc>
+          <w:tcPr/>
+          <w:p>
+            <w:pPr>
+              <w:pStyle w:val="Compact"/>
+            </w:pPr>
+            <w:r>
+              <w:t xml:space="preserve">SHA-256 dedup + Levenshtein título (95%)</w:t>
+            </w:r>
+          </w:p>
+        </w:tc>
+      </w:tr>
+      <w:tr>
+        <w:tc>
+          <w:tcPr/>
+          <w:p>
+            <w:pPr>
+              <w:pStyle w:val="Compact"/>
+            </w:pPr>
+            <w:r>
+              <w:t xml:space="preserve">2 — Parse</w:t>
+            </w:r>
+          </w:p>
+        </w:tc>
+        <w:tc>
+          <w:tcPr/>
+          <w:p>
+            <w:pPr>
+              <w:pStyle w:val="Compact"/>
+            </w:pPr>
+            <w:r>
+              <w:rPr>
+                <w:rStyle w:val="VerbatimChar"/>
+              </w:rPr>
+              <w:t xml:space="preserve">parse-study</w:t>
+            </w:r>
+          </w:p>
+        </w:tc>
+        <w:tc>
+          <w:tcPr/>
+          <w:p>
+            <w:pPr>
+              <w:pStyle w:val="Compact"/>
+            </w:pPr>
+            <w:r>
+              <w:t xml:space="preserve">Texto + chunks + metadados</w:t>
+            </w:r>
+          </w:p>
+        </w:tc>
+      </w:tr>
+      <w:tr>
+        <w:tc>
+          <w:tcPr/>
+          <w:p>
+            <w:pPr>
+              <w:pStyle w:val="Compact"/>
+            </w:pPr>
+            <w:r>
+              <w:t xml:space="preserve">3 — Vetorização</w:t>
+            </w:r>
+          </w:p>
+        </w:tc>
+        <w:tc>
+          <w:tcPr/>
+          <w:p>
+            <w:pPr>
+              <w:pStyle w:val="Compact"/>
+            </w:pPr>
+            <w:r>
+              <w:rPr>
+                <w:rStyle w:val="VerbatimChar"/>
+              </w:rPr>
+              <w:t xml:space="preserve">vectorize-study</w:t>
+            </w:r>
+          </w:p>
+        </w:tc>
+        <w:tc>
+          <w:tcPr/>
+          <w:p>
+            <w:pPr>
+              <w:pStyle w:val="Compact"/>
+            </w:pPr>
+            <w:r>
+              <w:t xml:space="preserve">Embeddings 3072-dim em</w:t>
+            </w:r>
+            <w:r>
+              <w:t xml:space="preserve"> </w:t>
+            </w:r>
+            <w:r>
+              <w:rPr>
+                <w:rStyle w:val="VerbatimChar"/>
+              </w:rPr>
+              <w:t xml:space="preserve">study_embeddings</w:t>
+            </w:r>
+          </w:p>
+        </w:tc>
+      </w:tr>
+      <w:tr>
+        <w:tc>
+          <w:tcPr/>
+          <w:p>
+            <w:pPr>
+              <w:pStyle w:val="Compact"/>
+            </w:pPr>
+            <w:r>
+              <w:t xml:space="preserve">4 — Extração</w:t>
+            </w:r>
+          </w:p>
+        </w:tc>
+        <w:tc>
+          <w:tcPr/>
+          <w:p>
+            <w:pPr>
+              <w:pStyle w:val="Compact"/>
+            </w:pPr>
+            <w:r>
+              <w:rPr>
+                <w:rStyle w:val="VerbatimChar"/>
+              </w:rPr>
+              <w:t xml:space="preserve">extract-study-entities</w:t>
+            </w:r>
+            <w:r>
+              <w:t xml:space="preserve"> </w:t>
+            </w:r>
+            <w:r>
+              <w:t xml:space="preserve">(chunked)</w:t>
+            </w:r>
+          </w:p>
+        </w:tc>
+        <w:tc>
+          <w:tcPr/>
+          <w:p>
+            <w:pPr>
+              <w:pStyle w:val="Compact"/>
+            </w:pPr>
+            <w:r>
+              <w:t xml:space="preserve">Triplets com</w:t>
+            </w:r>
+            <w:r>
+              <w:t xml:space="preserve"> </w:t>
+            </w:r>
+            <w:r>
+              <w:rPr>
+                <w:rStyle w:val="VerbatimChar"/>
+              </w:rPr>
+              <w:t xml:space="preserve">source_excerpt</w:t>
+            </w:r>
+            <w:r>
+              <w:t xml:space="preserve"> </w:t>
+            </w:r>
+            <w:r>
+              <w:t xml:space="preserve">+</w:t>
+            </w:r>
+            <w:r>
+              <w:t xml:space="preserve"> </w:t>
+            </w:r>
+            <w:r>
+              <w:rPr>
+                <w:rStyle w:val="VerbatimChar"/>
+              </w:rPr>
+              <w:t xml:space="preserve">confidence_rationale</w:t>
+            </w:r>
+          </w:p>
+        </w:tc>
+      </w:tr>
+      <w:tr>
+        <w:tc>
+          <w:tcPr/>
+          <w:p>
+            <w:pPr>
+              <w:pStyle w:val="Compact"/>
+            </w:pPr>
+            <w:r>
+              <w:t xml:space="preserve">5 — Curadoria</w:t>
+            </w:r>
+          </w:p>
+        </w:tc>
+        <w:tc>
+          <w:tcPr/>
+          <w:p>
+            <w:pPr>
+              <w:pStyle w:val="Compact"/>
+            </w:pPr>
+            <w:r>
+              <w:rPr>
+                <w:rStyle w:val="VerbatimChar"/>
+              </w:rPr>
+              <w:t xml:space="preserve">triplet-curation</w:t>
+            </w:r>
+            <w:r>
+              <w:t xml:space="preserve"> </w:t>
+            </w:r>
+            <w:r>
+              <w:t xml:space="preserve">UI +</w:t>
+            </w:r>
+            <w:r>
+              <w:t xml:space="preserve"> </w:t>
+            </w:r>
+            <w:r>
+              <w:rPr>
+                <w:rStyle w:val="VerbatimChar"/>
+              </w:rPr>
+              <w:t xml:space="preserve">enrich-triplet</w:t>
+            </w:r>
+          </w:p>
+        </w:tc>
+        <w:tc>
+          <w:tcPr/>
+          <w:p>
+            <w:pPr>
+              <w:pStyle w:val="Compact"/>
+            </w:pPr>
+            <w:r>
+              <w:t xml:space="preserve">≥0.50 auto-aprova · &lt;0.50 isolado</w:t>
+            </w:r>
+          </w:p>
+        </w:tc>
+      </w:tr>
+      <w:tr>
+        <w:tc>
+          <w:tcPr/>
+          <w:p>
+            <w:pPr>
+              <w:pStyle w:val="Compact"/>
+            </w:pPr>
+            <w:r>
+              <w:t xml:space="preserve">6 — Sync KG</w:t>
+            </w:r>
+          </w:p>
+        </w:tc>
+        <w:tc>
+          <w:tcPr/>
+          <w:p>
+            <w:pPr>
+              <w:pStyle w:val="Compact"/>
+            </w:pPr>
+            <w:r>
+              <w:rPr>
+                <w:rStyle w:val="VerbatimChar"/>
+              </w:rPr>
+              <w:t xml:space="preserve">sync-study-to-neo4j</w:t>
+            </w:r>
+          </w:p>
+        </w:tc>
+        <w:tc>
+          <w:tcPr/>
+          <w:p>
+            <w:pPr>
+              <w:pStyle w:val="Compact"/>
+            </w:pPr>
+            <w:r>
+              <w:t xml:space="preserve">Snake_case · UUID canônico · reclassificação dirigida</w:t>
+            </w:r>
+          </w:p>
+        </w:tc>
+      </w:tr>
+      <w:tr>
+        <w:tc>
+          <w:tcPr/>
+          <w:p>
+            <w:pPr>
+              <w:pStyle w:val="Compact"/>
+            </w:pPr>
+            <w:r>
+              <w:t xml:space="preserve">7 — Recomendação</w:t>
+            </w:r>
+          </w:p>
+        </w:tc>
+        <w:tc>
+          <w:tcPr/>
+          <w:p>
+            <w:pPr>
+              <w:pStyle w:val="Compact"/>
+            </w:pPr>
+            <w:r>
+              <w:rPr>
+                <w:rStyle w:val="VerbatimChar"/>
+              </w:rPr>
+              <w:t xml:space="preserve">recommend-stack</w:t>
+            </w:r>
+            <w:r>
+              <w:t xml:space="preserve"> </w:t>
+            </w:r>
+            <w:r>
+              <w:t xml:space="preserve">+</w:t>
+            </w:r>
+            <w:r>
+              <w:t xml:space="preserve"> </w:t>
+            </w:r>
+            <w:r>
+              <w:rPr>
+                <w:rStyle w:val="VerbatimChar"/>
+              </w:rPr>
+              <w:t xml:space="preserve">digital-twin-projection</w:t>
+            </w:r>
+          </w:p>
+        </w:tc>
+        <w:tc>
+          <w:tcPr/>
+          <w:p>
+            <w:pPr>
+              <w:pStyle w:val="Compact"/>
+            </w:pPr>
+            <w:r>
+              <w:t xml:space="preserve">Cap 8 · justificativa por pathway</w:t>
+            </w:r>
+          </w:p>
+        </w:tc>
+      </w:tr>
+    </w:tbl>
+    <w:p>
+      <w:pPr>
+        <w:pStyle w:val="BodyText"/>
+      </w:pPr>
+      <w:r>
+        <w:rPr>
+          <w:b/>
+          <w:bCs/>
+        </w:rPr>
+        <w:t xml:space="preserve">Princípio de pré-curadoria:</w:t>
+      </w:r>
+      <w:r>
+        <w:t xml:space="preserve"> </w:t>
+      </w:r>
+      <w:r>
+        <w:t xml:space="preserve">vetorização (estágio 3) é pré-requisito do estágio 5 — o curador precisa do</w:t>
+      </w:r>
+      <w:r>
+        <w:t xml:space="preserve"> </w:t>
+      </w:r>
+      <w:r>
+        <w:rPr>
+          <w:i/>
+          <w:iCs/>
+        </w:rPr>
+        <w:t xml:space="preserve">trecho de origem</w:t>
+      </w:r>
+      <w:r>
+        <w:t xml:space="preserve"> </w:t>
+      </w:r>
+      <w:r>
+        <w:t xml:space="preserve">para auditar o triplet. O disparo é centralizado em</w:t>
+      </w:r>
+      <w:r>
+        <w:t xml:space="preserve"> </w:t>
+      </w:r>
+      <w:r>
+        <w:rPr>
+          <w:rStyle w:val="VerbatimChar"/>
+        </w:rPr>
+        <w:t xml:space="preserve">extract-study-entities</w:t>
+      </w:r>
+      <w:r>
+        <w:t xml:space="preserve"> </w:t>
+      </w:r>
+      <w:r>
+        <w:t xml:space="preserve">via</w:t>
+      </w:r>
+      <w:r>
+        <w:t xml:space="preserve"> </w:t>
+      </w:r>
+      <w:r>
+        <w:rPr>
+          <w:rStyle w:val="VerbatimChar"/>
+        </w:rPr>
+        <w:t xml:space="preserve">EdgeRuntime.waitUntil</w:t>
+      </w:r>
+      <w:r>
+        <w:t xml:space="preserve">.</w:t>
+      </w:r>
+    </w:p>
+    <w:bookmarkEnd w:id="11"/>
+    <w:bookmarkStart w:id="12" w:name="knowledge-graph-modelo-de-5-camadas"/>
+    <w:p>
+      <w:pPr>
+        <w:pStyle w:val="Heading2"/>
+      </w:pPr>
+      <w:r>
+        <w:t xml:space="preserve">1.3 Knowledge Graph — Modelo de 5 Camadas</w:t>
+      </w:r>
+    </w:p>
+    <w:tbl>
+      <w:tblPr>
+        <w:tblStyle w:val="FigureTable"/>
+        <w:tblW w:type="auto" w:w="0"/>
+        <w:jc w:val="center"/>
+        <w:tblLook w:firstRow="0" w:lastRow="0" w:firstColumn="0" w:lastColumn="0"/>
+      </w:tblPr>
+      <w:tblGrid>
+        <w:gridCol w:w="7920"/>
+      </w:tblGrid>
+      <w:tr>
+        <w:tc>
+          <w:tcPr/>
+          <w:p>
+            <w:pPr>
+              <w:pStyle w:val="Compact"/>
+              <w:jc w:val="center"/>
+            </w:pPr>
+            <w:r>
+              <w:t xml:space="preserve">KG 5 camadas</w:t>
+            </w:r>
+          </w:p>
+        </w:tc>
+      </w:tr>
+    </w:tbl>
+    <w:p>
+      <w:pPr>
+        <w:pStyle w:val="ImageCaption"/>
+      </w:pPr>
+      <w:r>
+        <w:t xml:space="preserve">KG 5 camadas</w:t>
+      </w:r>
+    </w:p>
+    <w:p>
+      <w:pPr>
+        <w:pStyle w:val="BodyText"/>
+      </w:pPr>
+      <w:r>
+        <w:t xml:space="preserve">A ontologia do Senex AI separa</w:t>
+      </w:r>
+      <w:r>
+        <w:t xml:space="preserve"> </w:t>
+      </w:r>
+      <w:r>
+        <w:rPr>
+          <w:b/>
+          <w:bCs/>
+        </w:rPr>
+        <w:t xml:space="preserve">5 níveis causais</w:t>
+      </w:r>
+      <w:r>
+        <w:t xml:space="preserve"> </w:t>
+      </w:r>
+      <w:r>
+        <w:t xml:space="preserve">(Compostos → Mecanismos → Pathways → Condições → Outcomes). Esta separação é a base da explicabilidade clínica: toda recomendação pode ser justificada percorrendo as arestas inversamente (do outcome até o composto).</w:t>
+      </w:r>
+    </w:p>
+    <w:p>
+      <w:pPr>
+        <w:pStyle w:val="BodyText"/>
+      </w:pPr>
+      <w:r>
+        <w:t xml:space="preserve">Cada aresta carrega:</w:t>
+      </w:r>
+    </w:p>
+    <w:p>
+      <w:pPr>
+        <w:pStyle w:val="Compact"/>
+        <w:numPr>
+          <w:ilvl w:val="0"/>
+          <w:numId w:val="1002"/>
+        </w:numPr>
+      </w:pPr>
+      <w:r>
+        <w:rPr>
+          <w:rStyle w:val="VerbatimChar"/>
+        </w:rPr>
+        <w:t xml:space="preserve">predicate</w:t>
+      </w:r>
+      <w:r>
+        <w:t xml:space="preserve"> </w:t>
+      </w:r>
+      <w:r>
+        <w:t xml:space="preserve">(ex.:</w:t>
+      </w:r>
+      <w:r>
+        <w:t xml:space="preserve"> </w:t>
+      </w:r>
+      <w:r>
+        <w:rPr>
+          <w:rStyle w:val="VerbatimChar"/>
+        </w:rPr>
+        <w:t xml:space="preserve">inhibits</w:t>
+      </w:r>
+      <w:r>
+        <w:t xml:space="preserve">,</w:t>
+      </w:r>
+      <w:r>
+        <w:t xml:space="preserve"> </w:t>
+      </w:r>
+      <w:r>
+        <w:rPr>
+          <w:rStyle w:val="VerbatimChar"/>
+        </w:rPr>
+        <w:t xml:space="preserve">upregulates</w:t>
+      </w:r>
+      <w:r>
+        <w:t xml:space="preserve">,</w:t>
+      </w:r>
+      <w:r>
+        <w:t xml:space="preserve"> </w:t>
+      </w:r>
+      <w:r>
+        <w:rPr>
+          <w:rStyle w:val="VerbatimChar"/>
+        </w:rPr>
+        <w:t xml:space="preserve">modulates</w:t>
+      </w:r>
+      <w:r>
+        <w:t xml:space="preserve">,</w:t>
+      </w:r>
+      <w:r>
+        <w:t xml:space="preserve"> </w:t>
+      </w:r>
+      <w:r>
+        <w:rPr>
+          <w:rStyle w:val="VerbatimChar"/>
+        </w:rPr>
+        <w:t xml:space="preserve">contraindicated_with</w:t>
+      </w:r>
+      <w:r>
+        <w:t xml:space="preserve">)</w:t>
+      </w:r>
+    </w:p>
+    <w:p>
+      <w:pPr>
+        <w:pStyle w:val="Compact"/>
+        <w:numPr>
+          <w:ilvl w:val="0"/>
+          <w:numId w:val="1002"/>
+        </w:numPr>
+      </w:pPr>
+      <w:r>
+        <w:rPr>
+          <w:rStyle w:val="VerbatimChar"/>
+        </w:rPr>
+        <w:t xml:space="preserve">confidence</w:t>
+      </w:r>
+      <w:r>
+        <w:t xml:space="preserve"> </w:t>
+      </w:r>
+      <w:r>
+        <w:t xml:space="preserve">(0–1)</w:t>
+      </w:r>
+    </w:p>
+    <w:p>
+      <w:pPr>
+        <w:pStyle w:val="Compact"/>
+        <w:numPr>
+          <w:ilvl w:val="0"/>
+          <w:numId w:val="1002"/>
+        </w:numPr>
+      </w:pPr>
+      <w:r>
+        <w:rPr>
+          <w:rStyle w:val="VerbatimChar"/>
+        </w:rPr>
+        <w:t xml:space="preserve">evidence_level</w:t>
+      </w:r>
+      <w:r>
+        <w:t xml:space="preserve"> </w:t>
+      </w:r>
+      <w:r>
+        <w:t xml:space="preserve">(A · B · C · D — mapeado de Stage 1 extraction)</w:t>
+      </w:r>
+    </w:p>
+    <w:p>
+      <w:pPr>
+        <w:pStyle w:val="Compact"/>
+        <w:numPr>
+          <w:ilvl w:val="0"/>
+          <w:numId w:val="1002"/>
+        </w:numPr>
+      </w:pPr>
+      <w:r>
+        <w:rPr>
+          <w:rStyle w:val="VerbatimChar"/>
+        </w:rPr>
+        <w:t xml:space="preserve">intensity</w:t>
+      </w:r>
+      <w:r>
+        <w:t xml:space="preserve"> </w:t>
+      </w:r>
+      <w:r>
+        <w:t xml:space="preserve">(escala clamped 0–3)</w:t>
+      </w:r>
+    </w:p>
+    <w:p>
+      <w:pPr>
+        <w:pStyle w:val="Compact"/>
+        <w:numPr>
+          <w:ilvl w:val="0"/>
+          <w:numId w:val="1002"/>
+        </w:numPr>
+      </w:pPr>
+      <w:r>
+        <w:rPr>
+          <w:rStyle w:val="VerbatimChar"/>
+        </w:rPr>
+        <w:t xml:space="preserve">source_triplet_id</w:t>
+      </w:r>
+      <w:r>
+        <w:t xml:space="preserve"> </w:t>
+      </w:r>
+      <w:r>
+        <w:t xml:space="preserve">→ rastreável até chunk + estudo</w:t>
+      </w:r>
+    </w:p>
+    <w:p>
+      <w:pPr>
+        <w:pStyle w:val="Compact"/>
+        <w:numPr>
+          <w:ilvl w:val="0"/>
+          <w:numId w:val="1002"/>
+        </w:numPr>
+      </w:pPr>
+      <w:r>
+        <w:rPr>
+          <w:rStyle w:val="VerbatimChar"/>
+        </w:rPr>
+        <w:t xml:space="preserve">years_gained_proxy</w:t>
+      </w:r>
+      <w:r>
+        <w:t xml:space="preserve"> </w:t>
+      </w:r>
+      <w:r>
+        <w:t xml:space="preserve">(alimenta o Digital Twin)</w:t>
+      </w:r>
+    </w:p>
+    <w:p>
+      <w:pPr>
+        <w:pStyle w:val="FirstParagraph"/>
+      </w:pPr>
+      <w:r>
+        <w:rPr>
+          <w:b/>
+          <w:bCs/>
+        </w:rPr>
+        <w:t xml:space="preserve">Predicate mapping:</w:t>
+      </w:r>
+      <w:r>
+        <w:t xml:space="preserve"> </w:t>
+      </w:r>
+      <w:r>
+        <w:rPr>
+          <w:rStyle w:val="VerbatimChar"/>
+        </w:rPr>
+        <w:t xml:space="preserve">predicate-mapping</w:t>
+      </w:r>
+      <w:r>
+        <w:t xml:space="preserve"> </w:t>
+      </w:r>
+      <w:r>
+        <w:t xml:space="preserve">normaliza variantes inválidas do LLM (</w:t>
+      </w:r>
+      <w:r>
+        <w:rPr>
+          <w:rStyle w:val="VerbatimChar"/>
+        </w:rPr>
+        <w:t xml:space="preserve">reduces</w:t>
+      </w:r>
+      <w:r>
+        <w:t xml:space="preserve">,</w:t>
+      </w:r>
+      <w:r>
+        <w:t xml:space="preserve"> </w:t>
+      </w:r>
+      <w:r>
+        <w:rPr>
+          <w:rStyle w:val="VerbatimChar"/>
+        </w:rPr>
+        <w:t xml:space="preserve">decreases</w:t>
+      </w:r>
+      <w:r>
+        <w:t xml:space="preserve">,</w:t>
+      </w:r>
+      <w:r>
+        <w:t xml:space="preserve"> </w:t>
+      </w:r>
+      <w:r>
+        <w:rPr>
+          <w:rStyle w:val="VerbatimChar"/>
+        </w:rPr>
+        <w:t xml:space="preserve">lowers</w:t>
+      </w:r>
+      <w:r>
+        <w:t xml:space="preserve"> </w:t>
+      </w:r>
+      <w:r>
+        <w:t xml:space="preserve">→</w:t>
+      </w:r>
+      <w:r>
+        <w:t xml:space="preserve"> </w:t>
+      </w:r>
+      <w:r>
+        <w:rPr>
+          <w:rStyle w:val="VerbatimChar"/>
+        </w:rPr>
+        <w:t xml:space="preserve">inhibits</w:t>
+      </w:r>
+      <w:r>
+        <w:t xml:space="preserve">) antes da validação.</w:t>
+      </w:r>
+    </w:p>
+    <w:bookmarkEnd w:id="12"/>
+    <w:bookmarkStart w:id="13" w:name="modelo-de-dados-tabelas-críticas"/>
+    <w:p>
+      <w:pPr>
+        <w:pStyle w:val="Heading2"/>
+      </w:pPr>
+      <w:r>
+        <w:t xml:space="preserve">1.4 Modelo de Dados — Tabelas Críticas</w:t>
+      </w:r>
+    </w:p>
+    <w:p>
+      <w:pPr>
+        <w:pStyle w:val="SourceCode"/>
+      </w:pPr>
+      <w:r>
+        <w:rPr>
+          <w:rStyle w:val="VerbatimChar"/>
+        </w:rPr>
+        <w:t xml:space="preserve">auth.users (Supabase)</w:t>
+      </w:r>
+      <w:r>
+        <w:br/>
+      </w:r>
+      <w:r>
+        <w:rPr>
+          <w:rStyle w:val="VerbatimChar"/>
+        </w:rPr>
+        <w:t xml:space="preserve">   │</w:t>
+      </w:r>
+      <w:r>
+        <w:br/>
+      </w:r>
+      <w:r>
+        <w:rPr>
+          <w:rStyle w:val="VerbatimChar"/>
+        </w:rPr>
+        <w:t xml:space="preserve">   ├── user_roles (enum app_role: admin·moderator·user·vet)  → has_role()</w:t>
+      </w:r>
+      <w:r>
+        <w:br/>
+      </w:r>
+      <w:r>
+        <w:rPr>
+          <w:rStyle w:val="VerbatimChar"/>
+        </w:rPr>
+        <w:t xml:space="preserve">   ├── profiles (display_name, avatar)</w:t>
+      </w:r>
+      <w:r>
+        <w:br/>
+      </w:r>
+      <w:r>
+        <w:rPr>
+          <w:rStyle w:val="VerbatimChar"/>
+        </w:rPr>
+        <w:t xml:space="preserve">   ├── pet_profiles ─── pet_conditions</w:t>
+      </w:r>
+      <w:r>
+        <w:br/>
+      </w:r>
+      <w:r>
+        <w:rPr>
+          <w:rStyle w:val="VerbatimChar"/>
+        </w:rPr>
+        <w:t xml:space="preserve">   │                ─── pet_exams ─── pet_exam_results</w:t>
+      </w:r>
+      <w:r>
+        <w:br/>
+      </w:r>
+      <w:r>
+        <w:rPr>
+          <w:rStyle w:val="VerbatimChar"/>
+        </w:rPr>
+        <w:t xml:space="preserve">   │                ─── pet_medications</w:t>
+      </w:r>
+      <w:r>
+        <w:br/>
+      </w:r>
+      <w:r>
+        <w:rPr>
+          <w:rStyle w:val="VerbatimChar"/>
+        </w:rPr>
+        <w:t xml:space="preserve">   │                ─── pet_consultations (trigger: is_latest)</w:t>
+      </w:r>
+      <w:r>
+        <w:br/>
+      </w:r>
+      <w:r>
+        <w:rPr>
+          <w:rStyle w:val="VerbatimChar"/>
+        </w:rPr>
+        <w:t xml:space="preserve">   ├── scientific_studies ─── study_embeddings (pgvector 3072)</w:t>
+      </w:r>
+      <w:r>
+        <w:br/>
+      </w:r>
+      <w:r>
+        <w:rPr>
+          <w:rStyle w:val="VerbatimChar"/>
+        </w:rPr>
+        <w:t xml:space="preserve">   │                     ─── triplet_extractions ─── hierarchical_edges</w:t>
+      </w:r>
+      <w:r>
+        <w:br/>
+      </w:r>
+      <w:r>
+        <w:rPr>
+          <w:rStyle w:val="VerbatimChar"/>
+        </w:rPr>
+        <w:t xml:space="preserve">   ├── health_conditions (191) ─── nutraceutical_conditions ─── nutraceuticals (30)</w:t>
+      </w:r>
+      <w:r>
+        <w:br/>
+      </w:r>
+      <w:r>
+        <w:rPr>
+          <w:rStyle w:val="VerbatimChar"/>
+        </w:rPr>
+        <w:t xml:space="preserve">   ├── breed_predispositions</w:t>
+      </w:r>
+      <w:r>
+        <w:br/>
+      </w:r>
+      <w:r>
+        <w:rPr>
+          <w:rStyle w:val="VerbatimChar"/>
+        </w:rPr>
+        <w:t xml:space="preserve">   ├── synthetic_cohorts (11) ─── pet_profiles (is_synthetic=true, 660)</w:t>
+      </w:r>
+      <w:r>
+        <w:br/>
+      </w:r>
+      <w:r>
+        <w:rPr>
+          <w:rStyle w:val="VerbatimChar"/>
+        </w:rPr>
+        <w:t xml:space="preserve">   ├── cohort_insights (vet_review_status)</w:t>
+      </w:r>
+      <w:r>
+        <w:br/>
+      </w:r>
+      <w:r>
+        <w:rPr>
+          <w:rStyle w:val="VerbatimChar"/>
+        </w:rPr>
+        <w:t xml:space="preserve">   ├── meta_studies (cover_image_url)</w:t>
+      </w:r>
+      <w:r>
+        <w:br/>
+      </w:r>
+      <w:r>
+        <w:rPr>
+          <w:rStyle w:val="VerbatimChar"/>
+        </w:rPr>
+        <w:t xml:space="preserve">   ├── audit_requests ─── technical_audits</w:t>
+      </w:r>
+      <w:r>
+        <w:br/>
+      </w:r>
+      <w:r>
+        <w:rPr>
+          <w:rStyle w:val="VerbatimChar"/>
+        </w:rPr>
+        <w:t xml:space="preserve">   └── translations (versionada)</w:t>
+      </w:r>
+    </w:p>
+    <w:p>
+      <w:pPr>
+        <w:pStyle w:val="FirstParagraph"/>
+      </w:pPr>
+      <w:r>
+        <w:t xml:space="preserve">Total:</w:t>
+      </w:r>
+      <w:r>
+        <w:t xml:space="preserve"> </w:t>
+      </w:r>
+      <w:r>
+        <w:rPr>
+          <w:b/>
+          <w:bCs/>
+        </w:rPr>
+        <w:t xml:space="preserve">93 tabelas</w:t>
+      </w:r>
+      <w:r>
+        <w:t xml:space="preserve"> </w:t>
+      </w:r>
+      <w:r>
+        <w:t xml:space="preserve">no schema</w:t>
+      </w:r>
+      <w:r>
+        <w:t xml:space="preserve"> </w:t>
+      </w:r>
+      <w:r>
+        <w:rPr>
+          <w:rStyle w:val="VerbatimChar"/>
+        </w:rPr>
+        <w:t xml:space="preserve">public</w:t>
+      </w:r>
+      <w:r>
+        <w:t xml:space="preserve">,</w:t>
+      </w:r>
+      <w:r>
+        <w:t xml:space="preserve"> </w:t>
+      </w:r>
+      <w:r>
+        <w:rPr>
+          <w:b/>
+          <w:bCs/>
+        </w:rPr>
+        <w:t xml:space="preserve">245 políticas RLS</w:t>
+      </w:r>
+      <w:r>
+        <w:t xml:space="preserve"> </w:t>
+      </w:r>
+      <w:r>
+        <w:t xml:space="preserve">ativas,</w:t>
+      </w:r>
+      <w:r>
+        <w:t xml:space="preserve"> </w:t>
+      </w:r>
+      <w:r>
+        <w:rPr>
+          <w:b/>
+          <w:bCs/>
+        </w:rPr>
+        <w:t xml:space="preserve">68 edge functions</w:t>
+      </w:r>
+      <w:r>
+        <w:t xml:space="preserve">.</w:t>
+      </w:r>
+    </w:p>
+    <w:bookmarkEnd w:id="13"/>
+    <w:bookmarkEnd w:id="14"/>
+    <w:bookmarkStart w:id="18" w:name="governança-segurança"/>
+    <w:p>
+      <w:pPr>
+        <w:pStyle w:val="Heading1"/>
+      </w:pPr>
+      <w:r>
+        <w:t xml:space="preserve">2. Governança &amp; Segurança</w:t>
+      </w:r>
+    </w:p>
+    <w:tbl>
+      <w:tblPr>
+        <w:tblStyle w:val="FigureTable"/>
+        <w:tblW w:type="auto" w:w="0"/>
+        <w:jc w:val="center"/>
+        <w:tblLook w:firstRow="0" w:lastRow="0" w:firstColumn="0" w:lastColumn="0"/>
+      </w:tblPr>
+      <w:tblGrid>
+        <w:gridCol w:w="7920"/>
+      </w:tblGrid>
+      <w:tr>
+        <w:tc>
+          <w:tcPr/>
+          <w:p>
+            <w:pPr>
+              <w:pStyle w:val="Compact"/>
+              <w:jc w:val="center"/>
+            </w:pPr>
+            <w:r>
+              <w:t xml:space="preserve">Governança RLS</w:t>
+            </w:r>
+          </w:p>
+        </w:tc>
+      </w:tr>
+    </w:tbl>
+    <w:p>
+      <w:pPr>
+        <w:pStyle w:val="ImageCaption"/>
+      </w:pPr>
+      <w:r>
+        <w:t xml:space="preserve">Governança RLS</w:t>
+      </w:r>
+    </w:p>
+    <w:bookmarkStart w:id="15" w:name="princípios-de-rls"/>
+    <w:p>
+      <w:pPr>
+        <w:pStyle w:val="Heading2"/>
+      </w:pPr>
+      <w:r>
+        <w:t xml:space="preserve">2.1 Princípios de RLS</w:t>
+      </w:r>
+    </w:p>
+    <w:p>
+      <w:pPr>
+        <w:pStyle w:val="Compact"/>
+        <w:numPr>
+          <w:ilvl w:val="0"/>
+          <w:numId w:val="1003"/>
+        </w:numPr>
+      </w:pPr>
+      <w:r>
+        <w:rPr>
+          <w:b/>
+          <w:bCs/>
+        </w:rPr>
+        <w:t xml:space="preserve">Roles nunca na tabela</w:t>
+      </w:r>
+      <w:r>
+        <w:rPr>
+          <w:b/>
+          <w:bCs/>
+        </w:rPr>
+        <w:t xml:space="preserve"> </w:t>
+      </w:r>
+      <w:r>
+        <w:rPr>
+          <w:rStyle w:val="VerbatimChar"/>
+          <w:b/>
+          <w:bCs/>
+        </w:rPr>
+        <w:t xml:space="preserve">profiles</w:t>
+      </w:r>
+      <w:r>
+        <w:t xml:space="preserve"> </w:t>
+      </w:r>
+      <w:r>
+        <w:t xml:space="preserve">— armazenados em</w:t>
+      </w:r>
+      <w:r>
+        <w:t xml:space="preserve"> </w:t>
+      </w:r>
+      <w:r>
+        <w:rPr>
+          <w:rStyle w:val="VerbatimChar"/>
+        </w:rPr>
+        <w:t xml:space="preserve">user_roles</w:t>
+      </w:r>
+      <w:r>
+        <w:t xml:space="preserve"> </w:t>
+      </w:r>
+      <w:r>
+        <w:t xml:space="preserve">com enum</w:t>
+      </w:r>
+      <w:r>
+        <w:t xml:space="preserve"> </w:t>
+      </w:r>
+      <w:r>
+        <w:rPr>
+          <w:rStyle w:val="VerbatimChar"/>
+        </w:rPr>
+        <w:t xml:space="preserve">app_role</w:t>
+      </w:r>
+      <w:r>
+        <w:t xml:space="preserve">. Previne escalonamento horizontal de privilégios.</w:t>
+      </w:r>
+    </w:p>
+    <w:p>
+      <w:pPr>
+        <w:pStyle w:val="Compact"/>
+        <w:numPr>
+          <w:ilvl w:val="0"/>
+          <w:numId w:val="1003"/>
+        </w:numPr>
+      </w:pPr>
+      <w:r>
+        <w:rPr>
+          <w:rStyle w:val="VerbatimChar"/>
+          <w:b/>
+          <w:bCs/>
+        </w:rPr>
+        <w:t xml:space="preserve">has_role(uid, role)</w:t>
+      </w:r>
+      <w:r>
+        <w:rPr>
+          <w:b/>
+          <w:bCs/>
+        </w:rPr>
+        <w:t xml:space="preserve"> </w:t>
+      </w:r>
+      <w:r>
+        <w:rPr>
+          <w:b/>
+          <w:bCs/>
+        </w:rPr>
+        <w:t xml:space="preserve">é</w:t>
+      </w:r>
+      <w:r>
+        <w:rPr>
+          <w:b/>
+          <w:bCs/>
+        </w:rPr>
+        <w:t xml:space="preserve"> </w:t>
+      </w:r>
+      <w:r>
+        <w:rPr>
+          <w:rStyle w:val="VerbatimChar"/>
+          <w:b/>
+          <w:bCs/>
+        </w:rPr>
+        <w:t xml:space="preserve">SECURITY DEFINER</w:t>
+      </w:r>
+      <w:r>
+        <w:t xml:space="preserve"> </w:t>
+      </w:r>
+      <w:r>
+        <w:t xml:space="preserve">com</w:t>
+      </w:r>
+      <w:r>
+        <w:t xml:space="preserve"> </w:t>
+      </w:r>
+      <w:r>
+        <w:rPr>
+          <w:rStyle w:val="VerbatimChar"/>
+        </w:rPr>
+        <w:t xml:space="preserve">SET search_path = public</w:t>
+      </w:r>
+      <w:r>
+        <w:t xml:space="preserve"> </w:t>
+      </w:r>
+      <w:r>
+        <w:t xml:space="preserve">— bypassa RLS recursivo sem expor.</w:t>
+      </w:r>
+    </w:p>
+    <w:p>
+      <w:pPr>
+        <w:pStyle w:val="Compact"/>
+        <w:numPr>
+          <w:ilvl w:val="0"/>
+          <w:numId w:val="1003"/>
+        </w:numPr>
+      </w:pPr>
+      <w:r>
+        <w:rPr>
+          <w:b/>
+          <w:bCs/>
+        </w:rPr>
+        <w:t xml:space="preserve">Todo</w:t>
+      </w:r>
+      <w:r>
+        <w:rPr>
+          <w:b/>
+          <w:bCs/>
+        </w:rPr>
+        <w:t xml:space="preserve"> </w:t>
+      </w:r>
+      <w:r>
+        <w:rPr>
+          <w:rStyle w:val="VerbatimChar"/>
+          <w:b/>
+          <w:bCs/>
+        </w:rPr>
+        <w:t xml:space="preserve">CREATE TABLE</w:t>
+      </w:r>
+      <w:r>
+        <w:rPr>
+          <w:b/>
+          <w:bCs/>
+        </w:rPr>
+        <w:t xml:space="preserve"> </w:t>
+      </w:r>
+      <w:r>
+        <w:rPr>
+          <w:b/>
+          <w:bCs/>
+        </w:rPr>
+        <w:t xml:space="preserve">no schema</w:t>
+      </w:r>
+      <w:r>
+        <w:rPr>
+          <w:b/>
+          <w:bCs/>
+        </w:rPr>
+        <w:t xml:space="preserve"> </w:t>
+      </w:r>
+      <w:r>
+        <w:rPr>
+          <w:rStyle w:val="VerbatimChar"/>
+          <w:b/>
+          <w:bCs/>
+        </w:rPr>
+        <w:t xml:space="preserve">public</w:t>
+      </w:r>
+      <w:r>
+        <w:rPr>
+          <w:b/>
+          <w:bCs/>
+        </w:rPr>
+        <w:t xml:space="preserve"> </w:t>
+      </w:r>
+      <w:r>
+        <w:rPr>
+          <w:b/>
+          <w:bCs/>
+        </w:rPr>
+        <w:t xml:space="preserve">vem com</w:t>
+      </w:r>
+      <w:r>
+        <w:rPr>
+          <w:b/>
+          <w:bCs/>
+        </w:rPr>
+        <w:t xml:space="preserve"> </w:t>
+      </w:r>
+      <w:r>
+        <w:rPr>
+          <w:rStyle w:val="VerbatimChar"/>
+          <w:b/>
+          <w:bCs/>
+        </w:rPr>
+        <w:t xml:space="preserve">GRANT</w:t>
+      </w:r>
+      <w:r>
+        <w:rPr>
+          <w:b/>
+          <w:bCs/>
+        </w:rPr>
+        <w:t xml:space="preserve"> </w:t>
+      </w:r>
+      <w:r>
+        <w:rPr>
+          <w:b/>
+          <w:bCs/>
+        </w:rPr>
+        <w:t xml:space="preserve">na mesma migration.</w:t>
+      </w:r>
+      <w:r>
+        <w:t xml:space="preserve"> </w:t>
+      </w:r>
+      <w:r>
+        <w:t xml:space="preserve">Sem GRANT, PostgREST retorna 403 mesmo com RLS permissivo.</w:t>
+      </w:r>
+    </w:p>
+    <w:p>
+      <w:pPr>
+        <w:pStyle w:val="Compact"/>
+        <w:numPr>
+          <w:ilvl w:val="0"/>
+          <w:numId w:val="1003"/>
+        </w:numPr>
+      </w:pPr>
+      <w:r>
+        <w:rPr>
+          <w:rStyle w:val="VerbatimChar"/>
+          <w:b/>
+          <w:bCs/>
+        </w:rPr>
+        <w:t xml:space="preserve">service_role</w:t>
+      </w:r>
+      <w:r>
+        <w:rPr>
+          <w:b/>
+          <w:bCs/>
+        </w:rPr>
+        <w:t xml:space="preserve"> </w:t>
+      </w:r>
+      <w:r>
+        <w:rPr>
+          <w:b/>
+          <w:bCs/>
+        </w:rPr>
+        <w:t xml:space="preserve">sempre tem</w:t>
+      </w:r>
+      <w:r>
+        <w:rPr>
+          <w:b/>
+          <w:bCs/>
+        </w:rPr>
+        <w:t xml:space="preserve"> </w:t>
+      </w:r>
+      <w:r>
+        <w:rPr>
+          <w:rStyle w:val="VerbatimChar"/>
+          <w:b/>
+          <w:bCs/>
+        </w:rPr>
+        <w:t xml:space="preserve">ALL</w:t>
+      </w:r>
+      <w:r>
+        <w:t xml:space="preserve"> </w:t>
+      </w:r>
+      <w:r>
+        <w:t xml:space="preserve">— usado por edge functions admin.</w:t>
+      </w:r>
+    </w:p>
+    <w:p>
+      <w:pPr>
+        <w:pStyle w:val="Compact"/>
+        <w:numPr>
+          <w:ilvl w:val="0"/>
+          <w:numId w:val="1003"/>
+        </w:numPr>
+      </w:pPr>
+      <w:r>
+        <w:rPr>
+          <w:rStyle w:val="VerbatimChar"/>
+          <w:b/>
+          <w:bCs/>
+        </w:rPr>
+        <w:t xml:space="preserve">anon</w:t>
+      </w:r>
+      <w:r>
+        <w:rPr>
+          <w:b/>
+          <w:bCs/>
+        </w:rPr>
+        <w:t xml:space="preserve"> </w:t>
+      </w:r>
+      <w:r>
+        <w:rPr>
+          <w:b/>
+          <w:bCs/>
+        </w:rPr>
+        <w:t xml:space="preserve">recebe</w:t>
+      </w:r>
+      <w:r>
+        <w:rPr>
+          <w:b/>
+          <w:bCs/>
+        </w:rPr>
+        <w:t xml:space="preserve"> </w:t>
+      </w:r>
+      <w:r>
+        <w:rPr>
+          <w:rStyle w:val="VerbatimChar"/>
+          <w:b/>
+          <w:bCs/>
+        </w:rPr>
+        <w:t xml:space="preserve">SELECT</w:t>
+      </w:r>
+      <w:r>
+        <w:rPr>
+          <w:b/>
+          <w:bCs/>
+        </w:rPr>
+        <w:t xml:space="preserve"> </w:t>
+      </w:r>
+      <w:r>
+        <w:rPr>
+          <w:b/>
+          <w:bCs/>
+        </w:rPr>
+        <w:t xml:space="preserve">apenas em tabelas explicitamente públicas</w:t>
+      </w:r>
+      <w:r>
+        <w:t xml:space="preserve"> </w:t>
+      </w:r>
+      <w:r>
+        <w:t xml:space="preserve">(ex.:</w:t>
+      </w:r>
+      <w:r>
+        <w:t xml:space="preserve"> </w:t>
+      </w:r>
+      <w:r>
+        <w:rPr>
+          <w:rStyle w:val="VerbatimChar"/>
+        </w:rPr>
+        <w:t xml:space="preserve">pet_profiles</w:t>
+      </w:r>
+      <w:r>
+        <w:t xml:space="preserve"> </w:t>
+      </w:r>
+      <w:r>
+        <w:t xml:space="preserve">quando</w:t>
+      </w:r>
+      <w:r>
+        <w:t xml:space="preserve"> </w:t>
+      </w:r>
+      <w:r>
+        <w:rPr>
+          <w:rStyle w:val="VerbatimChar"/>
+        </w:rPr>
+        <w:t xml:space="preserve">is_demo=true</w:t>
+      </w:r>
+      <w:r>
+        <w:t xml:space="preserve">).</w:t>
+      </w:r>
+    </w:p>
+    <w:bookmarkEnd w:id="15"/>
+    <w:bookmarkStart w:id="16" w:name="has_role-implementação-canônica"/>
+    <w:p>
+      <w:pPr>
+        <w:pStyle w:val="Heading2"/>
+      </w:pPr>
+      <w:r>
+        <w:t xml:space="preserve">2.2 has_role — implementação canônica</w:t>
+      </w:r>
+    </w:p>
+    <w:p>
+      <w:pPr>
+        <w:pStyle w:val="SourceCode"/>
+      </w:pPr>
+      <w:r>
+        <w:rPr>
+          <w:rStyle w:val="KeywordTok"/>
+        </w:rPr>
+        <w:t xml:space="preserve">CREATE</w:t>
+      </w:r>
+      <w:r>
+        <w:rPr>
+          <w:rStyle w:val="NormalTok"/>
+        </w:rPr>
+        <w:t xml:space="preserve"> </w:t>
+      </w:r>
+      <w:r>
+        <w:rPr>
+          <w:rStyle w:val="KeywordTok"/>
+        </w:rPr>
+        <w:t xml:space="preserve">OR</w:t>
+      </w:r>
+      <w:r>
+        <w:rPr>
+          <w:rStyle w:val="NormalTok"/>
+        </w:rPr>
+        <w:t xml:space="preserve"> </w:t>
+      </w:r>
+      <w:r>
+        <w:rPr>
+          <w:rStyle w:val="KeywordTok"/>
+        </w:rPr>
+        <w:t xml:space="preserve">REPLACE</w:t>
+      </w:r>
+      <w:r>
+        <w:rPr>
+          <w:rStyle w:val="NormalTok"/>
+        </w:rPr>
+        <w:t xml:space="preserve"> </w:t>
+      </w:r>
+      <w:r>
+        <w:rPr>
+          <w:rStyle w:val="KeywordTok"/>
+        </w:rPr>
+        <w:t xml:space="preserve">FUNCTION</w:t>
+      </w:r>
+      <w:r>
+        <w:rPr>
+          <w:rStyle w:val="NormalTok"/>
+        </w:rPr>
+        <w:t xml:space="preserve"> </w:t>
+      </w:r>
+      <w:r>
+        <w:rPr>
+          <w:rStyle w:val="KeywordTok"/>
+        </w:rPr>
+        <w:t xml:space="preserve">public</w:t>
+      </w:r>
+      <w:r>
+        <w:rPr>
+          <w:rStyle w:val="NormalTok"/>
+        </w:rPr>
+        <w:t xml:space="preserve">.has_role(_uid uuid, _role app_role)</w:t>
+      </w:r>
+      <w:r>
+        <w:br/>
+      </w:r>
+      <w:r>
+        <w:rPr>
+          <w:rStyle w:val="NormalTok"/>
+        </w:rPr>
+        <w:t xml:space="preserve">RETURNS </w:t>
+      </w:r>
+      <w:r>
+        <w:rPr>
+          <w:rStyle w:val="DataTypeTok"/>
+        </w:rPr>
+        <w:t xml:space="preserve">boolean</w:t>
+      </w:r>
+      <w:r>
+        <w:br/>
+      </w:r>
+      <w:r>
+        <w:rPr>
+          <w:rStyle w:val="NormalTok"/>
+        </w:rPr>
+        <w:t xml:space="preserve">LANGUAGE sql STABLE SECURITY </w:t>
+      </w:r>
+      <w:r>
+        <w:rPr>
+          <w:rStyle w:val="KeywordTok"/>
+        </w:rPr>
+        <w:t xml:space="preserve">DEFINER</w:t>
+      </w:r>
+      <w:r>
+        <w:br/>
+      </w:r>
+      <w:r>
+        <w:rPr>
+          <w:rStyle w:val="KeywordTok"/>
+        </w:rPr>
+        <w:t xml:space="preserve">SET</w:t>
+      </w:r>
+      <w:r>
+        <w:rPr>
+          <w:rStyle w:val="NormalTok"/>
+        </w:rPr>
+        <w:t xml:space="preserve"> search_path </w:t>
+      </w:r>
+      <w:r>
+        <w:rPr>
+          <w:rStyle w:val="OperatorTok"/>
+        </w:rPr>
+        <w:t xml:space="preserve">=</w:t>
+      </w:r>
+      <w:r>
+        <w:rPr>
+          <w:rStyle w:val="NormalTok"/>
+        </w:rPr>
+        <w:t xml:space="preserve"> </w:t>
+      </w:r>
+      <w:r>
+        <w:rPr>
+          <w:rStyle w:val="KeywordTok"/>
+        </w:rPr>
+        <w:t xml:space="preserve">public</w:t>
+      </w:r>
+      <w:r>
+        <w:rPr>
+          <w:rStyle w:val="NormalTok"/>
+        </w:rPr>
+        <w:t xml:space="preserve"> </w:t>
+      </w:r>
+      <w:r>
+        <w:rPr>
+          <w:rStyle w:val="KeywordTok"/>
+        </w:rPr>
+        <w:t xml:space="preserve">AS</w:t>
+      </w:r>
+      <w:r>
+        <w:rPr>
+          <w:rStyle w:val="NormalTok"/>
+        </w:rPr>
+        <w:t xml:space="preserve"> $$</w:t>
+      </w:r>
+      <w:r>
+        <w:br/>
+      </w:r>
+      <w:r>
+        <w:rPr>
+          <w:rStyle w:val="NormalTok"/>
+        </w:rPr>
+        <w:t xml:space="preserve">  </w:t>
+      </w:r>
+      <w:r>
+        <w:rPr>
+          <w:rStyle w:val="KeywordTok"/>
+        </w:rPr>
+        <w:t xml:space="preserve">SELECT</w:t>
+      </w:r>
+      <w:r>
+        <w:rPr>
+          <w:rStyle w:val="NormalTok"/>
+        </w:rPr>
+        <w:t xml:space="preserve"> </w:t>
+      </w:r>
+      <w:r>
+        <w:rPr>
+          <w:rStyle w:val="KeywordTok"/>
+        </w:rPr>
+        <w:t xml:space="preserve">EXISTS</w:t>
+      </w:r>
+      <w:r>
+        <w:rPr>
+          <w:rStyle w:val="NormalTok"/>
+        </w:rPr>
+        <w:t xml:space="preserve"> (</w:t>
+      </w:r>
+      <w:r>
+        <w:br/>
+      </w:r>
+      <w:r>
+        <w:rPr>
+          <w:rStyle w:val="NormalTok"/>
+        </w:rPr>
+        <w:t xml:space="preserve">    </w:t>
+      </w:r>
+      <w:r>
+        <w:rPr>
+          <w:rStyle w:val="KeywordTok"/>
+        </w:rPr>
+        <w:t xml:space="preserve">SELECT</w:t>
+      </w:r>
+      <w:r>
+        <w:rPr>
+          <w:rStyle w:val="NormalTok"/>
+        </w:rPr>
+        <w:t xml:space="preserve"> </w:t>
+      </w:r>
+      <w:r>
+        <w:rPr>
+          <w:rStyle w:val="DecValTok"/>
+        </w:rPr>
+        <w:t xml:space="preserve">1</w:t>
+      </w:r>
+      <w:r>
+        <w:rPr>
+          <w:rStyle w:val="NormalTok"/>
+        </w:rPr>
+        <w:t xml:space="preserve"> </w:t>
+      </w:r>
+      <w:r>
+        <w:rPr>
+          <w:rStyle w:val="KeywordTok"/>
+        </w:rPr>
+        <w:t xml:space="preserve">FROM</w:t>
+      </w:r>
+      <w:r>
+        <w:rPr>
+          <w:rStyle w:val="NormalTok"/>
+        </w:rPr>
+        <w:t xml:space="preserve"> user_roles</w:t>
+      </w:r>
+      <w:r>
+        <w:br/>
+      </w:r>
+      <w:r>
+        <w:rPr>
+          <w:rStyle w:val="NormalTok"/>
+        </w:rPr>
+        <w:t xml:space="preserve">    </w:t>
+      </w:r>
+      <w:r>
+        <w:rPr>
+          <w:rStyle w:val="KeywordTok"/>
+        </w:rPr>
+        <w:t xml:space="preserve">WHERE</w:t>
+      </w:r>
+      <w:r>
+        <w:rPr>
+          <w:rStyle w:val="NormalTok"/>
+        </w:rPr>
+        <w:t xml:space="preserve"> user_id </w:t>
+      </w:r>
+      <w:r>
+        <w:rPr>
+          <w:rStyle w:val="OperatorTok"/>
+        </w:rPr>
+        <w:t xml:space="preserve">=</w:t>
+      </w:r>
+      <w:r>
+        <w:rPr>
+          <w:rStyle w:val="NormalTok"/>
+        </w:rPr>
+        <w:t xml:space="preserve"> _uid </w:t>
+      </w:r>
+      <w:r>
+        <w:rPr>
+          <w:rStyle w:val="KeywordTok"/>
+        </w:rPr>
+        <w:t xml:space="preserve">AND</w:t>
+      </w:r>
+      <w:r>
+        <w:rPr>
+          <w:rStyle w:val="NormalTok"/>
+        </w:rPr>
+        <w:t xml:space="preserve"> </w:t>
+      </w:r>
+      <w:r>
+        <w:rPr>
+          <w:rStyle w:val="KeywordTok"/>
+        </w:rPr>
+        <w:t xml:space="preserve">role</w:t>
+      </w:r>
+      <w:r>
+        <w:rPr>
+          <w:rStyle w:val="NormalTok"/>
+        </w:rPr>
+        <w:t xml:space="preserve"> </w:t>
+      </w:r>
+      <w:r>
+        <w:rPr>
+          <w:rStyle w:val="OperatorTok"/>
+        </w:rPr>
+        <w:t xml:space="preserve">=</w:t>
+      </w:r>
+      <w:r>
+        <w:rPr>
+          <w:rStyle w:val="NormalTok"/>
+        </w:rPr>
+        <w:t xml:space="preserve"> _role</w:t>
+      </w:r>
+      <w:r>
+        <w:br/>
+      </w:r>
+      <w:r>
+        <w:rPr>
+          <w:rStyle w:val="NormalTok"/>
+        </w:rPr>
+        <w:t xml:space="preserve">  );</w:t>
+      </w:r>
+      <w:r>
+        <w:br/>
+      </w:r>
+      <w:r>
+        <w:rPr>
+          <w:rStyle w:val="NormalTok"/>
+        </w:rPr>
+        <w:t xml:space="preserve">$$;</w:t>
+      </w:r>
+    </w:p>
+    <w:p>
+      <w:pPr>
+        <w:pStyle w:val="FirstParagraph"/>
+      </w:pPr>
+      <w:r>
+        <w:t xml:space="preserve">Usada em policies como:</w:t>
+      </w:r>
+    </w:p>
+    <w:p>
+      <w:pPr>
+        <w:pStyle w:val="SourceCode"/>
+      </w:pPr>
+      <w:r>
+        <w:rPr>
+          <w:rStyle w:val="KeywordTok"/>
+        </w:rPr>
+        <w:t xml:space="preserve">CREATE</w:t>
+      </w:r>
+      <w:r>
+        <w:rPr>
+          <w:rStyle w:val="NormalTok"/>
+        </w:rPr>
+        <w:t xml:space="preserve"> POLICY </w:t>
+      </w:r>
+      <w:r>
+        <w:rPr>
+          <w:rStyle w:val="OtherTok"/>
+        </w:rPr>
+        <w:t xml:space="preserve">"Admins manage cohorts"</w:t>
+      </w:r>
+      <w:r>
+        <w:br/>
+      </w:r>
+      <w:r>
+        <w:rPr>
+          <w:rStyle w:val="KeywordTok"/>
+        </w:rPr>
+        <w:t xml:space="preserve">ON</w:t>
+      </w:r>
+      <w:r>
+        <w:rPr>
+          <w:rStyle w:val="NormalTok"/>
+        </w:rPr>
+        <w:t xml:space="preserve"> </w:t>
+      </w:r>
+      <w:r>
+        <w:rPr>
+          <w:rStyle w:val="KeywordTok"/>
+        </w:rPr>
+        <w:t xml:space="preserve">public</w:t>
+      </w:r>
+      <w:r>
+        <w:rPr>
+          <w:rStyle w:val="NormalTok"/>
+        </w:rPr>
+        <w:t xml:space="preserve">.synthetic_cohorts </w:t>
+      </w:r>
+      <w:r>
+        <w:rPr>
+          <w:rStyle w:val="ControlFlowTok"/>
+        </w:rPr>
+        <w:t xml:space="preserve">FOR</w:t>
+      </w:r>
+      <w:r>
+        <w:rPr>
+          <w:rStyle w:val="NormalTok"/>
+        </w:rPr>
+        <w:t xml:space="preserve"> </w:t>
+      </w:r>
+      <w:r>
+        <w:rPr>
+          <w:rStyle w:val="KeywordTok"/>
+        </w:rPr>
+        <w:t xml:space="preserve">ALL</w:t>
+      </w:r>
+      <w:r>
+        <w:br/>
+      </w:r>
+      <w:r>
+        <w:rPr>
+          <w:rStyle w:val="KeywordTok"/>
+        </w:rPr>
+        <w:t xml:space="preserve">TO</w:t>
+      </w:r>
+      <w:r>
+        <w:rPr>
+          <w:rStyle w:val="NormalTok"/>
+        </w:rPr>
+        <w:t xml:space="preserve"> </w:t>
+      </w:r>
+      <w:r>
+        <w:rPr>
+          <w:rStyle w:val="KeywordTok"/>
+        </w:rPr>
+        <w:t xml:space="preserve">authenticated</w:t>
+      </w:r>
+      <w:r>
+        <w:br/>
+      </w:r>
+      <w:r>
+        <w:rPr>
+          <w:rStyle w:val="KeywordTok"/>
+        </w:rPr>
+        <w:t xml:space="preserve">USING</w:t>
+      </w:r>
+      <w:r>
+        <w:rPr>
+          <w:rStyle w:val="NormalTok"/>
+        </w:rPr>
+        <w:t xml:space="preserve"> (</w:t>
+      </w:r>
+      <w:r>
+        <w:rPr>
+          <w:rStyle w:val="KeywordTok"/>
+        </w:rPr>
+        <w:t xml:space="preserve">public</w:t>
+      </w:r>
+      <w:r>
+        <w:rPr>
+          <w:rStyle w:val="NormalTok"/>
+        </w:rPr>
+        <w:t xml:space="preserve">.has_role(auth.</w:t>
+      </w:r>
+      <w:r>
+        <w:rPr>
+          <w:rStyle w:val="FunctionTok"/>
+        </w:rPr>
+        <w:t xml:space="preserve">uid</w:t>
+      </w:r>
+      <w:r>
+        <w:rPr>
+          <w:rStyle w:val="NormalTok"/>
+        </w:rPr>
+        <w:t xml:space="preserve">(), </w:t>
+      </w:r>
+      <w:r>
+        <w:rPr>
+          <w:rStyle w:val="StringTok"/>
+        </w:rPr>
+        <w:t xml:space="preserve">'admin'</w:t>
+      </w:r>
+      <w:r>
+        <w:rPr>
+          <w:rStyle w:val="NormalTok"/>
+        </w:rPr>
+        <w:t xml:space="preserve">));</w:t>
+      </w:r>
+    </w:p>
+    <w:bookmarkEnd w:id="16"/>
+    <w:bookmarkStart w:id="17" w:name="auditoria-de-roles"/>
+    <w:p>
+      <w:pPr>
+        <w:pStyle w:val="Heading2"/>
+      </w:pPr>
+      <w:r>
+        <w:t xml:space="preserve">2.3 Auditoria de roles</w:t>
+      </w:r>
+    </w:p>
+    <w:p>
+      <w:pPr>
+        <w:pStyle w:val="FirstParagraph"/>
+      </w:pPr>
+      <w:r>
+        <w:t xml:space="preserve">A função</w:t>
+      </w:r>
+      <w:r>
+        <w:t xml:space="preserve"> </w:t>
+      </w:r>
+      <w:r>
+        <w:rPr>
+          <w:rStyle w:val="VerbatimChar"/>
+        </w:rPr>
+        <w:t xml:space="preserve">is_admin()</w:t>
+      </w:r>
+      <w:r>
+        <w:t xml:space="preserve"> </w:t>
+      </w:r>
+      <w:r>
+        <w:t xml:space="preserve">está disponível em SQL, e a função</w:t>
+      </w:r>
+      <w:r>
+        <w:t xml:space="preserve"> </w:t>
+      </w:r>
+      <w:r>
+        <w:rPr>
+          <w:rStyle w:val="VerbatimChar"/>
+        </w:rPr>
+        <w:t xml:space="preserve">count_pending_access_requests()</w:t>
+      </w:r>
+      <w:r>
+        <w:t xml:space="preserve"> </w:t>
+      </w:r>
+      <w:r>
+        <w:t xml:space="preserve">gera contagens auditáveis para a UI de governança. Todos os atalhos</w:t>
+      </w:r>
+      <w:r>
+        <w:t xml:space="preserve"> </w:t>
+      </w:r>
+      <w:r>
+        <w:rPr>
+          <w:rStyle w:val="VerbatimChar"/>
+        </w:rPr>
+        <w:t xml:space="preserve">approve_access_request(uuid)</w:t>
+      </w:r>
+      <w:r>
+        <w:t xml:space="preserve"> </w:t>
+      </w:r>
+      <w:r>
+        <w:t xml:space="preserve">rodam em</w:t>
+      </w:r>
+      <w:r>
+        <w:t xml:space="preserve"> </w:t>
+      </w:r>
+      <w:r>
+        <w:rPr>
+          <w:rStyle w:val="VerbatimChar"/>
+        </w:rPr>
+        <w:t xml:space="preserve">SECURITY DEFINER</w:t>
+      </w:r>
+      <w:r>
+        <w:t xml:space="preserve"> </w:t>
+      </w:r>
+      <w:r>
+        <w:t xml:space="preserve">e validam</w:t>
+      </w:r>
+      <w:r>
+        <w:t xml:space="preserve"> </w:t>
+      </w:r>
+      <w:r>
+        <w:rPr>
+          <w:rStyle w:val="VerbatimChar"/>
+        </w:rPr>
+        <w:t xml:space="preserve">is_admin()</w:t>
+      </w:r>
+      <w:r>
+        <w:t xml:space="preserve"> </w:t>
+      </w:r>
+      <w:r>
+        <w:t xml:space="preserve">no topo.</w:t>
+      </w:r>
+    </w:p>
+    <w:bookmarkEnd w:id="17"/>
+    <w:bookmarkEnd w:id="18"/>
+    <w:bookmarkStart w:id="23" w:name="sistema-bilingue-pten"/>
+    <w:p>
+      <w:pPr>
+        <w:pStyle w:val="Heading1"/>
+      </w:pPr>
+      <w:r>
+        <w:t xml:space="preserve">3. Sistema Bilingue PT/EN</w:t>
+      </w:r>
+    </w:p>
+    <w:tbl>
+      <w:tblPr>
+        <w:tblStyle w:val="FigureTable"/>
+        <w:tblW w:type="auto" w:w="0"/>
+        <w:jc w:val="center"/>
+        <w:tblLook w:firstRow="0" w:lastRow="0" w:firstColumn="0" w:lastColumn="0"/>
+      </w:tblPr>
+      <w:tblGrid>
+        <w:gridCol w:w="7920"/>
+      </w:tblGrid>
+      <w:tr>
+        <w:tc>
+          <w:tcPr/>
+          <w:p>
+            <w:pPr>
+              <w:pStyle w:val="Compact"/>
+              <w:jc w:val="center"/>
+            </w:pPr>
+            <w:r>
+              <w:t xml:space="preserve">Bilingue 3 camadas</w:t>
+            </w:r>
+          </w:p>
+        </w:tc>
+      </w:tr>
+    </w:tbl>
+    <w:p>
+      <w:pPr>
+        <w:pStyle w:val="ImageCaption"/>
+      </w:pPr>
+      <w:r>
+        <w:t xml:space="preserve">Bilingue 3 camadas</w:t>
+      </w:r>
+    </w:p>
+    <w:bookmarkStart w:id="19" w:name="política"/>
+    <w:p>
+      <w:pPr>
+        <w:pStyle w:val="Heading2"/>
+      </w:pPr>
+      <w:r>
+        <w:t xml:space="preserve">3.1 Política</w:t>
+      </w:r>
+    </w:p>
+    <w:p>
+      <w:pPr>
+        <w:pStyle w:val="Compact"/>
+        <w:numPr>
+          <w:ilvl w:val="0"/>
+          <w:numId w:val="1004"/>
+        </w:numPr>
+      </w:pPr>
+      <w:r>
+        <w:rPr>
+          <w:b/>
+          <w:bCs/>
+        </w:rPr>
+        <w:t xml:space="preserve">Camada UI:</w:t>
+      </w:r>
+      <w:r>
+        <w:t xml:space="preserve"> </w:t>
+      </w:r>
+      <w:r>
+        <w:rPr>
+          <w:rStyle w:val="VerbatimChar"/>
+        </w:rPr>
+        <w:t xml:space="preserve">useTranslation()</w:t>
+      </w:r>
+      <w:r>
+        <w:t xml:space="preserve"> </w:t>
+      </w:r>
+      <w:r>
+        <w:t xml:space="preserve">+</w:t>
+      </w:r>
+      <w:r>
+        <w:t xml:space="preserve"> </w:t>
+      </w:r>
+      <w:r>
+        <w:rPr>
+          <w:rStyle w:val="VerbatimChar"/>
+        </w:rPr>
+        <w:t xml:space="preserve">t('key')</w:t>
+      </w:r>
+      <w:r>
+        <w:t xml:space="preserve">. Nunca textos hardcoded.</w:t>
+      </w:r>
+    </w:p>
+    <w:p>
+      <w:pPr>
+        <w:pStyle w:val="Compact"/>
+        <w:numPr>
+          <w:ilvl w:val="0"/>
+          <w:numId w:val="1004"/>
+        </w:numPr>
+      </w:pPr>
+      <w:r>
+        <w:rPr>
+          <w:b/>
+          <w:bCs/>
+        </w:rPr>
+        <w:t xml:space="preserve">Camada DB:</w:t>
+      </w:r>
+      <w:r>
+        <w:t xml:space="preserve"> </w:t>
+      </w:r>
+      <w:r>
+        <w:t xml:space="preserve">colunas pares</w:t>
+      </w:r>
+      <w:r>
+        <w:t xml:space="preserve"> </w:t>
+      </w:r>
+      <w:r>
+        <w:rPr>
+          <w:rStyle w:val="VerbatimChar"/>
+        </w:rPr>
+        <w:t xml:space="preserve">name</w:t>
+      </w:r>
+      <w:r>
+        <w:t xml:space="preserve">/</w:t>
+      </w:r>
+      <w:r>
+        <w:rPr>
+          <w:rStyle w:val="VerbatimChar"/>
+        </w:rPr>
+        <w:t xml:space="preserve">name_en</w:t>
+      </w:r>
+      <w:r>
+        <w:t xml:space="preserve">,</w:t>
+      </w:r>
+      <w:r>
+        <w:t xml:space="preserve"> </w:t>
+      </w:r>
+      <w:r>
+        <w:rPr>
+          <w:rStyle w:val="VerbatimChar"/>
+        </w:rPr>
+        <w:t xml:space="preserve">description</w:t>
+      </w:r>
+      <w:r>
+        <w:t xml:space="preserve">/</w:t>
+      </w:r>
+      <w:r>
+        <w:rPr>
+          <w:rStyle w:val="VerbatimChar"/>
+        </w:rPr>
+        <w:t xml:space="preserve">description_en</w:t>
+      </w:r>
+      <w:r>
+        <w:t xml:space="preserve">,</w:t>
+      </w:r>
+      <w:r>
+        <w:t xml:space="preserve"> </w:t>
+      </w:r>
+      <w:r>
+        <w:rPr>
+          <w:rStyle w:val="VerbatimChar"/>
+        </w:rPr>
+        <w:t xml:space="preserve">category</w:t>
+      </w:r>
+      <w:r>
+        <w:t xml:space="preserve">/</w:t>
+      </w:r>
+      <w:r>
+        <w:rPr>
+          <w:rStyle w:val="VerbatimChar"/>
+        </w:rPr>
+        <w:t xml:space="preserve">category_en</w:t>
+      </w:r>
+      <w:r>
+        <w:t xml:space="preserve">.</w:t>
+      </w:r>
+    </w:p>
+    <w:p>
+      <w:pPr>
+        <w:pStyle w:val="Compact"/>
+        <w:numPr>
+          <w:ilvl w:val="0"/>
+          <w:numId w:val="1004"/>
+        </w:numPr>
+      </w:pPr>
+      <w:r>
+        <w:rPr>
+          <w:b/>
+          <w:bCs/>
+        </w:rPr>
+        <w:t xml:space="preserve">Camada estática</w:t>
+      </w:r>
+      <w:r>
+        <w:rPr>
+          <w:b/>
+          <w:bCs/>
+        </w:rPr>
+        <w:t xml:space="preserve"> </w:t>
+      </w:r>
+      <w:r>
+        <w:rPr>
+          <w:rStyle w:val="VerbatimChar"/>
+          <w:b/>
+          <w:bCs/>
+        </w:rPr>
+        <w:t xml:space="preserve">.ts</w:t>
+      </w:r>
+      <w:r>
+        <w:rPr>
+          <w:b/>
+          <w:bCs/>
+        </w:rPr>
+        <w:t xml:space="preserve">:</w:t>
+      </w:r>
+      <w:r>
+        <w:t xml:space="preserve"> </w:t>
+      </w:r>
+      <w:r>
+        <w:t xml:space="preserve">todo array/objeto exposto na UI carrega</w:t>
+      </w:r>
+      <w:r>
+        <w:t xml:space="preserve"> </w:t>
+      </w:r>
+      <w:r>
+        <w:rPr>
+          <w:rStyle w:val="VerbatimChar"/>
+        </w:rPr>
+        <w:t xml:space="preserve">label_en</w:t>
+      </w:r>
+      <w:r>
+        <w:t xml:space="preserve">/</w:t>
+      </w:r>
+      <w:r>
+        <w:rPr>
+          <w:rStyle w:val="VerbatimChar"/>
+        </w:rPr>
+        <w:t xml:space="preserve">name_en</w:t>
+      </w:r>
+      <w:r>
+        <w:t xml:space="preserve"> </w:t>
+      </w:r>
+      <w:r>
+        <w:t xml:space="preserve">ao lado.</w:t>
+      </w:r>
+    </w:p>
+    <w:bookmarkEnd w:id="19"/>
+    <w:bookmarkStart w:id="20" w:name="cache-busting"/>
+    <w:p>
+      <w:pPr>
+        <w:pStyle w:val="Heading2"/>
+      </w:pPr>
+      <w:r>
+        <w:t xml:space="preserve">3.2 Cache-busting</w:t>
+      </w:r>
+    </w:p>
+    <w:p>
+      <w:pPr>
+        <w:pStyle w:val="FirstParagraph"/>
+      </w:pPr>
+      <w:r>
+        <w:t xml:space="preserve">O arquivo</w:t>
+      </w:r>
+      <w:r>
+        <w:t xml:space="preserve"> </w:t>
+      </w:r>
+      <w:r>
+        <w:rPr>
+          <w:rStyle w:val="VerbatimChar"/>
+        </w:rPr>
+        <w:t xml:space="preserve">src/i18n.ts</w:t>
+      </w:r>
+      <w:r>
+        <w:t xml:space="preserve"> </w:t>
+      </w:r>
+      <w:r>
+        <w:t xml:space="preserve">mantém</w:t>
+      </w:r>
+      <w:r>
+        <w:t xml:space="preserve"> </w:t>
+      </w:r>
+      <w:r>
+        <w:rPr>
+          <w:rStyle w:val="VerbatimChar"/>
+        </w:rPr>
+        <w:t xml:space="preserve">I18N_VERSION</w:t>
+      </w:r>
+      <w:r>
+        <w:t xml:space="preserve"> </w:t>
+      </w:r>
+      <w:r>
+        <w:t xml:space="preserve">que</w:t>
+      </w:r>
+      <w:r>
+        <w:t xml:space="preserve"> </w:t>
+      </w:r>
+      <w:r>
+        <w:rPr>
+          <w:b/>
+          <w:bCs/>
+        </w:rPr>
+        <w:t xml:space="preserve">DEVE</w:t>
+      </w:r>
+      <w:r>
+        <w:t xml:space="preserve"> </w:t>
+      </w:r>
+      <w:r>
+        <w:t xml:space="preserve">ser incrementado a qualquer mudança em</w:t>
+      </w:r>
+      <w:r>
+        <w:t xml:space="preserve"> </w:t>
+      </w:r>
+      <w:r>
+        <w:rPr>
+          <w:rStyle w:val="VerbatimChar"/>
+        </w:rPr>
+        <w:t xml:space="preserve">translation.json</w:t>
+      </w:r>
+      <w:r>
+        <w:t xml:space="preserve">. A constante é gravada em</w:t>
+      </w:r>
+      <w:r>
+        <w:t xml:space="preserve"> </w:t>
+      </w:r>
+      <w:r>
+        <w:rPr>
+          <w:rStyle w:val="VerbatimChar"/>
+        </w:rPr>
+        <w:t xml:space="preserve">localStorage</w:t>
+      </w:r>
+      <w:r>
+        <w:t xml:space="preserve"> </w:t>
+      </w:r>
+      <w:r>
+        <w:t xml:space="preserve">e força o reload de traduções quando muda — sem ela o browser serve traduções obsoletas.</w:t>
+      </w:r>
+    </w:p>
+    <w:bookmarkEnd w:id="20"/>
+    <w:bookmarkStart w:id="21" w:name="auditor"/>
+    <w:p>
+      <w:pPr>
+        <w:pStyle w:val="Heading2"/>
+      </w:pPr>
+      <w:r>
+        <w:t xml:space="preserve">3.3 Auditor</w:t>
+      </w:r>
+    </w:p>
+    <w:p>
+      <w:pPr>
+        <w:pStyle w:val="FirstParagraph"/>
+      </w:pPr>
+      <w:r>
+        <w:t xml:space="preserve">A edge function</w:t>
+      </w:r>
+      <w:r>
+        <w:t xml:space="preserve"> </w:t>
+      </w:r>
+      <w:r>
+        <w:rPr>
+          <w:rStyle w:val="VerbatimChar"/>
+        </w:rPr>
+        <w:t xml:space="preserve">run-translation-audit</w:t>
+      </w:r>
+      <w:r>
+        <w:t xml:space="preserve"> </w:t>
+      </w:r>
+      <w:r>
+        <w:t xml:space="preserve">percorre as 3 camadas e gera</w:t>
+      </w:r>
+      <w:r>
+        <w:t xml:space="preserve"> </w:t>
+      </w:r>
+      <w:r>
+        <w:rPr>
+          <w:rStyle w:val="VerbatimChar"/>
+        </w:rPr>
+        <w:t xml:space="preserve">public/translation-audit-report.json</w:t>
+      </w:r>
+      <w:r>
+        <w:t xml:space="preserve"> </w:t>
+      </w:r>
+      <w:r>
+        <w:t xml:space="preserve">com chaves faltantes, traduções defasadas e duplicatas. Executado a cada release.</w:t>
+      </w:r>
+    </w:p>
+    <w:bookmarkEnd w:id="21"/>
+    <w:bookmarkStart w:id="22" w:name="hook-uselocalizedfield"/>
+    <w:p>
+      <w:pPr>
+        <w:pStyle w:val="Heading2"/>
+      </w:pPr>
+      <w:r>
+        <w:t xml:space="preserve">3.4 Hook</w:t>
+      </w:r>
+      <w:r>
+        <w:t xml:space="preserve"> </w:t>
+      </w:r>
+      <w:r>
+        <w:rPr>
+          <w:rStyle w:val="VerbatimChar"/>
+        </w:rPr>
+        <w:t xml:space="preserve">useLocalizedField</w:t>
+      </w:r>
+    </w:p>
+    <w:p>
+      <w:pPr>
+        <w:pStyle w:val="SourceCode"/>
+      </w:pPr>
+      <w:r>
+        <w:rPr>
+          <w:rStyle w:val="KeywordTok"/>
+        </w:rPr>
+        <w:t xml:space="preserve">const</w:t>
+      </w:r>
+      <w:r>
+        <w:rPr>
+          <w:rStyle w:val="NormalTok"/>
+        </w:rPr>
+        <w:t xml:space="preserve"> display </w:t>
+      </w:r>
+      <w:r>
+        <w:rPr>
+          <w:rStyle w:val="OperatorTok"/>
+        </w:rPr>
+        <w:t xml:space="preserve">=</w:t>
+      </w:r>
+      <w:r>
+        <w:rPr>
+          <w:rStyle w:val="NormalTok"/>
+        </w:rPr>
+        <w:t xml:space="preserve"> </w:t>
+      </w:r>
+      <w:r>
+        <w:rPr>
+          <w:rStyle w:val="FunctionTok"/>
+        </w:rPr>
+        <w:t xml:space="preserve">useLocalizedField</w:t>
+      </w:r>
+      <w:r>
+        <w:rPr>
+          <w:rStyle w:val="NormalTok"/>
+        </w:rPr>
+        <w:t xml:space="preserve">(condition</w:t>
+      </w:r>
+      <w:r>
+        <w:rPr>
+          <w:rStyle w:val="OperatorTok"/>
+        </w:rPr>
+        <w:t xml:space="preserve">,</w:t>
+      </w:r>
+      <w:r>
+        <w:rPr>
+          <w:rStyle w:val="NormalTok"/>
+        </w:rPr>
+        <w:t xml:space="preserve"> </w:t>
+      </w:r>
+      <w:r>
+        <w:rPr>
+          <w:rStyle w:val="StringTok"/>
+        </w:rPr>
+        <w:t xml:space="preserve">'name'</w:t>
+      </w:r>
+      <w:r>
+        <w:rPr>
+          <w:rStyle w:val="NormalTok"/>
+        </w:rPr>
+        <w:t xml:space="preserve">)</w:t>
+      </w:r>
+      <w:r>
+        <w:rPr>
+          <w:rStyle w:val="OperatorTok"/>
+        </w:rPr>
+        <w:t xml:space="preserve">;</w:t>
+      </w:r>
+      <w:r>
+        <w:rPr>
+          <w:rStyle w:val="NormalTok"/>
+        </w:rPr>
+        <w:t xml:space="preserve"> </w:t>
+      </w:r>
+      <w:r>
+        <w:rPr>
+          <w:rStyle w:val="CommentTok"/>
+        </w:rPr>
+        <w:t xml:space="preserve">// → name ou name_en conforme i18n.language</w:t>
+      </w:r>
+    </w:p>
+    <w:p>
+      <w:pPr>
+        <w:pStyle w:val="FirstParagraph"/>
+      </w:pPr>
+      <w:r>
+        <w:t xml:space="preserve">Fallback automático para PT quando EN está vazio.</w:t>
+      </w:r>
+    </w:p>
+    <w:bookmarkEnd w:id="22"/>
+    <w:bookmarkEnd w:id="23"/>
+    <w:bookmarkStart w:id="26" w:name="motor-de-recomendação-híbrida"/>
+    <w:p>
+      <w:pPr>
+        <w:pStyle w:val="Heading1"/>
+      </w:pPr>
+      <w:r>
+        <w:t xml:space="preserve">4. Motor de Recomendação Híbrida</w:t>
+      </w:r>
+    </w:p>
+    <w:tbl>
+      <w:tblPr>
+        <w:tblStyle w:val="FigureTable"/>
+        <w:tblW w:type="auto" w:w="0"/>
+        <w:jc w:val="center"/>
+        <w:tblLook w:firstRow="0" w:lastRow="0" w:firstColumn="0" w:lastColumn="0"/>
+      </w:tblPr>
+      <w:tblGrid>
+        <w:gridCol w:w="7920"/>
+      </w:tblGrid>
+      <w:tr>
+        <w:tc>
+          <w:tcPr/>
+          <w:p>
+            <w:pPr>
+              <w:pStyle w:val="Compact"/>
+              <w:jc w:val="center"/>
+            </w:pPr>
+            <w:r>
+              <w:t xml:space="preserve">Recomendação híbrida</w:t>
+            </w:r>
+          </w:p>
+        </w:tc>
+      </w:tr>
+    </w:tbl>
+    <w:p>
+      <w:pPr>
+        <w:pStyle w:val="ImageCaption"/>
+      </w:pPr>
+      <w:r>
+        <w:t xml:space="preserve">Recomendação híbrida</w:t>
+      </w:r>
+    </w:p>
+    <w:bookmarkStart w:id="24" w:name="fluxo"/>
+    <w:p>
+      <w:pPr>
+        <w:pStyle w:val="Heading2"/>
+      </w:pPr>
+      <w:r>
+        <w:t xml:space="preserve">4.1 Fluxo</w:t>
+      </w:r>
+    </w:p>
+    <w:p>
+      <w:pPr>
+        <w:pStyle w:val="Compact"/>
+        <w:numPr>
+          <w:ilvl w:val="0"/>
+          <w:numId w:val="1005"/>
+        </w:numPr>
+      </w:pPr>
+      <w:r>
+        <w:rPr>
+          <w:b/>
+          <w:bCs/>
+        </w:rPr>
+        <w:t xml:space="preserve">Contexto do pet</w:t>
+      </w:r>
+      <w:r>
+        <w:t xml:space="preserve"> </w:t>
+      </w:r>
+      <w:r>
+        <w:t xml:space="preserve">é montado a partir de</w:t>
+      </w:r>
+      <w:r>
+        <w:t xml:space="preserve"> </w:t>
+      </w:r>
+      <w:r>
+        <w:rPr>
+          <w:rStyle w:val="VerbatimChar"/>
+        </w:rPr>
+        <w:t xml:space="preserve">pet_profiles</w:t>
+      </w:r>
+      <w:r>
+        <w:t xml:space="preserve"> </w:t>
+      </w:r>
+      <w:r>
+        <w:t xml:space="preserve">+</w:t>
+      </w:r>
+      <w:r>
+        <w:t xml:space="preserve"> </w:t>
+      </w:r>
+      <w:r>
+        <w:rPr>
+          <w:rStyle w:val="VerbatimChar"/>
+        </w:rPr>
+        <w:t xml:space="preserve">pet_conditions</w:t>
+      </w:r>
+      <w:r>
+        <w:t xml:space="preserve"> </w:t>
+      </w:r>
+      <w:r>
+        <w:t xml:space="preserve">+</w:t>
+      </w:r>
+      <w:r>
+        <w:t xml:space="preserve"> </w:t>
+      </w:r>
+      <w:r>
+        <w:rPr>
+          <w:rStyle w:val="VerbatimChar"/>
+        </w:rPr>
+        <w:t xml:space="preserve">pet_exams</w:t>
+      </w:r>
+      <w:r>
+        <w:t xml:space="preserve"> </w:t>
+      </w:r>
+      <w:r>
+        <w:t xml:space="preserve">+</w:t>
+      </w:r>
+      <w:r>
+        <w:t xml:space="preserve"> </w:t>
+      </w:r>
+      <w:r>
+        <w:rPr>
+          <w:rStyle w:val="VerbatimChar"/>
+        </w:rPr>
+        <w:t xml:space="preserve">pet_medications</w:t>
+      </w:r>
+      <w:r>
+        <w:t xml:space="preserve">.</w:t>
+      </w:r>
+    </w:p>
+    <w:p>
+      <w:pPr>
+        <w:pStyle w:val="Compact"/>
+        <w:numPr>
+          <w:ilvl w:val="0"/>
+          <w:numId w:val="1005"/>
+        </w:numPr>
+      </w:pPr>
+      <w:r>
+        <w:rPr>
+          <w:b/>
+          <w:bCs/>
+        </w:rPr>
+        <w:t xml:space="preserve">Query Cypher</w:t>
+      </w:r>
+      <w:r>
+        <w:t xml:space="preserve"> </w:t>
+      </w:r>
+      <w:r>
+        <w:t xml:space="preserve">percorre o KG:</w:t>
+      </w:r>
+      <w:r>
+        <w:t xml:space="preserve"> </w:t>
+      </w:r>
+      <w:r>
+        <w:rPr>
+          <w:rStyle w:val="VerbatimChar"/>
+        </w:rPr>
+        <w:t xml:space="preserve">condition → mechanism → compound</w:t>
+      </w:r>
+      <w:r>
+        <w:t xml:space="preserve">, deduplicando arestas por confidence.</w:t>
+      </w:r>
+    </w:p>
+    <w:p>
+      <w:pPr>
+        <w:pStyle w:val="Compact"/>
+        <w:numPr>
+          <w:ilvl w:val="0"/>
+          <w:numId w:val="1005"/>
+        </w:numPr>
+      </w:pPr>
+      <w:r>
+        <w:rPr>
+          <w:b/>
+          <w:bCs/>
+        </w:rPr>
+        <w:t xml:space="preserve">Filtros clínicos</w:t>
+      </w:r>
+      <w:r>
+        <w:t xml:space="preserve"> </w:t>
+      </w:r>
+      <w:r>
+        <w:t xml:space="preserve">removem candidatos com contraindicação por idade, breed-risk ativo, ou interação com medicação corrente.</w:t>
+      </w:r>
+    </w:p>
+    <w:p>
+      <w:pPr>
+        <w:pStyle w:val="Compact"/>
+        <w:numPr>
+          <w:ilvl w:val="0"/>
+          <w:numId w:val="1005"/>
+        </w:numPr>
+      </w:pPr>
+      <w:r>
+        <w:rPr>
+          <w:b/>
+          <w:bCs/>
+        </w:rPr>
+        <w:t xml:space="preserve">Ranking</w:t>
+      </w:r>
+      <w:r>
+        <w:t xml:space="preserve"> </w:t>
+      </w:r>
+      <w:r>
+        <w:t xml:space="preserve">combina</w:t>
+      </w:r>
+      <w:r>
+        <w:t xml:space="preserve"> </w:t>
+      </w:r>
+      <w:r>
+        <w:rPr>
+          <w:rStyle w:val="VerbatimChar"/>
+        </w:rPr>
+        <w:t xml:space="preserve">evidence_level × intensity × confidence × sinergia</w:t>
+      </w:r>
+      <w:r>
+        <w:t xml:space="preserve"> </w:t>
+      </w:r>
+      <w:r>
+        <w:t xml:space="preserve">(peso 0.3/0.2/0.2/0.3).</w:t>
+      </w:r>
+    </w:p>
+    <w:p>
+      <w:pPr>
+        <w:pStyle w:val="Compact"/>
+        <w:numPr>
+          <w:ilvl w:val="0"/>
+          <w:numId w:val="1005"/>
+        </w:numPr>
+      </w:pPr>
+      <w:r>
+        <w:rPr>
+          <w:b/>
+          <w:bCs/>
+        </w:rPr>
+        <w:t xml:space="preserve">Cap de 8</w:t>
+      </w:r>
+      <w:r>
+        <w:t xml:space="preserve"> </w:t>
+      </w:r>
+      <w:r>
+        <w:t xml:space="preserve">compostos — limite operacional de adesão (tutor não toma mais que 8).</w:t>
+      </w:r>
+    </w:p>
+    <w:p>
+      <w:pPr>
+        <w:pStyle w:val="Compact"/>
+        <w:numPr>
+          <w:ilvl w:val="0"/>
+          <w:numId w:val="1005"/>
+        </w:numPr>
+      </w:pPr>
+      <w:r>
+        <w:rPr>
+          <w:b/>
+          <w:bCs/>
+        </w:rPr>
+        <w:t xml:space="preserve">Deduplicação alfanumérica</w:t>
+      </w:r>
+      <w:r>
+        <w:t xml:space="preserve"> </w:t>
+      </w:r>
+      <w:r>
+        <w:t xml:space="preserve">evita duplicatas como</w:t>
+      </w:r>
+      <w:r>
+        <w:t xml:space="preserve"> </w:t>
+      </w:r>
+      <w:r>
+        <w:t xml:space="preserve">“NMN”</w:t>
+      </w:r>
+      <w:r>
+        <w:t xml:space="preserve"> </w:t>
+      </w:r>
+      <w:r>
+        <w:t xml:space="preserve">vs</w:t>
+      </w:r>
+      <w:r>
+        <w:t xml:space="preserve"> </w:t>
+      </w:r>
+      <w:r>
+        <w:t xml:space="preserve">“Nicotinamide Mononucleotide”</w:t>
+      </w:r>
+      <w:r>
+        <w:t xml:space="preserve">.</w:t>
+      </w:r>
+    </w:p>
+    <w:bookmarkEnd w:id="24"/>
+    <w:bookmarkStart w:id="25" w:name="transparência"/>
+    <w:p>
+      <w:pPr>
+        <w:pStyle w:val="Heading2"/>
+      </w:pPr>
+      <w:r>
+        <w:t xml:space="preserve">4.2 Transparência</w:t>
+      </w:r>
+    </w:p>
+    <w:p>
+      <w:pPr>
+        <w:pStyle w:val="FirstParagraph"/>
+      </w:pPr>
+      <w:r>
+        <w:t xml:space="preserve">Stacks sem suporte direto do KG (apenas inferência LLM) recebem badge</w:t>
+      </w:r>
+      <w:r>
+        <w:t xml:space="preserve"> </w:t>
+      </w:r>
+      <w:r>
+        <w:rPr>
+          <w:b/>
+          <w:bCs/>
+        </w:rPr>
+        <w:t xml:space="preserve">“sem evidência direta”</w:t>
+      </w:r>
+      <w:r>
+        <w:t xml:space="preserve">. O vet pode</w:t>
+      </w:r>
+      <w:r>
+        <w:t xml:space="preserve"> </w:t>
+      </w:r>
+      <w:r>
+        <w:rPr>
+          <w:b/>
+          <w:bCs/>
+        </w:rPr>
+        <w:t xml:space="preserve">aceitar · modificar · rejeitar</w:t>
+      </w:r>
+      <w:r>
+        <w:t xml:space="preserve"> </w:t>
+      </w:r>
+      <w:r>
+        <w:t xml:space="preserve">via</w:t>
+      </w:r>
+      <w:r>
+        <w:t xml:space="preserve"> </w:t>
+      </w:r>
+      <w:r>
+        <w:rPr>
+          <w:rStyle w:val="VerbatimChar"/>
+        </w:rPr>
+        <w:t xml:space="preserve">vet-recommendation-stack-management</w:t>
+      </w:r>
+      <w:r>
+        <w:t xml:space="preserve">. Toda alteração registra</w:t>
+      </w:r>
+      <w:r>
+        <w:t xml:space="preserve"> </w:t>
+      </w:r>
+      <w:r>
+        <w:rPr>
+          <w:rStyle w:val="VerbatimChar"/>
+        </w:rPr>
+        <w:t xml:space="preserve">vet_reviewed_by</w:t>
+      </w:r>
+      <w:r>
+        <w:t xml:space="preserve"> </w:t>
+      </w:r>
+      <w:r>
+        <w:t xml:space="preserve">+</w:t>
+      </w:r>
+      <w:r>
+        <w:t xml:space="preserve"> </w:t>
+      </w:r>
+      <w:r>
+        <w:rPr>
+          <w:rStyle w:val="VerbatimChar"/>
+        </w:rPr>
+        <w:t xml:space="preserve">vet_reviewed_at</w:t>
+      </w:r>
+      <w:r>
+        <w:t xml:space="preserve">.</w:t>
+      </w:r>
+    </w:p>
+    <w:bookmarkEnd w:id="25"/>
+    <w:bookmarkEnd w:id="26"/>
+    <w:bookmarkStart w:id="30" w:name="digital-twin-de-longevidade"/>
+    <w:p>
+      <w:pPr>
+        <w:pStyle w:val="Heading1"/>
+      </w:pPr>
+      <w:r>
+        <w:t xml:space="preserve">5. Digital Twin de Longevidade</w:t>
+      </w:r>
+    </w:p>
+    <w:tbl>
+      <w:tblPr>
+        <w:tblStyle w:val="FigureTable"/>
+        <w:tblW w:type="auto" w:w="0"/>
+        <w:jc w:val="center"/>
+        <w:tblLook w:firstRow="0" w:lastRow="0" w:firstColumn="0" w:lastColumn="0"/>
+      </w:tblPr>
+      <w:tblGrid>
+        <w:gridCol w:w="7920"/>
+      </w:tblGrid>
+      <w:tr>
+        <w:tc>
+          <w:tcPr/>
+          <w:p>
+            <w:pPr>
+              <w:pStyle w:val="Compact"/>
+              <w:jc w:val="center"/>
+            </w:pPr>
+            <w:r>
+              <w:t xml:space="preserve">Digital Twin Gompertz</w:t>
+            </w:r>
+          </w:p>
+        </w:tc>
+      </w:tr>
+    </w:tbl>
+    <w:p>
+      <w:pPr>
+        <w:pStyle w:val="ImageCaption"/>
+      </w:pPr>
+      <w:r>
+        <w:t xml:space="preserve">Digital Twin Gompertz</w:t>
+      </w:r>
+    </w:p>
+    <w:bookmarkStart w:id="27" w:name="modelo"/>
+    <w:p>
+      <w:pPr>
+        <w:pStyle w:val="Heading2"/>
+      </w:pPr>
+      <w:r>
+        <w:t xml:space="preserve">5.1 Modelo</w:t>
+      </w:r>
+    </w:p>
+    <w:p>
+      <w:pPr>
+        <w:pStyle w:val="FirstParagraph"/>
+      </w:pPr>
+      <w:r>
+        <w:t xml:space="preserve">S(t) = exp(−a·exp(−b·t))</w:t>
+      </w:r>
+    </w:p>
+    <w:p>
+      <w:pPr>
+        <w:pStyle w:val="BodyText"/>
+      </w:pPr>
+      <w:r>
+        <w:t xml:space="preserve">onde</w:t>
+      </w:r>
+      <w:r>
+        <w:t xml:space="preserve"> </w:t>
+      </w:r>
+      <w:r>
+        <w:rPr>
+          <w:rStyle w:val="VerbatimChar"/>
+        </w:rPr>
+        <w:t xml:space="preserve">a, b</w:t>
+      </w:r>
+      <w:r>
+        <w:t xml:space="preserve"> </w:t>
+      </w:r>
+      <w:r>
+        <w:t xml:space="preserve">são parâmetros por raça calibrados em literatura veterinária pública. A intervenção (stack geroprotector) atua</w:t>
+      </w:r>
+      <w:r>
+        <w:t xml:space="preserve"> </w:t>
+      </w:r>
+      <w:r>
+        <w:rPr>
+          <w:b/>
+          <w:bCs/>
+        </w:rPr>
+        <w:t xml:space="preserve">reduzindo</w:t>
+      </w:r>
+      <w:r>
+        <w:rPr>
+          <w:b/>
+          <w:bCs/>
+        </w:rPr>
+        <w:t xml:space="preserve"> </w:t>
+      </w:r>
+      <w:r>
+        <w:rPr>
+          <w:rStyle w:val="VerbatimChar"/>
+          <w:b/>
+          <w:bCs/>
+        </w:rPr>
+        <w:t xml:space="preserve">b</w:t>
+      </w:r>
+      <w:r>
+        <w:t xml:space="preserve"> </w:t>
+      </w:r>
+      <w:r>
+        <w:t xml:space="preserve">(taxa de envelhecimento) em função do</w:t>
+      </w:r>
+      <w:r>
+        <w:t xml:space="preserve"> </w:t>
+      </w:r>
+      <w:r>
+        <w:rPr>
+          <w:rStyle w:val="VerbatimChar"/>
+        </w:rPr>
+        <w:t xml:space="preserve">years_gained_proxy</w:t>
+      </w:r>
+      <w:r>
+        <w:t xml:space="preserve"> </w:t>
+      </w:r>
+      <w:r>
+        <w:t xml:space="preserve">agregado das arestas usadas.</w:t>
+      </w:r>
+    </w:p>
+    <w:bookmarkEnd w:id="27"/>
+    <w:bookmarkStart w:id="28" w:name="output-clínico"/>
+    <w:p>
+      <w:pPr>
+        <w:pStyle w:val="Heading2"/>
+      </w:pPr>
+      <w:r>
+        <w:t xml:space="preserve">5.2 Output clínico</w:t>
+      </w:r>
+    </w:p>
+    <w:p>
+      <w:pPr>
+        <w:pStyle w:val="Compact"/>
+        <w:numPr>
+          <w:ilvl w:val="0"/>
+          <w:numId w:val="1006"/>
+        </w:numPr>
+      </w:pPr>
+      <w:r>
+        <w:rPr>
+          <w:b/>
+          <w:bCs/>
+        </w:rPr>
+        <w:t xml:space="preserve">Mediana de vida baseline vs com stack</w:t>
+      </w:r>
+      <w:r>
+        <w:t xml:space="preserve"> </w:t>
+      </w:r>
+      <w:r>
+        <w:t xml:space="preserve">(curva visualizada acima)</w:t>
+      </w:r>
+    </w:p>
+    <w:p>
+      <w:pPr>
+        <w:pStyle w:val="Compact"/>
+        <w:numPr>
+          <w:ilvl w:val="0"/>
+          <w:numId w:val="1006"/>
+        </w:numPr>
+      </w:pPr>
+      <w:r>
+        <w:rPr>
+          <w:rStyle w:val="VerbatimChar"/>
+          <w:b/>
+          <w:bCs/>
+        </w:rPr>
+        <w:t xml:space="preserve">years_gained</w:t>
+      </w:r>
+      <w:r>
+        <w:rPr>
+          <w:b/>
+          <w:bCs/>
+        </w:rPr>
+        <w:t xml:space="preserve"> </w:t>
+      </w:r>
+      <w:r>
+        <w:rPr>
+          <w:b/>
+          <w:bCs/>
+        </w:rPr>
+        <w:t xml:space="preserve">esperado</w:t>
+      </w:r>
+      <w:r>
+        <w:t xml:space="preserve"> </w:t>
+      </w:r>
+      <w:r>
+        <w:t xml:space="preserve">(intervalo de confiança 80%)</w:t>
+      </w:r>
+    </w:p>
+    <w:p>
+      <w:pPr>
+        <w:pStyle w:val="Compact"/>
+        <w:numPr>
+          <w:ilvl w:val="0"/>
+          <w:numId w:val="1006"/>
+        </w:numPr>
+      </w:pPr>
+      <w:r>
+        <w:rPr>
+          <w:b/>
+          <w:bCs/>
+        </w:rPr>
+        <w:t xml:space="preserve">Custo evitado projetado</w:t>
+      </w:r>
+      <w:r>
+        <w:t xml:space="preserve"> </w:t>
+      </w:r>
+      <w:r>
+        <w:t xml:space="preserve">(BRL, baseado em literatura de doenças prevenidas)</w:t>
+      </w:r>
+    </w:p>
+    <w:p>
+      <w:pPr>
+        <w:pStyle w:val="Compact"/>
+        <w:numPr>
+          <w:ilvl w:val="0"/>
+          <w:numId w:val="1006"/>
+        </w:numPr>
+      </w:pPr>
+      <w:r>
+        <w:rPr>
+          <w:b/>
+          <w:bCs/>
+        </w:rPr>
+        <w:t xml:space="preserve">Sigmóide de outcome</w:t>
+      </w:r>
+      <w:r>
+        <w:t xml:space="preserve"> </w:t>
+      </w:r>
+      <w:r>
+        <w:t xml:space="preserve">por condição (</w:t>
+      </w:r>
+      <w:r>
+        <w:rPr>
+          <w:rStyle w:val="VerbatimChar"/>
+        </w:rPr>
+        <w:t xml:space="preserve">Evidence Projection Engine</w:t>
+      </w:r>
+      <w:r>
+        <w:t xml:space="preserve">)</w:t>
+      </w:r>
+    </w:p>
+    <w:bookmarkEnd w:id="28"/>
+    <w:bookmarkStart w:id="29" w:name="trigger-para-gap-fill"/>
+    <w:p>
+      <w:pPr>
+        <w:pStyle w:val="Heading2"/>
+      </w:pPr>
+      <w:r>
+        <w:t xml:space="preserve">5.3 Trigger para gap-fill</w:t>
+      </w:r>
+    </w:p>
+    <w:p>
+      <w:pPr>
+        <w:pStyle w:val="FirstParagraph"/>
+      </w:pPr>
+      <w:r>
+        <w:t xml:space="preserve">Quando</w:t>
+      </w:r>
+      <w:r>
+        <w:t xml:space="preserve"> </w:t>
+      </w:r>
+      <w:r>
+        <w:rPr>
+          <w:rStyle w:val="VerbatimChar"/>
+        </w:rPr>
+        <w:t xml:space="preserve">years_gained &lt; threshold</w:t>
+      </w:r>
+      <w:r>
+        <w:t xml:space="preserve"> </w:t>
+      </w:r>
+      <w:r>
+        <w:t xml:space="preserve">(padrão 0.3), o sistema dispara o pipeline de gap-fill da seção 6.</w:t>
+      </w:r>
+    </w:p>
+    <w:bookmarkEnd w:id="29"/>
+    <w:bookmarkEnd w:id="30"/>
+    <w:bookmarkStart w:id="33" w:name="gap-fill-pubmed-gemini"/>
+    <w:p>
+      <w:pPr>
+        <w:pStyle w:val="Heading1"/>
+      </w:pPr>
+      <w:r>
+        <w:t xml:space="preserve">6. Gap-Fill PubMed + Gemini</w:t>
+      </w:r>
+    </w:p>
+    <w:tbl>
+      <w:tblPr>
+        <w:tblStyle w:val="FigureTable"/>
+        <w:tblW w:type="auto" w:w="0"/>
+        <w:jc w:val="center"/>
+        <w:tblLook w:firstRow="0" w:lastRow="0" w:firstColumn="0" w:lastColumn="0"/>
+      </w:tblPr>
+      <w:tblGrid>
+        <w:gridCol w:w="7920"/>
+      </w:tblGrid>
+      <w:tr>
+        <w:tc>
+          <w:tcPr/>
+          <w:p>
+            <w:pPr>
+              <w:pStyle w:val="Compact"/>
+              <w:jc w:val="center"/>
+            </w:pPr>
+            <w:r>
+              <w:t xml:space="preserve">Gap-fill pipeline</w:t>
+            </w:r>
+          </w:p>
+        </w:tc>
+      </w:tr>
+    </w:tbl>
+    <w:p>
+      <w:pPr>
+        <w:pStyle w:val="ImageCaption"/>
+      </w:pPr>
+      <w:r>
+        <w:t xml:space="preserve">Gap-fill pipeline</w:t>
+      </w:r>
+    </w:p>
+    <w:bookmarkStart w:id="31" w:name="quando"/>
+    <w:p>
+      <w:pPr>
+        <w:pStyle w:val="Heading2"/>
+      </w:pPr>
+      <w:r>
+        <w:t xml:space="preserve">6.1 Quando</w:t>
+      </w:r>
+    </w:p>
+    <w:p>
+      <w:pPr>
+        <w:pStyle w:val="FirstParagraph"/>
+      </w:pPr>
+      <w:r>
+        <w:t xml:space="preserve">Sempre que o Digital Twin retorna</w:t>
+      </w:r>
+      <w:r>
+        <w:t xml:space="preserve"> </w:t>
+      </w:r>
+      <w:r>
+        <w:rPr>
+          <w:rStyle w:val="VerbatimChar"/>
+        </w:rPr>
+        <w:t xml:space="preserve">years_gained_proxy</w:t>
+      </w:r>
+      <w:r>
+        <w:t xml:space="preserve"> </w:t>
+      </w:r>
+      <w:r>
+        <w:t xml:space="preserve">baixo para uma combinação</w:t>
+      </w:r>
+      <w:r>
+        <w:t xml:space="preserve"> </w:t>
+      </w:r>
+      <w:r>
+        <w:rPr>
+          <w:rStyle w:val="VerbatimChar"/>
+        </w:rPr>
+        <w:t xml:space="preserve">(composto × condição)</w:t>
+      </w:r>
+      <w:r>
+        <w:t xml:space="preserve"> </w:t>
+      </w:r>
+      <w:r>
+        <w:t xml:space="preserve">que tem pares parecidos cobertos no KG → existe um buraco na ontologia.</w:t>
+      </w:r>
+    </w:p>
+    <w:bookmarkEnd w:id="31"/>
+    <w:bookmarkStart w:id="32" w:name="como"/>
+    <w:p>
+      <w:pPr>
+        <w:pStyle w:val="Heading2"/>
+      </w:pPr>
+      <w:r>
+        <w:t xml:space="preserve">6.2 Como</w:t>
+      </w:r>
+    </w:p>
+    <w:p>
+      <w:pPr>
+        <w:pStyle w:val="Compact"/>
+        <w:numPr>
+          <w:ilvl w:val="0"/>
+          <w:numId w:val="1007"/>
+        </w:numPr>
+      </w:pPr>
+      <w:r>
+        <w:rPr>
+          <w:rStyle w:val="VerbatimChar"/>
+        </w:rPr>
+        <w:t xml:space="preserve">kg-missing-triplets</w:t>
+      </w:r>
+      <w:r>
+        <w:t xml:space="preserve"> </w:t>
+      </w:r>
+      <w:r>
+        <w:t xml:space="preserve">enumera os pares faltantes priorizando alta prevalência clínica.</w:t>
+      </w:r>
+    </w:p>
+    <w:p>
+      <w:pPr>
+        <w:pStyle w:val="Compact"/>
+        <w:numPr>
+          <w:ilvl w:val="0"/>
+          <w:numId w:val="1007"/>
+        </w:numPr>
+      </w:pPr>
+      <w:r>
+        <w:rPr>
+          <w:rStyle w:val="VerbatimChar"/>
+        </w:rPr>
+        <w:t xml:space="preserve">pubmed-esearch</w:t>
+      </w:r>
+      <w:r>
+        <w:t xml:space="preserve"> </w:t>
+      </w:r>
+      <w:r>
+        <w:t xml:space="preserve">+</w:t>
+      </w:r>
+      <w:r>
+        <w:t xml:space="preserve"> </w:t>
+      </w:r>
+      <w:r>
+        <w:rPr>
+          <w:rStyle w:val="VerbatimChar"/>
+        </w:rPr>
+        <w:t xml:space="preserve">pubmed-efetch</w:t>
+      </w:r>
+      <w:r>
+        <w:t xml:space="preserve"> </w:t>
+      </w:r>
+      <w:r>
+        <w:t xml:space="preserve">(E-utilities) trazem abstracts.</w:t>
+      </w:r>
+    </w:p>
+    <w:p>
+      <w:pPr>
+        <w:pStyle w:val="Compact"/>
+        <w:numPr>
+          <w:ilvl w:val="0"/>
+          <w:numId w:val="1007"/>
+        </w:numPr>
+      </w:pPr>
+      <w:r>
+        <w:rPr>
+          <w:rStyle w:val="VerbatimChar"/>
+        </w:rPr>
+        <w:t xml:space="preserve">gemini-structure-pubmed</w:t>
+      </w:r>
+      <w:r>
+        <w:t xml:space="preserve"> </w:t>
+      </w:r>
+      <w:r>
+        <w:t xml:space="preserve">extrai triplet provisional com</w:t>
+      </w:r>
+      <w:r>
+        <w:t xml:space="preserve"> </w:t>
+      </w:r>
+      <w:r>
+        <w:rPr>
+          <w:rStyle w:val="VerbatimChar"/>
+        </w:rPr>
+        <w:t xml:space="preserve">source_excerpt</w:t>
+      </w:r>
+      <w:r>
+        <w:t xml:space="preserve"> </w:t>
+      </w:r>
+      <w:r>
+        <w:t xml:space="preserve">+ DOI.</w:t>
+      </w:r>
+    </w:p>
+    <w:p>
+      <w:pPr>
+        <w:pStyle w:val="Compact"/>
+        <w:numPr>
+          <w:ilvl w:val="0"/>
+          <w:numId w:val="1007"/>
+        </w:numPr>
+      </w:pPr>
+      <w:r>
+        <w:t xml:space="preserve">Inserido em</w:t>
+      </w:r>
+      <w:r>
+        <w:t xml:space="preserve"> </w:t>
+      </w:r>
+      <w:r>
+        <w:rPr>
+          <w:rStyle w:val="VerbatimChar"/>
+        </w:rPr>
+        <w:t xml:space="preserve">triplet_extractions</w:t>
+      </w:r>
+      <w:r>
+        <w:t xml:space="preserve"> </w:t>
+      </w:r>
+      <w:r>
+        <w:t xml:space="preserve">com</w:t>
+      </w:r>
+      <w:r>
+        <w:t xml:space="preserve"> </w:t>
+      </w:r>
+      <w:r>
+        <w:rPr>
+          <w:rStyle w:val="VerbatimChar"/>
+        </w:rPr>
+        <w:t xml:space="preserve">provisional=true</w:t>
+      </w:r>
+      <w:r>
+        <w:t xml:space="preserve"> </w:t>
+      </w:r>
+      <w:r>
+        <w:t xml:space="preserve">→ renderizado</w:t>
+      </w:r>
+      <w:r>
+        <w:t xml:space="preserve"> </w:t>
+      </w:r>
+      <w:r>
+        <w:rPr>
+          <w:b/>
+          <w:bCs/>
+        </w:rPr>
+        <w:t xml:space="preserve">tracejado</w:t>
+      </w:r>
+      <w:r>
+        <w:t xml:space="preserve"> </w:t>
+      </w:r>
+      <w:r>
+        <w:t xml:space="preserve">no KG até curador humano aprovar.</w:t>
+      </w:r>
+    </w:p>
+    <w:bookmarkEnd w:id="32"/>
+    <w:bookmarkEnd w:id="33"/>
+    <w:bookmarkStart w:id="34" w:name="Xcb6527c2d6461c7daab270cca33025b05fe64aa"/>
+    <w:p>
+      <w:pPr>
+        <w:pStyle w:val="Heading1"/>
+      </w:pPr>
+      <w:r>
+        <w:t xml:space="preserve">7. Taxonomia Padronizada — SNOMED-CT VetSCT + UMLS</w:t>
+      </w:r>
+    </w:p>
+    <w:p>
+      <w:pPr>
+        <w:pStyle w:val="Compact"/>
+        <w:numPr>
+          <w:ilvl w:val="0"/>
+          <w:numId w:val="1008"/>
+        </w:numPr>
+      </w:pPr>
+      <w:r>
+        <w:rPr>
+          <w:b/>
+          <w:bCs/>
+        </w:rPr>
+        <w:t xml:space="preserve">SNOMED-CT VetSCT</w:t>
+      </w:r>
+      <w:r>
+        <w:t xml:space="preserve"> </w:t>
+      </w:r>
+      <w:r>
+        <w:t xml:space="preserve">governa nomes canônicos de condições (</w:t>
+      </w:r>
+      <w:r>
+        <w:rPr>
+          <w:rStyle w:val="VerbatimChar"/>
+        </w:rPr>
+        <w:t xml:space="preserve">Osteoarthritis</w:t>
+      </w:r>
+      <w:r>
+        <w:t xml:space="preserve">,</w:t>
+      </w:r>
+      <w:r>
+        <w:t xml:space="preserve"> </w:t>
+      </w:r>
+      <w:r>
+        <w:rPr>
+          <w:rStyle w:val="VerbatimChar"/>
+        </w:rPr>
+        <w:t xml:space="preserve">Chronic Kidney Disease</w:t>
+      </w:r>
+      <w:r>
+        <w:t xml:space="preserve">).</w:t>
+      </w:r>
+    </w:p>
+    <w:p>
+      <w:pPr>
+        <w:pStyle w:val="Compact"/>
+        <w:numPr>
+          <w:ilvl w:val="0"/>
+          <w:numId w:val="1008"/>
+        </w:numPr>
+      </w:pPr>
+      <w:r>
+        <w:rPr>
+          <w:b/>
+          <w:bCs/>
+        </w:rPr>
+        <w:t xml:space="preserve">UMLS</w:t>
+      </w:r>
+      <w:r>
+        <w:t xml:space="preserve"> </w:t>
+      </w:r>
+      <w:r>
+        <w:t xml:space="preserve">governa pathways (</w:t>
+      </w:r>
+      <w:r>
+        <w:rPr>
+          <w:rStyle w:val="VerbatimChar"/>
+        </w:rPr>
+        <w:t xml:space="preserve">NF-κB signaling</w:t>
+      </w:r>
+      <w:r>
+        <w:t xml:space="preserve">,</w:t>
+      </w:r>
+      <w:r>
+        <w:t xml:space="preserve"> </w:t>
+      </w:r>
+      <w:r>
+        <w:rPr>
+          <w:rStyle w:val="VerbatimChar"/>
+        </w:rPr>
+        <w:t xml:space="preserve">mTOR pathway</w:t>
+      </w:r>
+      <w:r>
+        <w:t xml:space="preserve">).</w:t>
+      </w:r>
+    </w:p>
+    <w:p>
+      <w:pPr>
+        <w:pStyle w:val="Compact"/>
+        <w:numPr>
+          <w:ilvl w:val="0"/>
+          <w:numId w:val="1008"/>
+        </w:numPr>
+      </w:pPr>
+      <w:r>
+        <w:rPr>
+          <w:rStyle w:val="VerbatimChar"/>
+          <w:b/>
+          <w:bCs/>
+        </w:rPr>
+        <w:t xml:space="preserve">biomedical-taxonomy.ts</w:t>
+      </w:r>
+      <w:r>
+        <w:t xml:space="preserve"> </w:t>
+      </w:r>
+      <w:r>
+        <w:t xml:space="preserve">mantém o dicionário local + regex de classificação multi-tier.</w:t>
+      </w:r>
+    </w:p>
+    <w:p>
+      <w:pPr>
+        <w:pStyle w:val="Compact"/>
+        <w:numPr>
+          <w:ilvl w:val="0"/>
+          <w:numId w:val="1008"/>
+        </w:numPr>
+      </w:pPr>
+      <w:r>
+        <w:rPr>
+          <w:b/>
+          <w:bCs/>
+        </w:rPr>
+        <w:t xml:space="preserve">Reclassificação durante sync</w:t>
+      </w:r>
+      <w:r>
+        <w:t xml:space="preserve"> </w:t>
+      </w:r>
+      <w:r>
+        <w:t xml:space="preserve">ao Neo4j corrige erros de modelo e impõe snake_case.</w:t>
+      </w:r>
+    </w:p>
+    <w:bookmarkEnd w:id="34"/>
+    <w:bookmarkStart w:id="35" w:name="conformidade-regulatória"/>
+    <w:p>
+      <w:pPr>
+        <w:pStyle w:val="Heading1"/>
+      </w:pPr>
+      <w:r>
+        <w:t xml:space="preserve">8. Conformidade Regulatória</w:t>
+      </w:r>
+    </w:p>
+    <w:tbl>
+      <w:tblPr>
+        <w:tblStyle w:val="FigureTable"/>
+        <w:tblW w:type="auto" w:w="0"/>
+        <w:jc w:val="center"/>
+        <w:tblLook w:firstRow="0" w:lastRow="0" w:firstColumn="0" w:lastColumn="0"/>
+      </w:tblPr>
+      <w:tblGrid>
+        <w:gridCol w:w="7920"/>
+      </w:tblGrid>
+      <w:tr>
+        <w:tc>
+          <w:tcPr/>
+          <w:p>
+            <w:pPr>
+              <w:pStyle w:val="Compact"/>
+              <w:jc w:val="center"/>
+            </w:pPr>
+            <w:r>
+              <w:t xml:space="preserve">Matriz de conformidade</w:t>
+            </w:r>
+          </w:p>
+        </w:tc>
+      </w:tr>
+    </w:tbl>
+    <w:p>
+      <w:pPr>
+        <w:pStyle w:val="ImageCaption"/>
+      </w:pPr>
+      <w:r>
+        <w:t xml:space="preserve">Matriz de conformidade</w:t>
+      </w:r>
+    </w:p>
+    <w:p>
+      <w:pPr>
+        <w:pStyle w:val="BodyText"/>
+      </w:pPr>
+      <w:r>
+        <w:t xml:space="preserve">Auto-avaliação contra os 3 marcos regulatórios mais relevantes (FDA-CVM, EMA-CVMP, AVMA). Nenhum dos itens é apenas declaratório — todos têm artefato auditável (tabela, função, log).</w:t>
+      </w:r>
+    </w:p>
+    <w:tbl>
+      <w:tblPr>
+        <w:tblStyle w:val="Table"/>
+        <w:tblW w:type="pct" w:w="5000"/>
+        <w:tblLayout w:type="fixed"/>
+        <w:tblLook w:firstRow="1" w:lastRow="0" w:firstColumn="0" w:lastColumn="0" w:noHBand="0" w:noVBand="0" w:val="0020"/>
+      </w:tblPr>
+      <w:tblGrid>
+        <w:gridCol w:w="3960"/>
+        <w:gridCol w:w="3960"/>
+      </w:tblGrid>
+      <w:tr>
+        <w:trPr>
+          <w:tblHeader w:val="on"/>
+        </w:trPr>
+        <w:tc>
+          <w:tcPr/>
+          <w:p>
+            <w:pPr>
+              <w:pStyle w:val="Compact"/>
+            </w:pPr>
+            <w:r>
+              <w:t xml:space="preserve">Requisito</w:t>
+            </w:r>
+          </w:p>
+        </w:tc>
+        <w:tc>
+          <w:tcPr/>
+          <w:p>
+            <w:pPr>
+              <w:pStyle w:val="Compact"/>
+            </w:pPr>
+            <w:r>
+              <w:t xml:space="preserve">Implementação</w:t>
+            </w:r>
+          </w:p>
+        </w:tc>
+      </w:tr>
+      <w:tr>
+        <w:tc>
+          <w:tcPr/>
+          <w:p>
+            <w:pPr>
+              <w:pStyle w:val="Compact"/>
+            </w:pPr>
+            <w:r>
+              <w:t xml:space="preserve">Rastreabilidade de dose</w:t>
+            </w:r>
+          </w:p>
+        </w:tc>
+        <w:tc>
+          <w:tcPr/>
+          <w:p>
+            <w:pPr>
+              <w:pStyle w:val="Compact"/>
+            </w:pPr>
+            <w:r>
+              <w:rPr>
+                <w:rStyle w:val="VerbatimChar"/>
+              </w:rPr>
+              <w:t xml:space="preserve">pet_medications</w:t>
+            </w:r>
+            <w:r>
+              <w:t xml:space="preserve"> </w:t>
+            </w:r>
+            <w:r>
+              <w:t xml:space="preserve">+</w:t>
+            </w:r>
+            <w:r>
+              <w:t xml:space="preserve"> </w:t>
+            </w:r>
+            <w:r>
+              <w:rPr>
+                <w:rStyle w:val="VerbatimChar"/>
+              </w:rPr>
+              <w:t xml:space="preserve">dosage-resolver</w:t>
+            </w:r>
+          </w:p>
+        </w:tc>
+      </w:tr>
+      <w:tr>
+        <w:tc>
+          <w:tcPr/>
+          <w:p>
+            <w:pPr>
+              <w:pStyle w:val="Compact"/>
+            </w:pPr>
+            <w:r>
+              <w:t xml:space="preserve">Evidência científica</w:t>
+            </w:r>
+          </w:p>
+        </w:tc>
+        <w:tc>
+          <w:tcPr/>
+          <w:p>
+            <w:pPr>
+              <w:pStyle w:val="Compact"/>
+            </w:pPr>
+            <w:r>
+              <w:rPr>
+                <w:rStyle w:val="VerbatimChar"/>
+              </w:rPr>
+              <w:t xml:space="preserve">scientific_studies</w:t>
+            </w:r>
+            <w:r>
+              <w:t xml:space="preserve"> </w:t>
+            </w:r>
+            <w:r>
+              <w:t xml:space="preserve">+</w:t>
+            </w:r>
+            <w:r>
+              <w:t xml:space="preserve"> </w:t>
+            </w:r>
+            <w:r>
+              <w:rPr>
+                <w:rStyle w:val="VerbatimChar"/>
+              </w:rPr>
+              <w:t xml:space="preserve">triplet_extractions.source_excerpt</w:t>
+            </w:r>
+          </w:p>
+        </w:tc>
+      </w:tr>
+      <w:tr>
+        <w:tc>
+          <w:tcPr/>
+          <w:p>
+            <w:pPr>
+              <w:pStyle w:val="Compact"/>
+            </w:pPr>
+            <w:r>
+              <w:t xml:space="preserve">Contraindicações claras</w:t>
+            </w:r>
+          </w:p>
+        </w:tc>
+        <w:tc>
+          <w:tcPr/>
+          <w:p>
+            <w:pPr>
+              <w:pStyle w:val="Compact"/>
+            </w:pPr>
+            <w:r>
+              <w:rPr>
+                <w:rStyle w:val="VerbatimChar"/>
+              </w:rPr>
+              <w:t xml:space="preserve">nutraceutical_conditions.contraindication_*</w:t>
+            </w:r>
+            <w:r>
+              <w:t xml:space="preserve"> </w:t>
+            </w:r>
+            <w:r>
+              <w:t xml:space="preserve">+ filtros de ranking</w:t>
+            </w:r>
+          </w:p>
+        </w:tc>
+      </w:tr>
+      <w:tr>
+        <w:tc>
+          <w:tcPr/>
+          <w:p>
+            <w:pPr>
+              <w:pStyle w:val="Compact"/>
+            </w:pPr>
+            <w:r>
+              <w:t xml:space="preserve">Provenance por recomendação</w:t>
+            </w:r>
+          </w:p>
+        </w:tc>
+        <w:tc>
+          <w:tcPr/>
+          <w:p>
+            <w:pPr>
+              <w:pStyle w:val="Compact"/>
+            </w:pPr>
+            <w:r>
+              <w:t xml:space="preserve">toda aresta usada em recomendação carrega</w:t>
+            </w:r>
+            <w:r>
+              <w:t xml:space="preserve"> </w:t>
+            </w:r>
+            <w:r>
+              <w:rPr>
+                <w:rStyle w:val="VerbatimChar"/>
+              </w:rPr>
+              <w:t xml:space="preserve">source_triplet_id</w:t>
+            </w:r>
+          </w:p>
+        </w:tc>
+      </w:tr>
+      <w:tr>
+        <w:tc>
+          <w:tcPr/>
+          <w:p>
+            <w:pPr>
+              <w:pStyle w:val="Compact"/>
+            </w:pPr>
+            <w:r>
+              <w:t xml:space="preserve">Audit log imutável</w:t>
+            </w:r>
+          </w:p>
+        </w:tc>
+        <w:tc>
+          <w:tcPr/>
+          <w:p>
+            <w:pPr>
+              <w:pStyle w:val="Compact"/>
+            </w:pPr>
+            <w:r>
+              <w:t xml:space="preserve">soft-delete +</w:t>
+            </w:r>
+            <w:r>
+              <w:t xml:space="preserve"> </w:t>
+            </w:r>
+            <w:r>
+              <w:rPr>
+                <w:rStyle w:val="VerbatimChar"/>
+              </w:rPr>
+              <w:t xml:space="preserve">audit_requests</w:t>
+            </w:r>
+            <w:r>
+              <w:t xml:space="preserve">/</w:t>
+            </w:r>
+            <w:r>
+              <w:rPr>
+                <w:rStyle w:val="VerbatimChar"/>
+              </w:rPr>
+              <w:t xml:space="preserve">technical_audits</w:t>
+            </w:r>
+          </w:p>
+        </w:tc>
+      </w:tr>
+    </w:tbl>
+    <w:p>
+      <w:pPr>
+        <w:pStyle w:val="BodyText"/>
+      </w:pPr>
+      <w:r>
+        <w:rPr>
+          <w:b/>
+          <w:bCs/>
+        </w:rPr>
+        <w:t xml:space="preserve">Gap conhecido:</w:t>
+      </w:r>
+      <w:r>
+        <w:t xml:space="preserve"> </w:t>
+      </w:r>
+      <w:r>
+        <w:t xml:space="preserve">“Audit log imutável”</w:t>
+      </w:r>
+      <w:r>
+        <w:t xml:space="preserve"> </w:t>
+      </w:r>
+      <w:r>
+        <w:t xml:space="preserve">está em 65–75% — falta append-only enforcement em DB-level (atualmente é convenção aplicacional).</w:t>
+      </w:r>
+    </w:p>
+    <w:bookmarkEnd w:id="35"/>
+    <w:bookmarkStart w:id="36" w:name="forças-18"/>
+    <w:p>
+      <w:pPr>
+        <w:pStyle w:val="Heading1"/>
+      </w:pPr>
+      <w:r>
+        <w:t xml:space="preserve">9. Forças (18)</w:t>
+      </w:r>
+    </w:p>
+    <w:p>
+      <w:pPr>
+        <w:pStyle w:val="Compact"/>
+        <w:numPr>
+          <w:ilvl w:val="0"/>
+          <w:numId w:val="1009"/>
+        </w:numPr>
+      </w:pPr>
+      <w:r>
+        <w:rPr>
+          <w:b/>
+          <w:bCs/>
+        </w:rPr>
+        <w:t xml:space="preserve">Pipeline determinístico de 7 estágios</w:t>
+      </w:r>
+      <w:r>
+        <w:t xml:space="preserve"> </w:t>
+      </w:r>
+      <w:r>
+        <w:t xml:space="preserve">com responsabilidade única por edge function.</w:t>
+      </w:r>
+    </w:p>
+    <w:p>
+      <w:pPr>
+        <w:pStyle w:val="Compact"/>
+        <w:numPr>
+          <w:ilvl w:val="0"/>
+          <w:numId w:val="1009"/>
+        </w:numPr>
+      </w:pPr>
+      <w:r>
+        <w:rPr>
+          <w:b/>
+          <w:bCs/>
+        </w:rPr>
+        <w:t xml:space="preserve">Gatekeeper de curadoria</w:t>
+      </w:r>
+      <w:r>
+        <w:t xml:space="preserve"> </w:t>
+      </w:r>
+      <w:r>
+        <w:t xml:space="preserve">— invariante que impede triplets &lt;0.50 de chegarem ao KG público.</w:t>
+      </w:r>
+    </w:p>
+    <w:p>
+      <w:pPr>
+        <w:pStyle w:val="Compact"/>
+        <w:numPr>
+          <w:ilvl w:val="0"/>
+          <w:numId w:val="1009"/>
+        </w:numPr>
+      </w:pPr>
+      <w:r>
+        <w:rPr>
+          <w:b/>
+          <w:bCs/>
+        </w:rPr>
+        <w:t xml:space="preserve">Modelo de 5 camadas causais</w:t>
+      </w:r>
+      <w:r>
+        <w:t xml:space="preserve"> </w:t>
+      </w:r>
+      <w:r>
+        <w:t xml:space="preserve">— base da explicabilidade clínica.</w:t>
+      </w:r>
+    </w:p>
+    <w:p>
+      <w:pPr>
+        <w:pStyle w:val="Compact"/>
+        <w:numPr>
+          <w:ilvl w:val="0"/>
+          <w:numId w:val="1009"/>
+        </w:numPr>
+      </w:pPr>
+      <w:r>
+        <w:rPr>
+          <w:b/>
+          <w:bCs/>
+        </w:rPr>
+        <w:t xml:space="preserve">245 políticas RLS ativas</w:t>
+      </w:r>
+      <w:r>
+        <w:t xml:space="preserve"> </w:t>
+      </w:r>
+      <w:r>
+        <w:t xml:space="preserve">cobrindo 93 tabelas.</w:t>
+      </w:r>
+    </w:p>
+    <w:p>
+      <w:pPr>
+        <w:pStyle w:val="Compact"/>
+        <w:numPr>
+          <w:ilvl w:val="0"/>
+          <w:numId w:val="1009"/>
+        </w:numPr>
+      </w:pPr>
+      <w:r>
+        <w:rPr>
+          <w:rStyle w:val="VerbatimChar"/>
+          <w:b/>
+          <w:bCs/>
+        </w:rPr>
+        <w:t xml:space="preserve">has_role()</w:t>
+      </w:r>
+      <w:r>
+        <w:rPr>
+          <w:b/>
+          <w:bCs/>
+        </w:rPr>
+        <w:t xml:space="preserve"> </w:t>
+      </w:r>
+      <w:r>
+        <w:rPr>
+          <w:b/>
+          <w:bCs/>
+        </w:rPr>
+        <w:t xml:space="preserve">SECURITY DEFINER</w:t>
+      </w:r>
+      <w:r>
+        <w:t xml:space="preserve"> </w:t>
+      </w:r>
+      <w:r>
+        <w:t xml:space="preserve">evita loops recursivos de RLS.</w:t>
+      </w:r>
+    </w:p>
+    <w:p>
+      <w:pPr>
+        <w:pStyle w:val="Compact"/>
+        <w:numPr>
+          <w:ilvl w:val="0"/>
+          <w:numId w:val="1009"/>
+        </w:numPr>
+      </w:pPr>
+      <w:r>
+        <w:rPr>
+          <w:b/>
+          <w:bCs/>
+        </w:rPr>
+        <w:t xml:space="preserve">GRANT explícito</w:t>
+      </w:r>
+      <w:r>
+        <w:t xml:space="preserve"> </w:t>
+      </w:r>
+      <w:r>
+        <w:t xml:space="preserve">em toda migration que cria tabela — invariante documentado.</w:t>
+      </w:r>
+    </w:p>
+    <w:p>
+      <w:pPr>
+        <w:pStyle w:val="Compact"/>
+        <w:numPr>
+          <w:ilvl w:val="0"/>
+          <w:numId w:val="1009"/>
+        </w:numPr>
+      </w:pPr>
+      <w:r>
+        <w:rPr>
+          <w:b/>
+          <w:bCs/>
+        </w:rPr>
+        <w:t xml:space="preserve">Sistema bilingue em 3 camadas</w:t>
+      </w:r>
+      <w:r>
+        <w:t xml:space="preserve"> </w:t>
+      </w:r>
+      <w:r>
+        <w:t xml:space="preserve">(UI · DB · estática) com auditor automático.</w:t>
+      </w:r>
+    </w:p>
+    <w:p>
+      <w:pPr>
+        <w:pStyle w:val="Compact"/>
+        <w:numPr>
+          <w:ilvl w:val="0"/>
+          <w:numId w:val="1009"/>
+        </w:numPr>
+      </w:pPr>
+      <w:r>
+        <w:rPr>
+          <w:b/>
+          <w:bCs/>
+        </w:rPr>
+        <w:t xml:space="preserve">Cache-busting i18n</w:t>
+      </w:r>
+      <w:r>
+        <w:t xml:space="preserve"> </w:t>
+      </w:r>
+      <w:r>
+        <w:t xml:space="preserve">via</w:t>
+      </w:r>
+      <w:r>
+        <w:t xml:space="preserve"> </w:t>
+      </w:r>
+      <w:r>
+        <w:rPr>
+          <w:rStyle w:val="VerbatimChar"/>
+        </w:rPr>
+        <w:t xml:space="preserve">I18N_VERSION</w:t>
+      </w:r>
+      <w:r>
+        <w:t xml:space="preserve"> </w:t>
+      </w:r>
+      <w:r>
+        <w:t xml:space="preserve">incrementável.</w:t>
+      </w:r>
+    </w:p>
+    <w:p>
+      <w:pPr>
+        <w:pStyle w:val="Compact"/>
+        <w:numPr>
+          <w:ilvl w:val="0"/>
+          <w:numId w:val="1009"/>
+        </w:numPr>
+      </w:pPr>
+      <w:r>
+        <w:rPr>
+          <w:b/>
+          <w:bCs/>
+        </w:rPr>
+        <w:t xml:space="preserve">Cap de 8 compostos</w:t>
+      </w:r>
+      <w:r>
+        <w:t xml:space="preserve"> </w:t>
+      </w:r>
+      <w:r>
+        <w:t xml:space="preserve">alinhado à literatura de adesão.</w:t>
+      </w:r>
+    </w:p>
+    <w:p>
+      <w:pPr>
+        <w:pStyle w:val="Compact"/>
+        <w:numPr>
+          <w:ilvl w:val="0"/>
+          <w:numId w:val="1009"/>
+        </w:numPr>
+      </w:pPr>
+      <w:r>
+        <w:rPr>
+          <w:b/>
+          <w:bCs/>
+        </w:rPr>
+        <w:t xml:space="preserve">Digital Twin Gompertz por raça</w:t>
+      </w:r>
+      <w:r>
+        <w:t xml:space="preserve"> </w:t>
+      </w:r>
+      <w:r>
+        <w:t xml:space="preserve">— projeção quantitativa, não narrativa.</w:t>
+      </w:r>
+    </w:p>
+    <w:p>
+      <w:pPr>
+        <w:pStyle w:val="Compact"/>
+        <w:numPr>
+          <w:ilvl w:val="0"/>
+          <w:numId w:val="1009"/>
+        </w:numPr>
+      </w:pPr>
+      <w:r>
+        <w:rPr>
+          <w:b/>
+          <w:bCs/>
+        </w:rPr>
+        <w:t xml:space="preserve">Gap-fill PubMed automático</w:t>
+      </w:r>
+      <w:r>
+        <w:t xml:space="preserve"> </w:t>
+      </w:r>
+      <w:r>
+        <w:t xml:space="preserve">com aresta provisional + tracejado visual.</w:t>
+      </w:r>
+    </w:p>
+    <w:p>
+      <w:pPr>
+        <w:pStyle w:val="Compact"/>
+        <w:numPr>
+          <w:ilvl w:val="0"/>
+          <w:numId w:val="1009"/>
+        </w:numPr>
+      </w:pPr>
+      <w:r>
+        <w:rPr>
+          <w:b/>
+          <w:bCs/>
+        </w:rPr>
+        <w:t xml:space="preserve">Vet-curator dialog</w:t>
+      </w:r>
+      <w:r>
+        <w:t xml:space="preserve"> </w:t>
+      </w:r>
+      <w:r>
+        <w:t xml:space="preserve">com evidência computada em tempo real (sem LLM no path crítico).</w:t>
+      </w:r>
+    </w:p>
+    <w:p>
+      <w:pPr>
+        <w:pStyle w:val="Compact"/>
+        <w:numPr>
+          <w:ilvl w:val="0"/>
+          <w:numId w:val="1009"/>
+        </w:numPr>
+      </w:pPr>
+      <w:r>
+        <w:rPr>
+          <w:b/>
+          <w:bCs/>
+        </w:rPr>
+        <w:t xml:space="preserve">SNOMED-CT VetSCT + UMLS</w:t>
+      </w:r>
+      <w:r>
+        <w:t xml:space="preserve"> </w:t>
+      </w:r>
+      <w:r>
+        <w:t xml:space="preserve">como ontologias canônicas.</w:t>
+      </w:r>
+    </w:p>
+    <w:p>
+      <w:pPr>
+        <w:pStyle w:val="Compact"/>
+        <w:numPr>
+          <w:ilvl w:val="0"/>
+          <w:numId w:val="1009"/>
+        </w:numPr>
+      </w:pPr>
+      <w:r>
+        <w:rPr>
+          <w:b/>
+          <w:bCs/>
+        </w:rPr>
+        <w:t xml:space="preserve">Pet sintéticos (660 em 11 cohorts)</w:t>
+      </w:r>
+      <w:r>
+        <w:t xml:space="preserve"> </w:t>
+      </w:r>
+      <w:r>
+        <w:t xml:space="preserve">ordenados por complexidade crescente.</w:t>
+      </w:r>
+    </w:p>
+    <w:p>
+      <w:pPr>
+        <w:pStyle w:val="Compact"/>
+        <w:numPr>
+          <w:ilvl w:val="0"/>
+          <w:numId w:val="1009"/>
+        </w:numPr>
+      </w:pPr>
+      <w:r>
+        <w:rPr>
+          <w:b/>
+          <w:bCs/>
+        </w:rPr>
+        <w:t xml:space="preserve">No-mock policy</w:t>
+      </w:r>
+      <w:r>
+        <w:t xml:space="preserve"> </w:t>
+      </w:r>
+      <w:r>
+        <w:t xml:space="preserve">— dados clínicos sempre rotulados pela origem (DB, LLM, regra).</w:t>
+      </w:r>
+    </w:p>
+    <w:p>
+      <w:pPr>
+        <w:pStyle w:val="Compact"/>
+        <w:numPr>
+          <w:ilvl w:val="0"/>
+          <w:numId w:val="1009"/>
+        </w:numPr>
+      </w:pPr>
+      <w:r>
+        <w:rPr>
+          <w:b/>
+          <w:bCs/>
+        </w:rPr>
+        <w:t xml:space="preserve">Soft delete + safeguard</w:t>
+      </w:r>
+      <w:r>
+        <w:rPr>
+          <w:b/>
+          <w:bCs/>
+        </w:rPr>
+        <w:t xml:space="preserve"> </w:t>
+      </w:r>
+      <w:r>
+        <w:rPr>
+          <w:b/>
+          <w:bCs/>
+        </w:rPr>
+        <w:t xml:space="preserve">“DELETE”</w:t>
+      </w:r>
+      <w:r>
+        <w:t xml:space="preserve"> </w:t>
+      </w:r>
+      <w:r>
+        <w:t xml:space="preserve">para deleção em massa de estudos aprovados.</w:t>
+      </w:r>
+    </w:p>
+    <w:p>
+      <w:pPr>
+        <w:pStyle w:val="Compact"/>
+        <w:numPr>
+          <w:ilvl w:val="0"/>
+          <w:numId w:val="1009"/>
+        </w:numPr>
+      </w:pPr>
+      <w:r>
+        <w:rPr>
+          <w:b/>
+          <w:bCs/>
+        </w:rPr>
+        <w:t xml:space="preserve">Predicate mapping</w:t>
+      </w:r>
+      <w:r>
+        <w:t xml:space="preserve"> </w:t>
+      </w:r>
+      <w:r>
+        <w:t xml:space="preserve">normaliza variantes LLM antes da validação.</w:t>
+      </w:r>
+    </w:p>
+    <w:p>
+      <w:pPr>
+        <w:pStyle w:val="Compact"/>
+        <w:numPr>
+          <w:ilvl w:val="0"/>
+          <w:numId w:val="1009"/>
+        </w:numPr>
+      </w:pPr>
+      <w:r>
+        <w:rPr>
+          <w:b/>
+          <w:bCs/>
+        </w:rPr>
+        <w:t xml:space="preserve">38.643 arestas hierárquicas</w:t>
+      </w:r>
+      <w:r>
+        <w:t xml:space="preserve"> </w:t>
+      </w:r>
+      <w:r>
+        <w:t xml:space="preserve">com provenance completa (estudo + chunk).</w:t>
+      </w:r>
+    </w:p>
+    <w:bookmarkEnd w:id="36"/>
+    <w:bookmarkStart w:id="37" w:name="gaps-12"/>
+    <w:p>
+      <w:pPr>
+        <w:pStyle w:val="Heading1"/>
+      </w:pPr>
+      <w:r>
+        <w:t xml:space="preserve">10. Gaps (12)</w:t>
+      </w:r>
+    </w:p>
+    <w:tbl>
+      <w:tblPr>
+        <w:tblStyle w:val="Table"/>
+        <w:tblW w:type="pct" w:w="5000"/>
+        <w:tblLayout w:type="fixed"/>
+        <w:tblLook w:firstRow="1" w:lastRow="0" w:firstColumn="0" w:lastColumn="0" w:noHBand="0" w:noVBand="0" w:val="0020"/>
+      </w:tblPr>
+      <w:tblGrid>
+        <w:gridCol w:w="1980"/>
+        <w:gridCol w:w="1980"/>
+        <w:gridCol w:w="1980"/>
+        <w:gridCol w:w="1980"/>
+      </w:tblGrid>
+      <w:tr>
+        <w:trPr>
+          <w:tblHeader w:val="on"/>
+        </w:trPr>
+        <w:tc>
+          <w:tcPr/>
+          <w:p>
+            <w:pPr>
+              <w:pStyle w:val="Compact"/>
+            </w:pPr>
+            <w:r>
+              <w:t xml:space="preserve">#</w:t>
+            </w:r>
+          </w:p>
+        </w:tc>
+        <w:tc>
+          <w:tcPr/>
+          <w:p>
+            <w:pPr>
+              <w:pStyle w:val="Compact"/>
+            </w:pPr>
+            <w:r>
+              <w:t xml:space="preserve">Gap</w:t>
+            </w:r>
+          </w:p>
+        </w:tc>
+        <w:tc>
+          <w:tcPr/>
+          <w:p>
+            <w:pPr>
+              <w:pStyle w:val="Compact"/>
+            </w:pPr>
+            <w:r>
+              <w:t xml:space="preserve">Severidade</w:t>
+            </w:r>
+          </w:p>
+        </w:tc>
+        <w:tc>
+          <w:tcPr/>
+          <w:p>
+            <w:pPr>
+              <w:pStyle w:val="Compact"/>
+            </w:pPr>
+            <w:r>
+              <w:t xml:space="preserve">Plano</w:t>
+            </w:r>
+          </w:p>
+        </w:tc>
+      </w:tr>
+      <w:tr>
+        <w:tc>
+          <w:tcPr/>
+          <w:p>
+            <w:pPr>
+              <w:pStyle w:val="Compact"/>
+            </w:pPr>
+            <w:r>
+              <w:t xml:space="preserve">G1</w:t>
+            </w:r>
+          </w:p>
+        </w:tc>
+        <w:tc>
+          <w:tcPr/>
+          <w:p>
+            <w:pPr>
+              <w:pStyle w:val="Compact"/>
+            </w:pPr>
+            <w:r>
+              <w:t xml:space="preserve">Audit log não é append-only em DB-level</w:t>
+            </w:r>
+          </w:p>
+        </w:tc>
+        <w:tc>
+          <w:tcPr/>
+          <w:p>
+            <w:pPr>
+              <w:pStyle w:val="Compact"/>
+            </w:pPr>
+            <w:r>
+              <w:t xml:space="preserve">MEDIUM</w:t>
+            </w:r>
+          </w:p>
+        </w:tc>
+        <w:tc>
+          <w:tcPr/>
+          <w:p>
+            <w:pPr>
+              <w:pStyle w:val="Compact"/>
+            </w:pPr>
+            <w:r>
+              <w:t xml:space="preserve">Trigger</w:t>
+            </w:r>
+            <w:r>
+              <w:t xml:space="preserve"> </w:t>
+            </w:r>
+            <w:r>
+              <w:rPr>
+                <w:rStyle w:val="VerbatimChar"/>
+              </w:rPr>
+              <w:t xml:space="preserve">BEFORE UPDATE/DELETE</w:t>
+            </w:r>
+            <w:r>
+              <w:t xml:space="preserve"> </w:t>
+            </w:r>
+            <w:r>
+              <w:t xml:space="preserve">em</w:t>
+            </w:r>
+            <w:r>
+              <w:t xml:space="preserve"> </w:t>
+            </w:r>
+            <w:r>
+              <w:rPr>
+                <w:rStyle w:val="VerbatimChar"/>
+              </w:rPr>
+              <w:t xml:space="preserve">audit_requests</w:t>
+            </w:r>
+          </w:p>
+        </w:tc>
+      </w:tr>
+      <w:tr>
+        <w:tc>
+          <w:tcPr/>
+          <w:p>
+            <w:pPr>
+              <w:pStyle w:val="Compact"/>
+            </w:pPr>
+            <w:r>
+              <w:t xml:space="preserve">G2</w:t>
+            </w:r>
+          </w:p>
+        </w:tc>
+        <w:tc>
+          <w:tcPr/>
+          <w:p>
+            <w:pPr>
+              <w:pStyle w:val="Compact"/>
+            </w:pPr>
+            <w:r>
+              <w:rPr>
+                <w:rStyle w:val="VerbatimChar"/>
+              </w:rPr>
+              <w:t xml:space="preserve">confidence_rationale</w:t>
+            </w:r>
+            <w:r>
+              <w:t xml:space="preserve"> </w:t>
+            </w:r>
+            <w:r>
+              <w:t xml:space="preserve">opcional em triplets antigos</w:t>
+            </w:r>
+          </w:p>
+        </w:tc>
+        <w:tc>
+          <w:tcPr/>
+          <w:p>
+            <w:pPr>
+              <w:pStyle w:val="Compact"/>
+            </w:pPr>
+            <w:r>
+              <w:t xml:space="preserve">LOW</w:t>
+            </w:r>
+          </w:p>
+        </w:tc>
+        <w:tc>
+          <w:tcPr/>
+          <w:p>
+            <w:pPr>
+              <w:pStyle w:val="Compact"/>
+            </w:pPr>
+            <w:r>
+              <w:t xml:space="preserve">Backfill via</w:t>
+            </w:r>
+            <w:r>
+              <w:t xml:space="preserve"> </w:t>
+            </w:r>
+            <w:r>
+              <w:rPr>
+                <w:rStyle w:val="VerbatimChar"/>
+              </w:rPr>
+              <w:t xml:space="preserve">enrich-triplet</w:t>
+            </w:r>
+          </w:p>
+        </w:tc>
+      </w:tr>
+      <w:tr>
+        <w:tc>
+          <w:tcPr/>
+          <w:p>
+            <w:pPr>
+              <w:pStyle w:val="Compact"/>
+            </w:pPr>
+            <w:r>
+              <w:t xml:space="preserve">G3</w:t>
+            </w:r>
+          </w:p>
+        </w:tc>
+        <w:tc>
+          <w:tcPr/>
+          <w:p>
+            <w:pPr>
+              <w:pStyle w:val="Compact"/>
+            </w:pPr>
+            <w:r>
+              <w:rPr>
+                <w:rStyle w:val="VerbatimChar"/>
+              </w:rPr>
+              <w:t xml:space="preserve">years_gained_proxy</w:t>
+            </w:r>
+            <w:r>
+              <w:t xml:space="preserve"> </w:t>
+            </w:r>
+            <w:r>
+              <w:t xml:space="preserve">ausente em ~12% das arestas</w:t>
+            </w:r>
+          </w:p>
+        </w:tc>
+        <w:tc>
+          <w:tcPr/>
+          <w:p>
+            <w:pPr>
+              <w:pStyle w:val="Compact"/>
+            </w:pPr>
+            <w:r>
+              <w:t xml:space="preserve">MEDIUM</w:t>
+            </w:r>
+          </w:p>
+        </w:tc>
+        <w:tc>
+          <w:tcPr/>
+          <w:p>
+            <w:pPr>
+              <w:pStyle w:val="Compact"/>
+            </w:pPr>
+            <w:r>
+              <w:t xml:space="preserve">Backfill com Gemini estruturado</w:t>
+            </w:r>
+          </w:p>
+        </w:tc>
+      </w:tr>
+      <w:tr>
+        <w:tc>
+          <w:tcPr/>
+          <w:p>
+            <w:pPr>
+              <w:pStyle w:val="Compact"/>
+            </w:pPr>
+            <w:r>
+              <w:t xml:space="preserve">G4</w:t>
+            </w:r>
+          </w:p>
+        </w:tc>
+        <w:tc>
+          <w:tcPr/>
+          <w:p>
+            <w:pPr>
+              <w:pStyle w:val="Compact"/>
+            </w:pPr>
+            <w:r>
+              <w:t xml:space="preserve">UI vet-curator não exibe diff entre revisões de triplet</w:t>
+            </w:r>
+          </w:p>
+        </w:tc>
+        <w:tc>
+          <w:tcPr/>
+          <w:p>
+            <w:pPr>
+              <w:pStyle w:val="Compact"/>
+            </w:pPr>
+            <w:r>
+              <w:t xml:space="preserve">LOW</w:t>
+            </w:r>
+          </w:p>
+        </w:tc>
+        <w:tc>
+          <w:tcPr/>
+          <w:p>
+            <w:pPr>
+              <w:pStyle w:val="Compact"/>
+            </w:pPr>
+            <w:r>
+              <w:t xml:space="preserve">Componente</w:t>
+            </w:r>
+            <w:r>
+              <w:t xml:space="preserve"> </w:t>
+            </w:r>
+            <w:r>
+              <w:rPr>
+                <w:rStyle w:val="VerbatimChar"/>
+              </w:rPr>
+              <w:t xml:space="preserve">TripletRevisionDiff</w:t>
+            </w:r>
+          </w:p>
+        </w:tc>
+      </w:tr>
+      <w:tr>
+        <w:tc>
+          <w:tcPr/>
+          <w:p>
+            <w:pPr>
+              <w:pStyle w:val="Compact"/>
+            </w:pPr>
+            <w:r>
+              <w:t xml:space="preserve">G5</w:t>
+            </w:r>
+          </w:p>
+        </w:tc>
+        <w:tc>
+          <w:tcPr/>
+          <w:p>
+            <w:pPr>
+              <w:pStyle w:val="Compact"/>
+            </w:pPr>
+            <w:r>
+              <w:t xml:space="preserve">Métricas de adesão (</w:t>
+            </w:r>
+            <w:r>
+              <w:rPr>
+                <w:rStyle w:val="VerbatimChar"/>
+              </w:rPr>
+              <w:t xml:space="preserve">pet_medications</w:t>
+            </w:r>
+            <w:r>
+              <w:t xml:space="preserve">) não alimentam Digital Twin</w:t>
+            </w:r>
+          </w:p>
+        </w:tc>
+        <w:tc>
+          <w:tcPr/>
+          <w:p>
+            <w:pPr>
+              <w:pStyle w:val="Compact"/>
+            </w:pPr>
+            <w:r>
+              <w:t xml:space="preserve">MEDIUM</w:t>
+            </w:r>
+          </w:p>
+        </w:tc>
+        <w:tc>
+          <w:tcPr/>
+          <w:p>
+            <w:pPr>
+              <w:pStyle w:val="Compact"/>
+            </w:pPr>
+            <w:r>
+              <w:t xml:space="preserve">Loop de feedback longitudinal</w:t>
+            </w:r>
+          </w:p>
+        </w:tc>
+      </w:tr>
+      <w:tr>
+        <w:tc>
+          <w:tcPr/>
+          <w:p>
+            <w:pPr>
+              <w:pStyle w:val="Compact"/>
+            </w:pPr>
+            <w:r>
+              <w:t xml:space="preserve">G6</w:t>
+            </w:r>
+          </w:p>
+        </w:tc>
+        <w:tc>
+          <w:tcPr/>
+          <w:p>
+            <w:pPr>
+              <w:pStyle w:val="Compact"/>
+            </w:pPr>
+            <w:r>
+              <w:t xml:space="preserve">Cohorts sintéticos não têm grupo controle pareado</w:t>
+            </w:r>
+          </w:p>
+        </w:tc>
+        <w:tc>
+          <w:tcPr/>
+          <w:p>
+            <w:pPr>
+              <w:pStyle w:val="Compact"/>
+            </w:pPr>
+            <w:r>
+              <w:t xml:space="preserve">HIGH</w:t>
+            </w:r>
+          </w:p>
+        </w:tc>
+        <w:tc>
+          <w:tcPr/>
+          <w:p>
+            <w:pPr>
+              <w:pStyle w:val="Compact"/>
+            </w:pPr>
+            <w:r>
+              <w:t xml:space="preserve">Gerador de cohort controle (matched-pair)</w:t>
+            </w:r>
+          </w:p>
+        </w:tc>
+      </w:tr>
+      <w:tr>
+        <w:tc>
+          <w:tcPr/>
+          <w:p>
+            <w:pPr>
+              <w:pStyle w:val="Compact"/>
+            </w:pPr>
+            <w:r>
+              <w:t xml:space="preserve">G7</w:t>
+            </w:r>
+          </w:p>
+        </w:tc>
+        <w:tc>
+          <w:tcPr/>
+          <w:p>
+            <w:pPr>
+              <w:pStyle w:val="Compact"/>
+            </w:pPr>
+            <w:r>
+              <w:t xml:space="preserve">Sem teste end-to-end automatizado do pipeline 7 estágios</w:t>
+            </w:r>
+          </w:p>
+        </w:tc>
+        <w:tc>
+          <w:tcPr/>
+          <w:p>
+            <w:pPr>
+              <w:pStyle w:val="Compact"/>
+            </w:pPr>
+            <w:r>
+              <w:t xml:space="preserve">HIGH</w:t>
+            </w:r>
+          </w:p>
+        </w:tc>
+        <w:tc>
+          <w:tcPr/>
+          <w:p>
+            <w:pPr>
+              <w:pStyle w:val="Compact"/>
+            </w:pPr>
+            <w:r>
+              <w:t xml:space="preserve">Workflow Playwright sobre fixture</w:t>
+            </w:r>
+          </w:p>
+        </w:tc>
+      </w:tr>
+      <w:tr>
+        <w:tc>
+          <w:tcPr/>
+          <w:p>
+            <w:pPr>
+              <w:pStyle w:val="Compact"/>
+            </w:pPr>
+            <w:r>
+              <w:t xml:space="preserve">G8</w:t>
+            </w:r>
+          </w:p>
+        </w:tc>
+        <w:tc>
+          <w:tcPr/>
+          <w:p>
+            <w:pPr>
+              <w:pStyle w:val="Compact"/>
+            </w:pPr>
+            <w:r>
+              <w:rPr>
+                <w:rStyle w:val="VerbatimChar"/>
+              </w:rPr>
+              <w:t xml:space="preserve">pet_consultations.is_latest</w:t>
+            </w:r>
+            <w:r>
+              <w:t xml:space="preserve"> </w:t>
+            </w:r>
+            <w:r>
+              <w:t xml:space="preserve">depende de trigger — sem fallback</w:t>
+            </w:r>
+          </w:p>
+        </w:tc>
+        <w:tc>
+          <w:tcPr/>
+          <w:p>
+            <w:pPr>
+              <w:pStyle w:val="Compact"/>
+            </w:pPr>
+            <w:r>
+              <w:t xml:space="preserve">LOW</w:t>
+            </w:r>
+          </w:p>
+        </w:tc>
+        <w:tc>
+          <w:tcPr/>
+          <w:p>
+            <w:pPr>
+              <w:pStyle w:val="Compact"/>
+            </w:pPr>
+            <w:r>
+              <w:t xml:space="preserve">View materializada</w:t>
+            </w:r>
+          </w:p>
+        </w:tc>
+      </w:tr>
+      <w:tr>
+        <w:tc>
+          <w:tcPr/>
+          <w:p>
+            <w:pPr>
+              <w:pStyle w:val="Compact"/>
+            </w:pPr>
+            <w:r>
+              <w:t xml:space="preserve">G9</w:t>
+            </w:r>
+          </w:p>
+        </w:tc>
+        <w:tc>
+          <w:tcPr/>
+          <w:p>
+            <w:pPr>
+              <w:pStyle w:val="Compact"/>
+            </w:pPr>
+            <w:r>
+              <w:t xml:space="preserve">Sem RAG semântico no chat clínico (apenas keyword)</w:t>
+            </w:r>
+          </w:p>
+        </w:tc>
+        <w:tc>
+          <w:tcPr/>
+          <w:p>
+            <w:pPr>
+              <w:pStyle w:val="Compact"/>
+            </w:pPr>
+            <w:r>
+              <w:t xml:space="preserve">HIGH</w:t>
+            </w:r>
+          </w:p>
+        </w:tc>
+        <w:tc>
+          <w:tcPr/>
+          <w:p>
+            <w:pPr>
+              <w:pStyle w:val="Compact"/>
+            </w:pPr>
+            <w:r>
+              <w:t xml:space="preserve">Conectar</w:t>
+            </w:r>
+            <w:r>
+              <w:t xml:space="preserve"> </w:t>
+            </w:r>
+            <w:r>
+              <w:rPr>
+                <w:rStyle w:val="VerbatimChar"/>
+              </w:rPr>
+              <w:t xml:space="preserve">search_study_chunks</w:t>
+            </w:r>
+            <w:r>
+              <w:t xml:space="preserve"> </w:t>
+            </w:r>
+            <w:r>
+              <w:t xml:space="preserve">ao chat</w:t>
+            </w:r>
+          </w:p>
+        </w:tc>
+      </w:tr>
+      <w:tr>
+        <w:tc>
+          <w:tcPr/>
+          <w:p>
+            <w:pPr>
+              <w:pStyle w:val="Compact"/>
+            </w:pPr>
+            <w:r>
+              <w:t xml:space="preserve">G10</w:t>
+            </w:r>
+          </w:p>
+        </w:tc>
+        <w:tc>
+          <w:tcPr/>
+          <w:p>
+            <w:pPr>
+              <w:pStyle w:val="Compact"/>
+            </w:pPr>
+            <w:r>
+              <w:t xml:space="preserve">Recomendação não cita o estudo no badge — só no detalhe</w:t>
+            </w:r>
+          </w:p>
+        </w:tc>
+        <w:tc>
+          <w:tcPr/>
+          <w:p>
+            <w:pPr>
+              <w:pStyle w:val="Compact"/>
+            </w:pPr>
+            <w:r>
+              <w:t xml:space="preserve">MEDIUM</w:t>
+            </w:r>
+          </w:p>
+        </w:tc>
+        <w:tc>
+          <w:tcPr/>
+          <w:p>
+            <w:pPr>
+              <w:pStyle w:val="Compact"/>
+            </w:pPr>
+            <w:r>
+              <w:t xml:space="preserve">Mini-citação inline</w:t>
+            </w:r>
+          </w:p>
+        </w:tc>
+      </w:tr>
+      <w:tr>
+        <w:tc>
+          <w:tcPr/>
+          <w:p>
+            <w:pPr>
+              <w:pStyle w:val="Compact"/>
+            </w:pPr>
+            <w:r>
+              <w:t xml:space="preserve">G11</w:t>
+            </w:r>
+          </w:p>
+        </w:tc>
+        <w:tc>
+          <w:tcPr/>
+          <w:p>
+            <w:pPr>
+              <w:pStyle w:val="Compact"/>
+            </w:pPr>
+            <w:r>
+              <w:t xml:space="preserve">Translation audit roda manual</w:t>
+            </w:r>
+          </w:p>
+        </w:tc>
+        <w:tc>
+          <w:tcPr/>
+          <w:p>
+            <w:pPr>
+              <w:pStyle w:val="Compact"/>
+            </w:pPr>
+            <w:r>
+              <w:t xml:space="preserve">MEDIUM</w:t>
+            </w:r>
+          </w:p>
+        </w:tc>
+        <w:tc>
+          <w:tcPr/>
+          <w:p>
+            <w:pPr>
+              <w:pStyle w:val="Compact"/>
+            </w:pPr>
+            <w:r>
+              <w:t xml:space="preserve">Cron Lovable schedule</w:t>
+            </w:r>
+          </w:p>
+        </w:tc>
+      </w:tr>
+      <w:tr>
+        <w:tc>
+          <w:tcPr/>
+          <w:p>
+            <w:pPr>
+              <w:pStyle w:val="Compact"/>
+            </w:pPr>
+            <w:r>
+              <w:t xml:space="preserve">G12</w:t>
+            </w:r>
+          </w:p>
+        </w:tc>
+        <w:tc>
+          <w:tcPr/>
+          <w:p>
+            <w:pPr>
+              <w:pStyle w:val="Compact"/>
+            </w:pPr>
+            <w:r>
+              <w:t xml:space="preserve">Sem gating de versão para deploy de edge functions</w:t>
+            </w:r>
+          </w:p>
+        </w:tc>
+        <w:tc>
+          <w:tcPr/>
+          <w:p>
+            <w:pPr>
+              <w:pStyle w:val="Compact"/>
+            </w:pPr>
+            <w:r>
+              <w:t xml:space="preserve">HIGH</w:t>
+            </w:r>
+          </w:p>
+        </w:tc>
+        <w:tc>
+          <w:tcPr/>
+          <w:p>
+            <w:pPr>
+              <w:pStyle w:val="Compact"/>
+            </w:pPr>
+            <w:r>
+              <w:t xml:space="preserve">Tag git + canary</w:t>
+            </w:r>
+          </w:p>
+        </w:tc>
+      </w:tr>
+    </w:tbl>
+    <w:bookmarkEnd w:id="37"/>
+    <w:bookmarkStart w:id="38" w:name="riscos-5"/>
+    <w:p>
+      <w:pPr>
+        <w:pStyle w:val="Heading1"/>
+      </w:pPr>
+      <w:r>
+        <w:t xml:space="preserve">11. Riscos (5)</w:t>
+      </w:r>
+    </w:p>
+    <w:tbl>
+      <w:tblPr>
+        <w:tblStyle w:val="Table"/>
+        <w:tblW w:type="pct" w:w="5000"/>
+        <w:tblLayout w:type="fixed"/>
+        <w:tblLook w:firstRow="1" w:lastRow="0" w:firstColumn="0" w:lastColumn="0" w:noHBand="0" w:noVBand="0" w:val="0020"/>
+      </w:tblPr>
+      <w:tblGrid>
+        <w:gridCol w:w="1980"/>
+        <w:gridCol w:w="1980"/>
+        <w:gridCol w:w="1980"/>
+        <w:gridCol w:w="1980"/>
+      </w:tblGrid>
+      <w:tr>
+        <w:trPr>
+          <w:tblHeader w:val="on"/>
+        </w:trPr>
+        <w:tc>
+          <w:tcPr/>
+          <w:p>
+            <w:pPr>
+              <w:pStyle w:val="Compact"/>
+            </w:pPr>
+            <w:r>
+              <w:t xml:space="preserve">ID</w:t>
+            </w:r>
+          </w:p>
+        </w:tc>
+        <w:tc>
+          <w:tcPr/>
+          <w:p>
+            <w:pPr>
+              <w:pStyle w:val="Compact"/>
+            </w:pPr>
+            <w:r>
+              <w:t xml:space="preserve">Risco</w:t>
+            </w:r>
+          </w:p>
+        </w:tc>
+        <w:tc>
+          <w:tcPr/>
+          <w:p>
+            <w:pPr>
+              <w:pStyle w:val="Compact"/>
+            </w:pPr>
+            <w:r>
+              <w:t xml:space="preserve">Severidade</w:t>
+            </w:r>
+          </w:p>
+        </w:tc>
+        <w:tc>
+          <w:tcPr/>
+          <w:p>
+            <w:pPr>
+              <w:pStyle w:val="Compact"/>
+            </w:pPr>
+            <w:r>
+              <w:t xml:space="preserve">Mitigação</w:t>
+            </w:r>
+          </w:p>
+        </w:tc>
+      </w:tr>
+      <w:tr>
+        <w:tc>
+          <w:tcPr/>
+          <w:p>
+            <w:pPr>
+              <w:pStyle w:val="Compact"/>
+            </w:pPr>
+            <w:r>
               <w:t xml:space="preserve">R1</w:t>
+            </w:r>
+          </w:p>
+        </w:tc>
+        <w:tc>
+          <w:tcPr/>
+          <w:p>
+            <w:pPr>
+              <w:pStyle w:val="Compact"/>
+            </w:pPr>
+            <w:r>
+              <w:rPr>
+                <w:b/>
+                <w:bCs/>
+              </w:rPr>
+              <w:t xml:space="preserve">Backlog de triplets &lt;0.50</w:t>
+            </w:r>
+            <w:r>
+              <w:t xml:space="preserve"> </w:t>
+            </w:r>
+            <w:r>
+              <w:t xml:space="preserve">cresce mais rápido que capacidade do curador humano → KG defasa em relação à literatura</w:t>
             </w:r>
           </w:p>
         </w:tc>
@@ -1011,7 +5997,31 @@
               <w:pStyle w:val="Compact"/>
             </w:pPr>
             <w:r>
-              <w:t xml:space="preserve">Dependência de chave única</w:t>
+              <w:t xml:space="preserve">Métrica de SLA em dashboard admin + escalonamento para vet-curator pool</w:t>
+            </w:r>
+          </w:p>
+        </w:tc>
+      </w:tr>
+      <w:tr>
+        <w:tc>
+          <w:tcPr/>
+          <w:p>
+            <w:pPr>
+              <w:pStyle w:val="Compact"/>
+            </w:pPr>
+            <w:r>
+              <w:t xml:space="preserve">R2</w:t>
+            </w:r>
+          </w:p>
+        </w:tc>
+        <w:tc>
+          <w:tcPr/>
+          <w:p>
+            <w:pPr>
+              <w:pStyle w:val="Compact"/>
+            </w:pPr>
+            <w:r>
+              <w:t xml:space="preserve">Modelo LLM alucina</w:t>
             </w:r>
             <w:r>
               <w:t xml:space="preserve"> </w:t>
@@ -1020,26 +6030,13 @@
               <w:rPr>
                 <w:rStyle w:val="VerbatimChar"/>
               </w:rPr>
-              <w:t xml:space="preserve">LOVABLE_API_KEY</w:t>
+              <w:t xml:space="preserve">evidence_level=A</w:t>
             </w:r>
             <w:r>
               <w:t xml:space="preserve"> </w:t>
             </w:r>
             <w:r>
-              <w:t xml:space="preserve">no gateway sem rotação programada — risco de indisponibilidade em quota burst.</w:t>
-            </w:r>
-          </w:p>
-        </w:tc>
-      </w:tr>
-      <w:tr>
-        <w:tc>
-          <w:tcPr/>
-          <w:p>
-            <w:pPr>
-              <w:pStyle w:val="Compact"/>
-            </w:pPr>
-            <w:r>
-              <w:t xml:space="preserve">R2</w:t>
+              <w:t xml:space="preserve">sem estudo real</w:t>
             </w:r>
           </w:p>
         </w:tc>
@@ -1060,23 +6057,17 @@
             <w:pPr>
               <w:pStyle w:val="Compact"/>
             </w:pPr>
-            <w:r>
-              <w:t xml:space="preserve">Gap-fill que escreve</w:t>
-            </w:r>
-            <w:r>
-              <w:t xml:space="preserve"> </w:t>
-            </w:r>
             <w:r>
               <w:rPr>
                 <w:rStyle w:val="VerbatimChar"/>
               </w:rPr>
-              <w:t xml:space="preserve">pending triplets</w:t>
+              <w:t xml:space="preserve">source_excerpt</w:t>
             </w:r>
             <w:r>
               <w:t xml:space="preserve"> </w:t>
             </w:r>
             <w:r>
-              <w:t xml:space="preserve">sem revisão humana pode introduzir ruído se o threshold (50%) for relaxado.</w:t>
+              <w:t xml:space="preserve">obrigatório + matching contra texto do chunk</w:t>
             </w:r>
           </w:p>
         </w:tc>
@@ -1100,6 +6091,17 @@
               <w:pStyle w:val="Compact"/>
             </w:pPr>
             <w:r>
+              <w:t xml:space="preserve">Sync Neo4j falha silenciosamente em snake_case incompatível</w:t>
+            </w:r>
+          </w:p>
+        </w:tc>
+        <w:tc>
+          <w:tcPr/>
+          <w:p>
+            <w:pPr>
+              <w:pStyle w:val="Compact"/>
+            </w:pPr>
+            <w:r>
               <w:t xml:space="preserve">HIGH</w:t>
             </w:r>
           </w:p>
@@ -1110,17 +6112,247 @@
             <w:pPr>
               <w:pStyle w:val="Compact"/>
             </w:pPr>
+            <w:r>
+              <w:t xml:space="preserve">Validação pre-sync + retry com reclassificação</w:t>
+            </w:r>
+          </w:p>
+        </w:tc>
+      </w:tr>
+      <w:tr>
+        <w:tc>
+          <w:tcPr/>
+          <w:p>
+            <w:pPr>
+              <w:pStyle w:val="Compact"/>
+            </w:pPr>
+            <w:r>
+              <w:t xml:space="preserve">R4</w:t>
+            </w:r>
+          </w:p>
+        </w:tc>
+        <w:tc>
+          <w:tcPr/>
+          <w:p>
+            <w:pPr>
+              <w:pStyle w:val="Compact"/>
+            </w:pPr>
+            <w:r>
+              <w:t xml:space="preserve">Mudança de schema PubMed quebra</w:t>
+            </w:r>
+            <w:r>
+              <w:t xml:space="preserve"> </w:t>
+            </w:r>
             <w:r>
               <w:rPr>
                 <w:rStyle w:val="VerbatimChar"/>
               </w:rPr>
-              <w:t xml:space="preserve">is_admin()</w:t>
-            </w:r>
-            <w:r>
-              <w:t xml:space="preserve"> </w:t>
-            </w:r>
-            <w:r>
-              <w:t xml:space="preserve">é usada em RPCs SECURITY DEFINER — qualquer regressão na tabela</w:t>
+              <w:t xml:space="preserve">pubmed-efetch</w:t>
+            </w:r>
+          </w:p>
+        </w:tc>
+        <w:tc>
+          <w:tcPr/>
+          <w:p>
+            <w:pPr>
+              <w:pStyle w:val="Compact"/>
+            </w:pPr>
+            <w:r>
+              <w:t xml:space="preserve">HIGH</w:t>
+            </w:r>
+          </w:p>
+        </w:tc>
+        <w:tc>
+          <w:tcPr/>
+          <w:p>
+            <w:pPr>
+              <w:pStyle w:val="Compact"/>
+            </w:pPr>
+            <w:r>
+              <w:t xml:space="preserve">Adapter versionado + monitor de taxa de erro</w:t>
+            </w:r>
+          </w:p>
+        </w:tc>
+      </w:tr>
+      <w:tr>
+        <w:tc>
+          <w:tcPr/>
+          <w:p>
+            <w:pPr>
+              <w:pStyle w:val="Compact"/>
+            </w:pPr>
+            <w:r>
+              <w:t xml:space="preserve">R5</w:t>
+            </w:r>
+          </w:p>
+        </w:tc>
+        <w:tc>
+          <w:tcPr/>
+          <w:p>
+            <w:pPr>
+              <w:pStyle w:val="Compact"/>
+            </w:pPr>
+            <w:r>
+              <w:t xml:space="preserve">Custo do AI Gateway escala com volume de chat clínico</w:t>
+            </w:r>
+          </w:p>
+        </w:tc>
+        <w:tc>
+          <w:tcPr/>
+          <w:p>
+            <w:pPr>
+              <w:pStyle w:val="Compact"/>
+            </w:pPr>
+            <w:r>
+              <w:t xml:space="preserve">HIGH</w:t>
+            </w:r>
+          </w:p>
+        </w:tc>
+        <w:tc>
+          <w:tcPr/>
+          <w:p>
+            <w:pPr>
+              <w:pStyle w:val="Compact"/>
+            </w:pPr>
+            <w:r>
+              <w:t xml:space="preserve">Cache de resposta semântica + downgrade Gemini Flash</w:t>
+            </w:r>
+          </w:p>
+        </w:tc>
+      </w:tr>
+      <w:tr>
+        <w:tc>
+          <w:tcPr/>
+          <w:p>
+            <w:pPr>
+              <w:pStyle w:val="Compact"/>
+            </w:pPr>
+            <w:r>
+              <w:t xml:space="preserve">R6</w:t>
+            </w:r>
+          </w:p>
+        </w:tc>
+        <w:tc>
+          <w:tcPr/>
+          <w:p>
+            <w:pPr>
+              <w:pStyle w:val="Compact"/>
+            </w:pPr>
+            <w:r>
+              <w:t xml:space="preserve">RLS permissiva em desenvolvimento sobrevive ao deploy</w:t>
+            </w:r>
+          </w:p>
+        </w:tc>
+        <w:tc>
+          <w:tcPr/>
+          <w:p>
+            <w:pPr>
+              <w:pStyle w:val="Compact"/>
+            </w:pPr>
+            <w:r>
+              <w:t xml:space="preserve">MEDIUM</w:t>
+            </w:r>
+          </w:p>
+        </w:tc>
+        <w:tc>
+          <w:tcPr/>
+          <w:p>
+            <w:pPr>
+              <w:pStyle w:val="Compact"/>
+            </w:pPr>
+            <w:r>
+              <w:t xml:space="preserve">Linter SQL pre-commit</w:t>
+            </w:r>
+          </w:p>
+        </w:tc>
+      </w:tr>
+      <w:tr>
+        <w:tc>
+          <w:tcPr/>
+          <w:p>
+            <w:pPr>
+              <w:pStyle w:val="Compact"/>
+            </w:pPr>
+            <w:r>
+              <w:t xml:space="preserve">R7</w:t>
+            </w:r>
+          </w:p>
+        </w:tc>
+        <w:tc>
+          <w:tcPr/>
+          <w:p>
+            <w:pPr>
+              <w:pStyle w:val="Compact"/>
+            </w:pPr>
+            <w:r>
+              <w:t xml:space="preserve">Tradução EN defasa em relação a PT</w:t>
+            </w:r>
+          </w:p>
+        </w:tc>
+        <w:tc>
+          <w:tcPr/>
+          <w:p>
+            <w:pPr>
+              <w:pStyle w:val="Compact"/>
+            </w:pPr>
+            <w:r>
+              <w:t xml:space="preserve">MEDIUM</w:t>
+            </w:r>
+          </w:p>
+        </w:tc>
+        <w:tc>
+          <w:tcPr/>
+          <w:p>
+            <w:pPr>
+              <w:pStyle w:val="Compact"/>
+            </w:pPr>
+            <w:r>
+              <w:t xml:space="preserve">Auditor automático + bloqueio de release se delta &gt; 5%</w:t>
+            </w:r>
+          </w:p>
+        </w:tc>
+      </w:tr>
+      <w:tr>
+        <w:tc>
+          <w:tcPr/>
+          <w:p>
+            <w:pPr>
+              <w:pStyle w:val="Compact"/>
+            </w:pPr>
+            <w:r>
+              <w:t xml:space="preserve">R8</w:t>
+            </w:r>
+          </w:p>
+        </w:tc>
+        <w:tc>
+          <w:tcPr/>
+          <w:p>
+            <w:pPr>
+              <w:pStyle w:val="Compact"/>
+            </w:pPr>
+            <w:r>
+              <w:t xml:space="preserve">Pet sintético confundido com pet real em queries admin</w:t>
+            </w:r>
+          </w:p>
+        </w:tc>
+        <w:tc>
+          <w:tcPr/>
+          <w:p>
+            <w:pPr>
+              <w:pStyle w:val="Compact"/>
+            </w:pPr>
+            <w:r>
+              <w:t xml:space="preserve">MEDIUM</w:t>
+            </w:r>
+          </w:p>
+        </w:tc>
+        <w:tc>
+          <w:tcPr/>
+          <w:p>
+            <w:pPr>
+              <w:pStyle w:val="Compact"/>
+            </w:pPr>
+            <w:r>
+              <w:t xml:space="preserve">Sempre filtrar</w:t>
             </w:r>
             <w:r>
               <w:t xml:space="preserve"> </w:t>
@@ -1129,13 +6361,13 @@
               <w:rPr>
                 <w:rStyle w:val="VerbatimChar"/>
               </w:rPr>
-              <w:t xml:space="preserve">user_roles</w:t>
+              <w:t xml:space="preserve">is_synthetic</w:t>
             </w:r>
             <w:r>
               <w:t xml:space="preserve"> </w:t>
             </w:r>
             <w:r>
-              <w:t xml:space="preserve">escala privilégios.</w:t>
+              <w:t xml:space="preserve">em UIs clínicas</w:t>
             </w:r>
           </w:p>
         </w:tc>
@@ -1148,76 +6380,95 @@
               <w:pStyle w:val="Compact"/>
             </w:pPr>
             <w:r>
-              <w:t xml:space="preserve">R4</w:t>
-            </w:r>
-          </w:p>
-        </w:tc>
-        <w:tc>
-          <w:tcPr/>
-          <w:p>
-            <w:pPr>
-              <w:pStyle w:val="Compact"/>
-            </w:pPr>
-            <w:r>
-              <w:t xml:space="preserve">HIGH</w:t>
-            </w:r>
-          </w:p>
-        </w:tc>
-        <w:tc>
-          <w:tcPr/>
-          <w:p>
-            <w:pPr>
-              <w:pStyle w:val="Compact"/>
-            </w:pPr>
-            <w:r>
-              <w:t xml:space="preserve">Bilingue exige incremento manual de</w:t>
-            </w:r>
-            <w:r>
-              <w:t xml:space="preserve"> </w:t>
-            </w:r>
+              <w:t xml:space="preserve">R9</w:t>
+            </w:r>
+          </w:p>
+        </w:tc>
+        <w:tc>
+          <w:tcPr/>
+          <w:p>
+            <w:pPr>
+              <w:pStyle w:val="Compact"/>
+            </w:pPr>
+            <w:r>
+              <w:t xml:space="preserve">Custo de embeddings 3072-dim escala com estudos</w:t>
+            </w:r>
+          </w:p>
+        </w:tc>
+        <w:tc>
+          <w:tcPr/>
+          <w:p>
+            <w:pPr>
+              <w:pStyle w:val="Compact"/>
+            </w:pPr>
+            <w:r>
+              <w:t xml:space="preserve">LOW</w:t>
+            </w:r>
+          </w:p>
+        </w:tc>
+        <w:tc>
+          <w:tcPr/>
+          <w:p>
+            <w:pPr>
+              <w:pStyle w:val="Compact"/>
+            </w:pPr>
+            <w:r>
+              <w:t xml:space="preserve">Quantização halfvec (já suportada via pgvector)</w:t>
+            </w:r>
+          </w:p>
+        </w:tc>
+      </w:tr>
+      <w:tr>
+        <w:tc>
+          <w:tcPr/>
+          <w:p>
+            <w:pPr>
+              <w:pStyle w:val="Compact"/>
+            </w:pPr>
+            <w:r>
+              <w:t xml:space="preserve">R10</w:t>
+            </w:r>
+          </w:p>
+        </w:tc>
+        <w:tc>
+          <w:tcPr/>
+          <w:p>
+            <w:pPr>
+              <w:pStyle w:val="Compact"/>
+            </w:pPr>
             <w:r>
               <w:rPr>
                 <w:rStyle w:val="VerbatimChar"/>
               </w:rPr>
-              <w:t xml:space="preserve">I18N_VERSION</w:t>
-            </w:r>
-            <w:r>
-              <w:t xml:space="preserve">; esquecimento causa cache stale em produção.</w:t>
-            </w:r>
-          </w:p>
-        </w:tc>
-      </w:tr>
-      <w:tr>
-        <w:tc>
-          <w:tcPr/>
-          <w:p>
-            <w:pPr>
-              <w:pStyle w:val="Compact"/>
-            </w:pPr>
-            <w:r>
-              <w:t xml:space="preserve">R5</w:t>
-            </w:r>
-          </w:p>
-        </w:tc>
-        <w:tc>
-          <w:tcPr/>
-          <w:p>
-            <w:pPr>
-              <w:pStyle w:val="Compact"/>
-            </w:pPr>
-            <w:r>
-              <w:t xml:space="preserve">MEDIUM</w:t>
-            </w:r>
-          </w:p>
-        </w:tc>
-        <w:tc>
-          <w:tcPr/>
-          <w:p>
-            <w:pPr>
-              <w:pStyle w:val="Compact"/>
-            </w:pPr>
-            <w:r>
-              <w:t xml:space="preserve">Soft-delete de estudos sem job de purge periódico pode inflar</w:t>
+              <w:t xml:space="preserve">service_role</w:t>
+            </w:r>
+            <w:r>
+              <w:t xml:space="preserve"> </w:t>
+            </w:r>
+            <w:r>
+              <w:t xml:space="preserve">exposto em log de edge function</w:t>
+            </w:r>
+          </w:p>
+        </w:tc>
+        <w:tc>
+          <w:tcPr/>
+          <w:p>
+            <w:pPr>
+              <w:pStyle w:val="Compact"/>
+            </w:pPr>
+            <w:r>
+              <w:t xml:space="preserve">LOW</w:t>
+            </w:r>
+          </w:p>
+        </w:tc>
+        <w:tc>
+          <w:tcPr/>
+          <w:p>
+            <w:pPr>
+              <w:pStyle w:val="Compact"/>
+            </w:pPr>
+            <w:r>
+              <w:t xml:space="preserve">Mascaramento em</w:t>
             </w:r>
             <w:r>
               <w:t xml:space="preserve"> </w:t>
@@ -1226,26 +6477,1835 @@
               <w:rPr>
                 <w:rStyle w:val="VerbatimChar"/>
               </w:rPr>
-              <w:t xml:space="preserve">study_embeddings</w:t>
-            </w:r>
-            <w:r>
-              <w:t xml:space="preserve"> </w:t>
-            </w:r>
-            <w:r>
-              <w:t xml:space="preserve">e custo de vetorização.</w:t>
+              <w:t xml:space="preserve">console.log</w:t>
             </w:r>
           </w:p>
         </w:tc>
       </w:tr>
     </w:tbl>
-    <w:bookmarkEnd w:id="14"/>
-    <w:bookmarkStart w:id="15" w:name="conformidade"/>
+    <w:bookmarkEnd w:id="38"/>
+    <w:bookmarkStart w:id="43" w:name="apêndices"/>
     <w:p>
       <w:pPr>
         <w:pStyle w:val="Heading1"/>
       </w:pPr>
       <w:r>
-        <w:t xml:space="preserve">Conformidade</w:t>
+        <w:t xml:space="preserve">12. Apêndices</w:t>
+      </w:r>
+    </w:p>
+    <w:bookmarkStart w:id="39" w:name="X1666c63edf09489b396dfbd4fc51befc31b0b15"/>
+    <w:p>
+      <w:pPr>
+        <w:pStyle w:val="Heading2"/>
+      </w:pPr>
+      <w:r>
+        <w:t xml:space="preserve">A.1 Pattern canônico de migration com GRANT</w:t>
+      </w:r>
+    </w:p>
+    <w:p>
+      <w:pPr>
+        <w:pStyle w:val="SourceCode"/>
+      </w:pPr>
+      <w:r>
+        <w:rPr>
+          <w:rStyle w:val="KeywordTok"/>
+        </w:rPr>
+        <w:t xml:space="preserve">CREATE</w:t>
+      </w:r>
+      <w:r>
+        <w:rPr>
+          <w:rStyle w:val="NormalTok"/>
+        </w:rPr>
+        <w:t xml:space="preserve"> </w:t>
+      </w:r>
+      <w:r>
+        <w:rPr>
+          <w:rStyle w:val="KeywordTok"/>
+        </w:rPr>
+        <w:t xml:space="preserve">TABLE</w:t>
+      </w:r>
+      <w:r>
+        <w:rPr>
+          <w:rStyle w:val="NormalTok"/>
+        </w:rPr>
+        <w:t xml:space="preserve"> </w:t>
+      </w:r>
+      <w:r>
+        <w:rPr>
+          <w:rStyle w:val="KeywordTok"/>
+        </w:rPr>
+        <w:t xml:space="preserve">public</w:t>
+      </w:r>
+      <w:r>
+        <w:rPr>
+          <w:rStyle w:val="NormalTok"/>
+        </w:rPr>
+        <w:t xml:space="preserve">.example (</w:t>
+      </w:r>
+      <w:r>
+        <w:br/>
+      </w:r>
+      <w:r>
+        <w:rPr>
+          <w:rStyle w:val="NormalTok"/>
+        </w:rPr>
+        <w:t xml:space="preserve">  </w:t>
+      </w:r>
+      <w:r>
+        <w:rPr>
+          <w:rStyle w:val="KeywordTok"/>
+        </w:rPr>
+        <w:t xml:space="preserve">id</w:t>
+      </w:r>
+      <w:r>
+        <w:rPr>
+          <w:rStyle w:val="NormalTok"/>
+        </w:rPr>
+        <w:t xml:space="preserve"> uuid </w:t>
+      </w:r>
+      <w:r>
+        <w:rPr>
+          <w:rStyle w:val="KeywordTok"/>
+        </w:rPr>
+        <w:t xml:space="preserve">PRIMARY</w:t>
+      </w:r>
+      <w:r>
+        <w:rPr>
+          <w:rStyle w:val="NormalTok"/>
+        </w:rPr>
+        <w:t xml:space="preserve"> </w:t>
+      </w:r>
+      <w:r>
+        <w:rPr>
+          <w:rStyle w:val="KeywordTok"/>
+        </w:rPr>
+        <w:t xml:space="preserve">KEY</w:t>
+      </w:r>
+      <w:r>
+        <w:rPr>
+          <w:rStyle w:val="NormalTok"/>
+        </w:rPr>
+        <w:t xml:space="preserve"> </w:t>
+      </w:r>
+      <w:r>
+        <w:rPr>
+          <w:rStyle w:val="KeywordTok"/>
+        </w:rPr>
+        <w:t xml:space="preserve">DEFAULT</w:t>
+      </w:r>
+      <w:r>
+        <w:rPr>
+          <w:rStyle w:val="NormalTok"/>
+        </w:rPr>
+        <w:t xml:space="preserve"> gen_random_uuid(),</w:t>
+      </w:r>
+      <w:r>
+        <w:br/>
+      </w:r>
+      <w:r>
+        <w:rPr>
+          <w:rStyle w:val="NormalTok"/>
+        </w:rPr>
+        <w:t xml:space="preserve">  user_id uuid </w:t>
+      </w:r>
+      <w:r>
+        <w:rPr>
+          <w:rStyle w:val="KeywordTok"/>
+        </w:rPr>
+        <w:t xml:space="preserve">NOT</w:t>
+      </w:r>
+      <w:r>
+        <w:rPr>
+          <w:rStyle w:val="NormalTok"/>
+        </w:rPr>
+        <w:t xml:space="preserve"> </w:t>
+      </w:r>
+      <w:r>
+        <w:rPr>
+          <w:rStyle w:val="KeywordTok"/>
+        </w:rPr>
+        <w:t xml:space="preserve">NULL</w:t>
+      </w:r>
+      <w:r>
+        <w:rPr>
+          <w:rStyle w:val="NormalTok"/>
+        </w:rPr>
+        <w:t xml:space="preserve">,</w:t>
+      </w:r>
+      <w:r>
+        <w:br/>
+      </w:r>
+      <w:r>
+        <w:rPr>
+          <w:rStyle w:val="NormalTok"/>
+        </w:rPr>
+        <w:t xml:space="preserve">  payload jsonb </w:t>
+      </w:r>
+      <w:r>
+        <w:rPr>
+          <w:rStyle w:val="KeywordTok"/>
+        </w:rPr>
+        <w:t xml:space="preserve">NOT</w:t>
+      </w:r>
+      <w:r>
+        <w:rPr>
+          <w:rStyle w:val="NormalTok"/>
+        </w:rPr>
+        <w:t xml:space="preserve"> </w:t>
+      </w:r>
+      <w:r>
+        <w:rPr>
+          <w:rStyle w:val="KeywordTok"/>
+        </w:rPr>
+        <w:t xml:space="preserve">NULL</w:t>
+      </w:r>
+      <w:r>
+        <w:rPr>
+          <w:rStyle w:val="NormalTok"/>
+        </w:rPr>
+        <w:t xml:space="preserve">,</w:t>
+      </w:r>
+      <w:r>
+        <w:br/>
+      </w:r>
+      <w:r>
+        <w:rPr>
+          <w:rStyle w:val="NormalTok"/>
+        </w:rPr>
+        <w:t xml:space="preserve">  created_at timestamptz </w:t>
+      </w:r>
+      <w:r>
+        <w:rPr>
+          <w:rStyle w:val="KeywordTok"/>
+        </w:rPr>
+        <w:t xml:space="preserve">NOT</w:t>
+      </w:r>
+      <w:r>
+        <w:rPr>
+          <w:rStyle w:val="NormalTok"/>
+        </w:rPr>
+        <w:t xml:space="preserve"> </w:t>
+      </w:r>
+      <w:r>
+        <w:rPr>
+          <w:rStyle w:val="KeywordTok"/>
+        </w:rPr>
+        <w:t xml:space="preserve">NULL</w:t>
+      </w:r>
+      <w:r>
+        <w:rPr>
+          <w:rStyle w:val="NormalTok"/>
+        </w:rPr>
+        <w:t xml:space="preserve"> </w:t>
+      </w:r>
+      <w:r>
+        <w:rPr>
+          <w:rStyle w:val="KeywordTok"/>
+        </w:rPr>
+        <w:t xml:space="preserve">DEFAULT</w:t>
+      </w:r>
+      <w:r>
+        <w:rPr>
+          <w:rStyle w:val="NormalTok"/>
+        </w:rPr>
+        <w:t xml:space="preserve"> now()</w:t>
+      </w:r>
+      <w:r>
+        <w:br/>
+      </w:r>
+      <w:r>
+        <w:rPr>
+          <w:rStyle w:val="NormalTok"/>
+        </w:rPr>
+        <w:t xml:space="preserve">);</w:t>
+      </w:r>
+      <w:r>
+        <w:br/>
+      </w:r>
+      <w:r>
+        <w:br/>
+      </w:r>
+      <w:r>
+        <w:rPr>
+          <w:rStyle w:val="KeywordTok"/>
+        </w:rPr>
+        <w:t xml:space="preserve">GRANT</w:t>
+      </w:r>
+      <w:r>
+        <w:rPr>
+          <w:rStyle w:val="NormalTok"/>
+        </w:rPr>
+        <w:t xml:space="preserve"> </w:t>
+      </w:r>
+      <w:r>
+        <w:rPr>
+          <w:rStyle w:val="KeywordTok"/>
+        </w:rPr>
+        <w:t xml:space="preserve">SELECT</w:t>
+      </w:r>
+      <w:r>
+        <w:rPr>
+          <w:rStyle w:val="NormalTok"/>
+        </w:rPr>
+        <w:t xml:space="preserve">, </w:t>
+      </w:r>
+      <w:r>
+        <w:rPr>
+          <w:rStyle w:val="KeywordTok"/>
+        </w:rPr>
+        <w:t xml:space="preserve">INSERT</w:t>
+      </w:r>
+      <w:r>
+        <w:rPr>
+          <w:rStyle w:val="NormalTok"/>
+        </w:rPr>
+        <w:t xml:space="preserve">, </w:t>
+      </w:r>
+      <w:r>
+        <w:rPr>
+          <w:rStyle w:val="KeywordTok"/>
+        </w:rPr>
+        <w:t xml:space="preserve">UPDATE</w:t>
+      </w:r>
+      <w:r>
+        <w:rPr>
+          <w:rStyle w:val="NormalTok"/>
+        </w:rPr>
+        <w:t xml:space="preserve">, </w:t>
+      </w:r>
+      <w:r>
+        <w:rPr>
+          <w:rStyle w:val="KeywordTok"/>
+        </w:rPr>
+        <w:t xml:space="preserve">DELETE</w:t>
+      </w:r>
+      <w:r>
+        <w:rPr>
+          <w:rStyle w:val="NormalTok"/>
+        </w:rPr>
+        <w:t xml:space="preserve"> </w:t>
+      </w:r>
+      <w:r>
+        <w:rPr>
+          <w:rStyle w:val="KeywordTok"/>
+        </w:rPr>
+        <w:t xml:space="preserve">ON</w:t>
+      </w:r>
+      <w:r>
+        <w:rPr>
+          <w:rStyle w:val="NormalTok"/>
+        </w:rPr>
+        <w:t xml:space="preserve"> </w:t>
+      </w:r>
+      <w:r>
+        <w:rPr>
+          <w:rStyle w:val="KeywordTok"/>
+        </w:rPr>
+        <w:t xml:space="preserve">public</w:t>
+      </w:r>
+      <w:r>
+        <w:rPr>
+          <w:rStyle w:val="NormalTok"/>
+        </w:rPr>
+        <w:t xml:space="preserve">.example </w:t>
+      </w:r>
+      <w:r>
+        <w:rPr>
+          <w:rStyle w:val="KeywordTok"/>
+        </w:rPr>
+        <w:t xml:space="preserve">TO</w:t>
+      </w:r>
+      <w:r>
+        <w:rPr>
+          <w:rStyle w:val="NormalTok"/>
+        </w:rPr>
+        <w:t xml:space="preserve"> </w:t>
+      </w:r>
+      <w:r>
+        <w:rPr>
+          <w:rStyle w:val="KeywordTok"/>
+        </w:rPr>
+        <w:t xml:space="preserve">authenticated</w:t>
+      </w:r>
+      <w:r>
+        <w:rPr>
+          <w:rStyle w:val="NormalTok"/>
+        </w:rPr>
+        <w:t xml:space="preserve">;</w:t>
+      </w:r>
+      <w:r>
+        <w:br/>
+      </w:r>
+      <w:r>
+        <w:rPr>
+          <w:rStyle w:val="KeywordTok"/>
+        </w:rPr>
+        <w:t xml:space="preserve">GRANT</w:t>
+      </w:r>
+      <w:r>
+        <w:rPr>
+          <w:rStyle w:val="NormalTok"/>
+        </w:rPr>
+        <w:t xml:space="preserve"> </w:t>
+      </w:r>
+      <w:r>
+        <w:rPr>
+          <w:rStyle w:val="KeywordTok"/>
+        </w:rPr>
+        <w:t xml:space="preserve">ALL</w:t>
+      </w:r>
+      <w:r>
+        <w:rPr>
+          <w:rStyle w:val="NormalTok"/>
+        </w:rPr>
+        <w:t xml:space="preserve"> </w:t>
+      </w:r>
+      <w:r>
+        <w:rPr>
+          <w:rStyle w:val="KeywordTok"/>
+        </w:rPr>
+        <w:t xml:space="preserve">ON</w:t>
+      </w:r>
+      <w:r>
+        <w:rPr>
+          <w:rStyle w:val="NormalTok"/>
+        </w:rPr>
+        <w:t xml:space="preserve"> </w:t>
+      </w:r>
+      <w:r>
+        <w:rPr>
+          <w:rStyle w:val="KeywordTok"/>
+        </w:rPr>
+        <w:t xml:space="preserve">public</w:t>
+      </w:r>
+      <w:r>
+        <w:rPr>
+          <w:rStyle w:val="NormalTok"/>
+        </w:rPr>
+        <w:t xml:space="preserve">.example </w:t>
+      </w:r>
+      <w:r>
+        <w:rPr>
+          <w:rStyle w:val="KeywordTok"/>
+        </w:rPr>
+        <w:t xml:space="preserve">TO</w:t>
+      </w:r>
+      <w:r>
+        <w:rPr>
+          <w:rStyle w:val="NormalTok"/>
+        </w:rPr>
+        <w:t xml:space="preserve"> service_role;</w:t>
+      </w:r>
+      <w:r>
+        <w:br/>
+      </w:r>
+      <w:r>
+        <w:br/>
+      </w:r>
+      <w:r>
+        <w:rPr>
+          <w:rStyle w:val="KeywordTok"/>
+        </w:rPr>
+        <w:t xml:space="preserve">ALTER</w:t>
+      </w:r>
+      <w:r>
+        <w:rPr>
+          <w:rStyle w:val="NormalTok"/>
+        </w:rPr>
+        <w:t xml:space="preserve"> </w:t>
+      </w:r>
+      <w:r>
+        <w:rPr>
+          <w:rStyle w:val="KeywordTok"/>
+        </w:rPr>
+        <w:t xml:space="preserve">TABLE</w:t>
+      </w:r>
+      <w:r>
+        <w:rPr>
+          <w:rStyle w:val="NormalTok"/>
+        </w:rPr>
+        <w:t xml:space="preserve"> </w:t>
+      </w:r>
+      <w:r>
+        <w:rPr>
+          <w:rStyle w:val="KeywordTok"/>
+        </w:rPr>
+        <w:t xml:space="preserve">public</w:t>
+      </w:r>
+      <w:r>
+        <w:rPr>
+          <w:rStyle w:val="NormalTok"/>
+        </w:rPr>
+        <w:t xml:space="preserve">.example </w:t>
+      </w:r>
+      <w:r>
+        <w:rPr>
+          <w:rStyle w:val="KeywordTok"/>
+        </w:rPr>
+        <w:t xml:space="preserve">ENABLE</w:t>
+      </w:r>
+      <w:r>
+        <w:rPr>
+          <w:rStyle w:val="NormalTok"/>
+        </w:rPr>
+        <w:t xml:space="preserve"> </w:t>
+      </w:r>
+      <w:r>
+        <w:rPr>
+          <w:rStyle w:val="KeywordTok"/>
+        </w:rPr>
+        <w:t xml:space="preserve">ROW</w:t>
+      </w:r>
+      <w:r>
+        <w:rPr>
+          <w:rStyle w:val="NormalTok"/>
+        </w:rPr>
+        <w:t xml:space="preserve"> </w:t>
+      </w:r>
+      <w:r>
+        <w:rPr>
+          <w:rStyle w:val="KeywordTok"/>
+        </w:rPr>
+        <w:t xml:space="preserve">LEVEL</w:t>
+      </w:r>
+      <w:r>
+        <w:rPr>
+          <w:rStyle w:val="NormalTok"/>
+        </w:rPr>
+        <w:t xml:space="preserve"> SECURITY;</w:t>
+      </w:r>
+      <w:r>
+        <w:br/>
+      </w:r>
+      <w:r>
+        <w:br/>
+      </w:r>
+      <w:r>
+        <w:rPr>
+          <w:rStyle w:val="KeywordTok"/>
+        </w:rPr>
+        <w:t xml:space="preserve">CREATE</w:t>
+      </w:r>
+      <w:r>
+        <w:rPr>
+          <w:rStyle w:val="NormalTok"/>
+        </w:rPr>
+        <w:t xml:space="preserve"> POLICY </w:t>
+      </w:r>
+      <w:r>
+        <w:rPr>
+          <w:rStyle w:val="OtherTok"/>
+        </w:rPr>
+        <w:t xml:space="preserve">"Owner manages"</w:t>
+      </w:r>
+      <w:r>
+        <w:rPr>
+          <w:rStyle w:val="NormalTok"/>
+        </w:rPr>
+        <w:t xml:space="preserve"> </w:t>
+      </w:r>
+      <w:r>
+        <w:rPr>
+          <w:rStyle w:val="KeywordTok"/>
+        </w:rPr>
+        <w:t xml:space="preserve">ON</w:t>
+      </w:r>
+      <w:r>
+        <w:rPr>
+          <w:rStyle w:val="NormalTok"/>
+        </w:rPr>
+        <w:t xml:space="preserve"> </w:t>
+      </w:r>
+      <w:r>
+        <w:rPr>
+          <w:rStyle w:val="KeywordTok"/>
+        </w:rPr>
+        <w:t xml:space="preserve">public</w:t>
+      </w:r>
+      <w:r>
+        <w:rPr>
+          <w:rStyle w:val="NormalTok"/>
+        </w:rPr>
+        <w:t xml:space="preserve">.example</w:t>
+      </w:r>
+      <w:r>
+        <w:br/>
+      </w:r>
+      <w:r>
+        <w:rPr>
+          <w:rStyle w:val="NormalTok"/>
+        </w:rPr>
+        <w:t xml:space="preserve">  </w:t>
+      </w:r>
+      <w:r>
+        <w:rPr>
+          <w:rStyle w:val="ControlFlowTok"/>
+        </w:rPr>
+        <w:t xml:space="preserve">FOR</w:t>
+      </w:r>
+      <w:r>
+        <w:rPr>
+          <w:rStyle w:val="NormalTok"/>
+        </w:rPr>
+        <w:t xml:space="preserve"> </w:t>
+      </w:r>
+      <w:r>
+        <w:rPr>
+          <w:rStyle w:val="KeywordTok"/>
+        </w:rPr>
+        <w:t xml:space="preserve">ALL</w:t>
+      </w:r>
+      <w:r>
+        <w:rPr>
+          <w:rStyle w:val="NormalTok"/>
+        </w:rPr>
+        <w:t xml:space="preserve"> </w:t>
+      </w:r>
+      <w:r>
+        <w:rPr>
+          <w:rStyle w:val="KeywordTok"/>
+        </w:rPr>
+        <w:t xml:space="preserve">TO</w:t>
+      </w:r>
+      <w:r>
+        <w:rPr>
+          <w:rStyle w:val="NormalTok"/>
+        </w:rPr>
+        <w:t xml:space="preserve"> </w:t>
+      </w:r>
+      <w:r>
+        <w:rPr>
+          <w:rStyle w:val="KeywordTok"/>
+        </w:rPr>
+        <w:t xml:space="preserve">authenticated</w:t>
+      </w:r>
+      <w:r>
+        <w:br/>
+      </w:r>
+      <w:r>
+        <w:rPr>
+          <w:rStyle w:val="NormalTok"/>
+        </w:rPr>
+        <w:t xml:space="preserve">  </w:t>
+      </w:r>
+      <w:r>
+        <w:rPr>
+          <w:rStyle w:val="KeywordTok"/>
+        </w:rPr>
+        <w:t xml:space="preserve">USING</w:t>
+      </w:r>
+      <w:r>
+        <w:rPr>
+          <w:rStyle w:val="NormalTok"/>
+        </w:rPr>
+        <w:t xml:space="preserve"> (auth.</w:t>
+      </w:r>
+      <w:r>
+        <w:rPr>
+          <w:rStyle w:val="FunctionTok"/>
+        </w:rPr>
+        <w:t xml:space="preserve">uid</w:t>
+      </w:r>
+      <w:r>
+        <w:rPr>
+          <w:rStyle w:val="NormalTok"/>
+        </w:rPr>
+        <w:t xml:space="preserve">() </w:t>
+      </w:r>
+      <w:r>
+        <w:rPr>
+          <w:rStyle w:val="OperatorTok"/>
+        </w:rPr>
+        <w:t xml:space="preserve">=</w:t>
+      </w:r>
+      <w:r>
+        <w:rPr>
+          <w:rStyle w:val="NormalTok"/>
+        </w:rPr>
+        <w:t xml:space="preserve"> user_id);</w:t>
+      </w:r>
+    </w:p>
+    <w:bookmarkEnd w:id="39"/>
+    <w:bookmarkStart w:id="40" w:name="Xb6d330539f0841650bdb49975e5916331be4960"/>
+    <w:p>
+      <w:pPr>
+        <w:pStyle w:val="Heading2"/>
+      </w:pPr>
+      <w:r>
+        <w:t xml:space="preserve">A.2 Pattern de extração de triplet (Stage 4)</w:t>
+      </w:r>
+    </w:p>
+    <w:p>
+      <w:pPr>
+        <w:pStyle w:val="SourceCode"/>
+      </w:pPr>
+      <w:r>
+        <w:rPr>
+          <w:rStyle w:val="KeywordTok"/>
+        </w:rPr>
+        <w:t xml:space="preserve">const</w:t>
+      </w:r>
+      <w:r>
+        <w:rPr>
+          <w:rStyle w:val="NormalTok"/>
+        </w:rPr>
+        <w:t xml:space="preserve"> tool </w:t>
+      </w:r>
+      <w:r>
+        <w:rPr>
+          <w:rStyle w:val="OperatorTok"/>
+        </w:rPr>
+        <w:t xml:space="preserve">=</w:t>
+      </w:r>
+      <w:r>
+        <w:rPr>
+          <w:rStyle w:val="NormalTok"/>
+        </w:rPr>
+        <w:t xml:space="preserve"> {</w:t>
+      </w:r>
+      <w:r>
+        <w:br/>
+      </w:r>
+      <w:r>
+        <w:rPr>
+          <w:rStyle w:val="NormalTok"/>
+        </w:rPr>
+        <w:t xml:space="preserve">  type</w:t>
+      </w:r>
+      <w:r>
+        <w:rPr>
+          <w:rStyle w:val="OperatorTok"/>
+        </w:rPr>
+        <w:t xml:space="preserve">:</w:t>
+      </w:r>
+      <w:r>
+        <w:rPr>
+          <w:rStyle w:val="NormalTok"/>
+        </w:rPr>
+        <w:t xml:space="preserve"> </w:t>
+      </w:r>
+      <w:r>
+        <w:rPr>
+          <w:rStyle w:val="StringTok"/>
+        </w:rPr>
+        <w:t xml:space="preserve">"function"</w:t>
+      </w:r>
+      <w:r>
+        <w:rPr>
+          <w:rStyle w:val="OperatorTok"/>
+        </w:rPr>
+        <w:t xml:space="preserve">,</w:t>
+      </w:r>
+      <w:r>
+        <w:br/>
+      </w:r>
+      <w:r>
+        <w:rPr>
+          <w:rStyle w:val="NormalTok"/>
+        </w:rPr>
+        <w:t xml:space="preserve">  </w:t>
+      </w:r>
+      <w:r>
+        <w:rPr>
+          <w:rStyle w:val="KeywordTok"/>
+        </w:rPr>
+        <w:t xml:space="preserve">function</w:t>
+      </w:r>
+      <w:r>
+        <w:rPr>
+          <w:rStyle w:val="OperatorTok"/>
+        </w:rPr>
+        <w:t xml:space="preserve">:</w:t>
+      </w:r>
+      <w:r>
+        <w:rPr>
+          <w:rStyle w:val="NormalTok"/>
+        </w:rPr>
+        <w:t xml:space="preserve"> {</w:t>
+      </w:r>
+      <w:r>
+        <w:br/>
+      </w:r>
+      <w:r>
+        <w:rPr>
+          <w:rStyle w:val="NormalTok"/>
+        </w:rPr>
+        <w:t xml:space="preserve">    name</w:t>
+      </w:r>
+      <w:r>
+        <w:rPr>
+          <w:rStyle w:val="OperatorTok"/>
+        </w:rPr>
+        <w:t xml:space="preserve">:</w:t>
+      </w:r>
+      <w:r>
+        <w:rPr>
+          <w:rStyle w:val="NormalTok"/>
+        </w:rPr>
+        <w:t xml:space="preserve"> </w:t>
+      </w:r>
+      <w:r>
+        <w:rPr>
+          <w:rStyle w:val="StringTok"/>
+        </w:rPr>
+        <w:t xml:space="preserve">"emit_triplets"</w:t>
+      </w:r>
+      <w:r>
+        <w:rPr>
+          <w:rStyle w:val="OperatorTok"/>
+        </w:rPr>
+        <w:t xml:space="preserve">,</w:t>
+      </w:r>
+      <w:r>
+        <w:br/>
+      </w:r>
+      <w:r>
+        <w:rPr>
+          <w:rStyle w:val="NormalTok"/>
+        </w:rPr>
+        <w:t xml:space="preserve">    parameters</w:t>
+      </w:r>
+      <w:r>
+        <w:rPr>
+          <w:rStyle w:val="OperatorTok"/>
+        </w:rPr>
+        <w:t xml:space="preserve">:</w:t>
+      </w:r>
+      <w:r>
+        <w:rPr>
+          <w:rStyle w:val="NormalTok"/>
+        </w:rPr>
+        <w:t xml:space="preserve"> {</w:t>
+      </w:r>
+      <w:r>
+        <w:br/>
+      </w:r>
+      <w:r>
+        <w:rPr>
+          <w:rStyle w:val="NormalTok"/>
+        </w:rPr>
+        <w:t xml:space="preserve">      type</w:t>
+      </w:r>
+      <w:r>
+        <w:rPr>
+          <w:rStyle w:val="OperatorTok"/>
+        </w:rPr>
+        <w:t xml:space="preserve">:</w:t>
+      </w:r>
+      <w:r>
+        <w:rPr>
+          <w:rStyle w:val="NormalTok"/>
+        </w:rPr>
+        <w:t xml:space="preserve"> </w:t>
+      </w:r>
+      <w:r>
+        <w:rPr>
+          <w:rStyle w:val="StringTok"/>
+        </w:rPr>
+        <w:t xml:space="preserve">"object"</w:t>
+      </w:r>
+      <w:r>
+        <w:rPr>
+          <w:rStyle w:val="OperatorTok"/>
+        </w:rPr>
+        <w:t xml:space="preserve">,</w:t>
+      </w:r>
+      <w:r>
+        <w:br/>
+      </w:r>
+      <w:r>
+        <w:rPr>
+          <w:rStyle w:val="NormalTok"/>
+        </w:rPr>
+        <w:t xml:space="preserve">      properties</w:t>
+      </w:r>
+      <w:r>
+        <w:rPr>
+          <w:rStyle w:val="OperatorTok"/>
+        </w:rPr>
+        <w:t xml:space="preserve">:</w:t>
+      </w:r>
+      <w:r>
+        <w:rPr>
+          <w:rStyle w:val="NormalTok"/>
+        </w:rPr>
+        <w:t xml:space="preserve"> {</w:t>
+      </w:r>
+      <w:r>
+        <w:br/>
+      </w:r>
+      <w:r>
+        <w:rPr>
+          <w:rStyle w:val="NormalTok"/>
+        </w:rPr>
+        <w:t xml:space="preserve">        triplets</w:t>
+      </w:r>
+      <w:r>
+        <w:rPr>
+          <w:rStyle w:val="OperatorTok"/>
+        </w:rPr>
+        <w:t xml:space="preserve">:</w:t>
+      </w:r>
+      <w:r>
+        <w:rPr>
+          <w:rStyle w:val="NormalTok"/>
+        </w:rPr>
+        <w:t xml:space="preserve"> {</w:t>
+      </w:r>
+      <w:r>
+        <w:br/>
+      </w:r>
+      <w:r>
+        <w:rPr>
+          <w:rStyle w:val="NormalTok"/>
+        </w:rPr>
+        <w:t xml:space="preserve">          type</w:t>
+      </w:r>
+      <w:r>
+        <w:rPr>
+          <w:rStyle w:val="OperatorTok"/>
+        </w:rPr>
+        <w:t xml:space="preserve">:</w:t>
+      </w:r>
+      <w:r>
+        <w:rPr>
+          <w:rStyle w:val="NormalTok"/>
+        </w:rPr>
+        <w:t xml:space="preserve"> </w:t>
+      </w:r>
+      <w:r>
+        <w:rPr>
+          <w:rStyle w:val="StringTok"/>
+        </w:rPr>
+        <w:t xml:space="preserve">"array"</w:t>
+      </w:r>
+      <w:r>
+        <w:rPr>
+          <w:rStyle w:val="OperatorTok"/>
+        </w:rPr>
+        <w:t xml:space="preserve">,</w:t>
+      </w:r>
+      <w:r>
+        <w:br/>
+      </w:r>
+      <w:r>
+        <w:rPr>
+          <w:rStyle w:val="NormalTok"/>
+        </w:rPr>
+        <w:t xml:space="preserve">          items</w:t>
+      </w:r>
+      <w:r>
+        <w:rPr>
+          <w:rStyle w:val="OperatorTok"/>
+        </w:rPr>
+        <w:t xml:space="preserve">:</w:t>
+      </w:r>
+      <w:r>
+        <w:rPr>
+          <w:rStyle w:val="NormalTok"/>
+        </w:rPr>
+        <w:t xml:space="preserve"> {</w:t>
+      </w:r>
+      <w:r>
+        <w:br/>
+      </w:r>
+      <w:r>
+        <w:rPr>
+          <w:rStyle w:val="NormalTok"/>
+        </w:rPr>
+        <w:t xml:space="preserve">            type</w:t>
+      </w:r>
+      <w:r>
+        <w:rPr>
+          <w:rStyle w:val="OperatorTok"/>
+        </w:rPr>
+        <w:t xml:space="preserve">:</w:t>
+      </w:r>
+      <w:r>
+        <w:rPr>
+          <w:rStyle w:val="NormalTok"/>
+        </w:rPr>
+        <w:t xml:space="preserve"> </w:t>
+      </w:r>
+      <w:r>
+        <w:rPr>
+          <w:rStyle w:val="StringTok"/>
+        </w:rPr>
+        <w:t xml:space="preserve">"object"</w:t>
+      </w:r>
+      <w:r>
+        <w:rPr>
+          <w:rStyle w:val="OperatorTok"/>
+        </w:rPr>
+        <w:t xml:space="preserve">,</w:t>
+      </w:r>
+      <w:r>
+        <w:br/>
+      </w:r>
+      <w:r>
+        <w:rPr>
+          <w:rStyle w:val="NormalTok"/>
+        </w:rPr>
+        <w:t xml:space="preserve">            required</w:t>
+      </w:r>
+      <w:r>
+        <w:rPr>
+          <w:rStyle w:val="OperatorTok"/>
+        </w:rPr>
+        <w:t xml:space="preserve">:</w:t>
+      </w:r>
+      <w:r>
+        <w:rPr>
+          <w:rStyle w:val="NormalTok"/>
+        </w:rPr>
+        <w:t xml:space="preserve"> [</w:t>
+      </w:r>
+      <w:r>
+        <w:rPr>
+          <w:rStyle w:val="StringTok"/>
+        </w:rPr>
+        <w:t xml:space="preserve">"subject"</w:t>
+      </w:r>
+      <w:r>
+        <w:rPr>
+          <w:rStyle w:val="OperatorTok"/>
+        </w:rPr>
+        <w:t xml:space="preserve">,</w:t>
+      </w:r>
+      <w:r>
+        <w:rPr>
+          <w:rStyle w:val="StringTok"/>
+        </w:rPr>
+        <w:t xml:space="preserve">"predicate"</w:t>
+      </w:r>
+      <w:r>
+        <w:rPr>
+          <w:rStyle w:val="OperatorTok"/>
+        </w:rPr>
+        <w:t xml:space="preserve">,</w:t>
+      </w:r>
+      <w:r>
+        <w:rPr>
+          <w:rStyle w:val="StringTok"/>
+        </w:rPr>
+        <w:t xml:space="preserve">"object"</w:t>
+      </w:r>
+      <w:r>
+        <w:rPr>
+          <w:rStyle w:val="OperatorTok"/>
+        </w:rPr>
+        <w:t xml:space="preserve">,</w:t>
+      </w:r>
+      <w:r>
+        <w:rPr>
+          <w:rStyle w:val="StringTok"/>
+        </w:rPr>
+        <w:t xml:space="preserve">"source_excerpt"</w:t>
+      </w:r>
+      <w:r>
+        <w:rPr>
+          <w:rStyle w:val="OperatorTok"/>
+        </w:rPr>
+        <w:t xml:space="preserve">,</w:t>
+      </w:r>
+      <w:r>
+        <w:rPr>
+          <w:rStyle w:val="StringTok"/>
+        </w:rPr>
+        <w:t xml:space="preserve">"confidence"</w:t>
+      </w:r>
+      <w:r>
+        <w:rPr>
+          <w:rStyle w:val="OperatorTok"/>
+        </w:rPr>
+        <w:t xml:space="preserve">,</w:t>
+      </w:r>
+      <w:r>
+        <w:rPr>
+          <w:rStyle w:val="StringTok"/>
+        </w:rPr>
+        <w:t xml:space="preserve">"confidence_rationale"</w:t>
+      </w:r>
+      <w:r>
+        <w:rPr>
+          <w:rStyle w:val="NormalTok"/>
+        </w:rPr>
+        <w:t xml:space="preserve">]</w:t>
+      </w:r>
+      <w:r>
+        <w:rPr>
+          <w:rStyle w:val="OperatorTok"/>
+        </w:rPr>
+        <w:t xml:space="preserve">,</w:t>
+      </w:r>
+      <w:r>
+        <w:br/>
+      </w:r>
+      <w:r>
+        <w:rPr>
+          <w:rStyle w:val="NormalTok"/>
+        </w:rPr>
+        <w:t xml:space="preserve">            properties</w:t>
+      </w:r>
+      <w:r>
+        <w:rPr>
+          <w:rStyle w:val="OperatorTok"/>
+        </w:rPr>
+        <w:t xml:space="preserve">:</w:t>
+      </w:r>
+      <w:r>
+        <w:rPr>
+          <w:rStyle w:val="NormalTok"/>
+        </w:rPr>
+        <w:t xml:space="preserve"> {</w:t>
+      </w:r>
+      <w:r>
+        <w:br/>
+      </w:r>
+      <w:r>
+        <w:rPr>
+          <w:rStyle w:val="NormalTok"/>
+        </w:rPr>
+        <w:t xml:space="preserve">              subject</w:t>
+      </w:r>
+      <w:r>
+        <w:rPr>
+          <w:rStyle w:val="OperatorTok"/>
+        </w:rPr>
+        <w:t xml:space="preserve">:</w:t>
+      </w:r>
+      <w:r>
+        <w:rPr>
+          <w:rStyle w:val="NormalTok"/>
+        </w:rPr>
+        <w:t xml:space="preserve"> { type</w:t>
+      </w:r>
+      <w:r>
+        <w:rPr>
+          <w:rStyle w:val="OperatorTok"/>
+        </w:rPr>
+        <w:t xml:space="preserve">:</w:t>
+      </w:r>
+      <w:r>
+        <w:rPr>
+          <w:rStyle w:val="NormalTok"/>
+        </w:rPr>
+        <w:t xml:space="preserve"> </w:t>
+      </w:r>
+      <w:r>
+        <w:rPr>
+          <w:rStyle w:val="StringTok"/>
+        </w:rPr>
+        <w:t xml:space="preserve">"string"</w:t>
+      </w:r>
+      <w:r>
+        <w:rPr>
+          <w:rStyle w:val="NormalTok"/>
+        </w:rPr>
+        <w:t xml:space="preserve"> }</w:t>
+      </w:r>
+      <w:r>
+        <w:rPr>
+          <w:rStyle w:val="OperatorTok"/>
+        </w:rPr>
+        <w:t xml:space="preserve">,</w:t>
+      </w:r>
+      <w:r>
+        <w:br/>
+      </w:r>
+      <w:r>
+        <w:rPr>
+          <w:rStyle w:val="NormalTok"/>
+        </w:rPr>
+        <w:t xml:space="preserve">              predicate</w:t>
+      </w:r>
+      <w:r>
+        <w:rPr>
+          <w:rStyle w:val="OperatorTok"/>
+        </w:rPr>
+        <w:t xml:space="preserve">:</w:t>
+      </w:r>
+      <w:r>
+        <w:rPr>
+          <w:rStyle w:val="NormalTok"/>
+        </w:rPr>
+        <w:t xml:space="preserve"> { type</w:t>
+      </w:r>
+      <w:r>
+        <w:rPr>
+          <w:rStyle w:val="OperatorTok"/>
+        </w:rPr>
+        <w:t xml:space="preserve">:</w:t>
+      </w:r>
+      <w:r>
+        <w:rPr>
+          <w:rStyle w:val="NormalTok"/>
+        </w:rPr>
+        <w:t xml:space="preserve"> </w:t>
+      </w:r>
+      <w:r>
+        <w:rPr>
+          <w:rStyle w:val="StringTok"/>
+        </w:rPr>
+        <w:t xml:space="preserve">"string"</w:t>
+      </w:r>
+      <w:r>
+        <w:rPr>
+          <w:rStyle w:val="OperatorTok"/>
+        </w:rPr>
+        <w:t xml:space="preserve">,</w:t>
+      </w:r>
+      <w:r>
+        <w:rPr>
+          <w:rStyle w:val="NormalTok"/>
+        </w:rPr>
+        <w:t xml:space="preserve"> enum</w:t>
+      </w:r>
+      <w:r>
+        <w:rPr>
+          <w:rStyle w:val="OperatorTok"/>
+        </w:rPr>
+        <w:t xml:space="preserve">:</w:t>
+      </w:r>
+      <w:r>
+        <w:rPr>
+          <w:rStyle w:val="NormalTok"/>
+        </w:rPr>
+        <w:t xml:space="preserve"> [</w:t>
+      </w:r>
+      <w:r>
+        <w:br/>
+      </w:r>
+      <w:r>
+        <w:rPr>
+          <w:rStyle w:val="NormalTok"/>
+        </w:rPr>
+        <w:t xml:space="preserve">                </w:t>
+      </w:r>
+      <w:r>
+        <w:rPr>
+          <w:rStyle w:val="StringTok"/>
+        </w:rPr>
+        <w:t xml:space="preserve">"inhibits"</w:t>
+      </w:r>
+      <w:r>
+        <w:rPr>
+          <w:rStyle w:val="OperatorTok"/>
+        </w:rPr>
+        <w:t xml:space="preserve">,</w:t>
+      </w:r>
+      <w:r>
+        <w:rPr>
+          <w:rStyle w:val="StringTok"/>
+        </w:rPr>
+        <w:t xml:space="preserve">"upregulates"</w:t>
+      </w:r>
+      <w:r>
+        <w:rPr>
+          <w:rStyle w:val="OperatorTok"/>
+        </w:rPr>
+        <w:t xml:space="preserve">,</w:t>
+      </w:r>
+      <w:r>
+        <w:rPr>
+          <w:rStyle w:val="StringTok"/>
+        </w:rPr>
+        <w:t xml:space="preserve">"modulates"</w:t>
+      </w:r>
+      <w:r>
+        <w:rPr>
+          <w:rStyle w:val="OperatorTok"/>
+        </w:rPr>
+        <w:t xml:space="preserve">,</w:t>
+      </w:r>
+      <w:r>
+        <w:rPr>
+          <w:rStyle w:val="StringTok"/>
+        </w:rPr>
+        <w:t xml:space="preserve">"contraindicated_with"</w:t>
+      </w:r>
+      <w:r>
+        <w:rPr>
+          <w:rStyle w:val="OperatorTok"/>
+        </w:rPr>
+        <w:t xml:space="preserve">,</w:t>
+      </w:r>
+      <w:r>
+        <w:br/>
+      </w:r>
+      <w:r>
+        <w:rPr>
+          <w:rStyle w:val="NormalTok"/>
+        </w:rPr>
+        <w:t xml:space="preserve">                </w:t>
+      </w:r>
+      <w:r>
+        <w:rPr>
+          <w:rStyle w:val="StringTok"/>
+        </w:rPr>
+        <w:t xml:space="preserve">"synergizes_with"</w:t>
+      </w:r>
+      <w:r>
+        <w:rPr>
+          <w:rStyle w:val="OperatorTok"/>
+        </w:rPr>
+        <w:t xml:space="preserve">,</w:t>
+      </w:r>
+      <w:r>
+        <w:rPr>
+          <w:rStyle w:val="StringTok"/>
+        </w:rPr>
+        <w:t xml:space="preserve">"downregulates"</w:t>
+      </w:r>
+      <w:r>
+        <w:rPr>
+          <w:rStyle w:val="OperatorTok"/>
+        </w:rPr>
+        <w:t xml:space="preserve">,</w:t>
+      </w:r>
+      <w:r>
+        <w:rPr>
+          <w:rStyle w:val="StringTok"/>
+        </w:rPr>
+        <w:t xml:space="preserve">"ameliorates"</w:t>
+      </w:r>
+      <w:r>
+        <w:br/>
+      </w:r>
+      <w:r>
+        <w:rPr>
+          <w:rStyle w:val="NormalTok"/>
+        </w:rPr>
+        <w:t xml:space="preserve">              ]}</w:t>
+      </w:r>
+      <w:r>
+        <w:rPr>
+          <w:rStyle w:val="OperatorTok"/>
+        </w:rPr>
+        <w:t xml:space="preserve">,</w:t>
+      </w:r>
+      <w:r>
+        <w:br/>
+      </w:r>
+      <w:r>
+        <w:rPr>
+          <w:rStyle w:val="NormalTok"/>
+        </w:rPr>
+        <w:t xml:space="preserve">              object</w:t>
+      </w:r>
+      <w:r>
+        <w:rPr>
+          <w:rStyle w:val="OperatorTok"/>
+        </w:rPr>
+        <w:t xml:space="preserve">:</w:t>
+      </w:r>
+      <w:r>
+        <w:rPr>
+          <w:rStyle w:val="NormalTok"/>
+        </w:rPr>
+        <w:t xml:space="preserve"> { type</w:t>
+      </w:r>
+      <w:r>
+        <w:rPr>
+          <w:rStyle w:val="OperatorTok"/>
+        </w:rPr>
+        <w:t xml:space="preserve">:</w:t>
+      </w:r>
+      <w:r>
+        <w:rPr>
+          <w:rStyle w:val="NormalTok"/>
+        </w:rPr>
+        <w:t xml:space="preserve"> </w:t>
+      </w:r>
+      <w:r>
+        <w:rPr>
+          <w:rStyle w:val="StringTok"/>
+        </w:rPr>
+        <w:t xml:space="preserve">"string"</w:t>
+      </w:r>
+      <w:r>
+        <w:rPr>
+          <w:rStyle w:val="NormalTok"/>
+        </w:rPr>
+        <w:t xml:space="preserve"> }</w:t>
+      </w:r>
+      <w:r>
+        <w:rPr>
+          <w:rStyle w:val="OperatorTok"/>
+        </w:rPr>
+        <w:t xml:space="preserve">,</w:t>
+      </w:r>
+      <w:r>
+        <w:br/>
+      </w:r>
+      <w:r>
+        <w:rPr>
+          <w:rStyle w:val="NormalTok"/>
+        </w:rPr>
+        <w:t xml:space="preserve">              source_excerpt</w:t>
+      </w:r>
+      <w:r>
+        <w:rPr>
+          <w:rStyle w:val="OperatorTok"/>
+        </w:rPr>
+        <w:t xml:space="preserve">:</w:t>
+      </w:r>
+      <w:r>
+        <w:rPr>
+          <w:rStyle w:val="NormalTok"/>
+        </w:rPr>
+        <w:t xml:space="preserve"> { type</w:t>
+      </w:r>
+      <w:r>
+        <w:rPr>
+          <w:rStyle w:val="OperatorTok"/>
+        </w:rPr>
+        <w:t xml:space="preserve">:</w:t>
+      </w:r>
+      <w:r>
+        <w:rPr>
+          <w:rStyle w:val="NormalTok"/>
+        </w:rPr>
+        <w:t xml:space="preserve"> </w:t>
+      </w:r>
+      <w:r>
+        <w:rPr>
+          <w:rStyle w:val="StringTok"/>
+        </w:rPr>
+        <w:t xml:space="preserve">"string"</w:t>
+      </w:r>
+      <w:r>
+        <w:rPr>
+          <w:rStyle w:val="OperatorTok"/>
+        </w:rPr>
+        <w:t xml:space="preserve">,</w:t>
+      </w:r>
+      <w:r>
+        <w:rPr>
+          <w:rStyle w:val="NormalTok"/>
+        </w:rPr>
+        <w:t xml:space="preserve"> minLength</w:t>
+      </w:r>
+      <w:r>
+        <w:rPr>
+          <w:rStyle w:val="OperatorTok"/>
+        </w:rPr>
+        <w:t xml:space="preserve">:</w:t>
+      </w:r>
+      <w:r>
+        <w:rPr>
+          <w:rStyle w:val="NormalTok"/>
+        </w:rPr>
+        <w:t xml:space="preserve"> </w:t>
+      </w:r>
+      <w:r>
+        <w:rPr>
+          <w:rStyle w:val="DecValTok"/>
+        </w:rPr>
+        <w:t xml:space="preserve">40</w:t>
+      </w:r>
+      <w:r>
+        <w:rPr>
+          <w:rStyle w:val="NormalTok"/>
+        </w:rPr>
+        <w:t xml:space="preserve"> }</w:t>
+      </w:r>
+      <w:r>
+        <w:rPr>
+          <w:rStyle w:val="OperatorTok"/>
+        </w:rPr>
+        <w:t xml:space="preserve">,</w:t>
+      </w:r>
+      <w:r>
+        <w:br/>
+      </w:r>
+      <w:r>
+        <w:rPr>
+          <w:rStyle w:val="NormalTok"/>
+        </w:rPr>
+        <w:t xml:space="preserve">              confidence</w:t>
+      </w:r>
+      <w:r>
+        <w:rPr>
+          <w:rStyle w:val="OperatorTok"/>
+        </w:rPr>
+        <w:t xml:space="preserve">:</w:t>
+      </w:r>
+      <w:r>
+        <w:rPr>
+          <w:rStyle w:val="NormalTok"/>
+        </w:rPr>
+        <w:t xml:space="preserve"> { type</w:t>
+      </w:r>
+      <w:r>
+        <w:rPr>
+          <w:rStyle w:val="OperatorTok"/>
+        </w:rPr>
+        <w:t xml:space="preserve">:</w:t>
+      </w:r>
+      <w:r>
+        <w:rPr>
+          <w:rStyle w:val="NormalTok"/>
+        </w:rPr>
+        <w:t xml:space="preserve"> </w:t>
+      </w:r>
+      <w:r>
+        <w:rPr>
+          <w:rStyle w:val="StringTok"/>
+        </w:rPr>
+        <w:t xml:space="preserve">"number"</w:t>
+      </w:r>
+      <w:r>
+        <w:rPr>
+          <w:rStyle w:val="OperatorTok"/>
+        </w:rPr>
+        <w:t xml:space="preserve">,</w:t>
+      </w:r>
+      <w:r>
+        <w:rPr>
+          <w:rStyle w:val="NormalTok"/>
+        </w:rPr>
+        <w:t xml:space="preserve"> minimum</w:t>
+      </w:r>
+      <w:r>
+        <w:rPr>
+          <w:rStyle w:val="OperatorTok"/>
+        </w:rPr>
+        <w:t xml:space="preserve">:</w:t>
+      </w:r>
+      <w:r>
+        <w:rPr>
+          <w:rStyle w:val="NormalTok"/>
+        </w:rPr>
+        <w:t xml:space="preserve"> </w:t>
+      </w:r>
+      <w:r>
+        <w:rPr>
+          <w:rStyle w:val="DecValTok"/>
+        </w:rPr>
+        <w:t xml:space="preserve">0</w:t>
+      </w:r>
+      <w:r>
+        <w:rPr>
+          <w:rStyle w:val="OperatorTok"/>
+        </w:rPr>
+        <w:t xml:space="preserve">,</w:t>
+      </w:r>
+      <w:r>
+        <w:rPr>
+          <w:rStyle w:val="NormalTok"/>
+        </w:rPr>
+        <w:t xml:space="preserve"> maximum</w:t>
+      </w:r>
+      <w:r>
+        <w:rPr>
+          <w:rStyle w:val="OperatorTok"/>
+        </w:rPr>
+        <w:t xml:space="preserve">:</w:t>
+      </w:r>
+      <w:r>
+        <w:rPr>
+          <w:rStyle w:val="NormalTok"/>
+        </w:rPr>
+        <w:t xml:space="preserve"> </w:t>
+      </w:r>
+      <w:r>
+        <w:rPr>
+          <w:rStyle w:val="DecValTok"/>
+        </w:rPr>
+        <w:t xml:space="preserve">1</w:t>
+      </w:r>
+      <w:r>
+        <w:rPr>
+          <w:rStyle w:val="NormalTok"/>
+        </w:rPr>
+        <w:t xml:space="preserve"> }</w:t>
+      </w:r>
+      <w:r>
+        <w:rPr>
+          <w:rStyle w:val="OperatorTok"/>
+        </w:rPr>
+        <w:t xml:space="preserve">,</w:t>
+      </w:r>
+      <w:r>
+        <w:br/>
+      </w:r>
+      <w:r>
+        <w:rPr>
+          <w:rStyle w:val="NormalTok"/>
+        </w:rPr>
+        <w:t xml:space="preserve">              confidence_rationale</w:t>
+      </w:r>
+      <w:r>
+        <w:rPr>
+          <w:rStyle w:val="OperatorTok"/>
+        </w:rPr>
+        <w:t xml:space="preserve">:</w:t>
+      </w:r>
+      <w:r>
+        <w:rPr>
+          <w:rStyle w:val="NormalTok"/>
+        </w:rPr>
+        <w:t xml:space="preserve"> { type</w:t>
+      </w:r>
+      <w:r>
+        <w:rPr>
+          <w:rStyle w:val="OperatorTok"/>
+        </w:rPr>
+        <w:t xml:space="preserve">:</w:t>
+      </w:r>
+      <w:r>
+        <w:rPr>
+          <w:rStyle w:val="NormalTok"/>
+        </w:rPr>
+        <w:t xml:space="preserve"> </w:t>
+      </w:r>
+      <w:r>
+        <w:rPr>
+          <w:rStyle w:val="StringTok"/>
+        </w:rPr>
+        <w:t xml:space="preserve">"string"</w:t>
+      </w:r>
+      <w:r>
+        <w:rPr>
+          <w:rStyle w:val="NormalTok"/>
+        </w:rPr>
+        <w:t xml:space="preserve"> }</w:t>
+      </w:r>
+      <w:r>
+        <w:rPr>
+          <w:rStyle w:val="OperatorTok"/>
+        </w:rPr>
+        <w:t xml:space="preserve">,</w:t>
+      </w:r>
+      <w:r>
+        <w:br/>
+      </w:r>
+      <w:r>
+        <w:rPr>
+          <w:rStyle w:val="NormalTok"/>
+        </w:rPr>
+        <w:t xml:space="preserve">              evidence_level</w:t>
+      </w:r>
+      <w:r>
+        <w:rPr>
+          <w:rStyle w:val="OperatorTok"/>
+        </w:rPr>
+        <w:t xml:space="preserve">:</w:t>
+      </w:r>
+      <w:r>
+        <w:rPr>
+          <w:rStyle w:val="NormalTok"/>
+        </w:rPr>
+        <w:t xml:space="preserve"> { type</w:t>
+      </w:r>
+      <w:r>
+        <w:rPr>
+          <w:rStyle w:val="OperatorTok"/>
+        </w:rPr>
+        <w:t xml:space="preserve">:</w:t>
+      </w:r>
+      <w:r>
+        <w:rPr>
+          <w:rStyle w:val="NormalTok"/>
+        </w:rPr>
+        <w:t xml:space="preserve"> </w:t>
+      </w:r>
+      <w:r>
+        <w:rPr>
+          <w:rStyle w:val="StringTok"/>
+        </w:rPr>
+        <w:t xml:space="preserve">"string"</w:t>
+      </w:r>
+      <w:r>
+        <w:rPr>
+          <w:rStyle w:val="OperatorTok"/>
+        </w:rPr>
+        <w:t xml:space="preserve">,</w:t>
+      </w:r>
+      <w:r>
+        <w:rPr>
+          <w:rStyle w:val="NormalTok"/>
+        </w:rPr>
+        <w:t xml:space="preserve"> enum</w:t>
+      </w:r>
+      <w:r>
+        <w:rPr>
+          <w:rStyle w:val="OperatorTok"/>
+        </w:rPr>
+        <w:t xml:space="preserve">:</w:t>
+      </w:r>
+      <w:r>
+        <w:rPr>
+          <w:rStyle w:val="NormalTok"/>
+        </w:rPr>
+        <w:t xml:space="preserve"> [</w:t>
+      </w:r>
+      <w:r>
+        <w:rPr>
+          <w:rStyle w:val="StringTok"/>
+        </w:rPr>
+        <w:t xml:space="preserve">"A"</w:t>
+      </w:r>
+      <w:r>
+        <w:rPr>
+          <w:rStyle w:val="OperatorTok"/>
+        </w:rPr>
+        <w:t xml:space="preserve">,</w:t>
+      </w:r>
+      <w:r>
+        <w:rPr>
+          <w:rStyle w:val="StringTok"/>
+        </w:rPr>
+        <w:t xml:space="preserve">"B"</w:t>
+      </w:r>
+      <w:r>
+        <w:rPr>
+          <w:rStyle w:val="OperatorTok"/>
+        </w:rPr>
+        <w:t xml:space="preserve">,</w:t>
+      </w:r>
+      <w:r>
+        <w:rPr>
+          <w:rStyle w:val="StringTok"/>
+        </w:rPr>
+        <w:t xml:space="preserve">"C"</w:t>
+      </w:r>
+      <w:r>
+        <w:rPr>
+          <w:rStyle w:val="OperatorTok"/>
+        </w:rPr>
+        <w:t xml:space="preserve">,</w:t>
+      </w:r>
+      <w:r>
+        <w:rPr>
+          <w:rStyle w:val="StringTok"/>
+        </w:rPr>
+        <w:t xml:space="preserve">"D"</w:t>
+      </w:r>
+      <w:r>
+        <w:rPr>
+          <w:rStyle w:val="NormalTok"/>
+        </w:rPr>
+        <w:t xml:space="preserve">] }</w:t>
+      </w:r>
+      <w:r>
+        <w:br/>
+      </w:r>
+      <w:r>
+        <w:rPr>
+          <w:rStyle w:val="NormalTok"/>
+        </w:rPr>
+        <w:t xml:space="preserve">            }</w:t>
+      </w:r>
+      <w:r>
+        <w:br/>
+      </w:r>
+      <w:r>
+        <w:rPr>
+          <w:rStyle w:val="NormalTok"/>
+        </w:rPr>
+        <w:t xml:space="preserve">          }</w:t>
+      </w:r>
+      <w:r>
+        <w:br/>
+      </w:r>
+      <w:r>
+        <w:rPr>
+          <w:rStyle w:val="NormalTok"/>
+        </w:rPr>
+        <w:t xml:space="preserve">        }</w:t>
+      </w:r>
+      <w:r>
+        <w:br/>
+      </w:r>
+      <w:r>
+        <w:rPr>
+          <w:rStyle w:val="NormalTok"/>
+        </w:rPr>
+        <w:t xml:space="preserve">      }</w:t>
+      </w:r>
+      <w:r>
+        <w:rPr>
+          <w:rStyle w:val="OperatorTok"/>
+        </w:rPr>
+        <w:t xml:space="preserve">,</w:t>
+      </w:r>
+      <w:r>
+        <w:br/>
+      </w:r>
+      <w:r>
+        <w:rPr>
+          <w:rStyle w:val="NormalTok"/>
+        </w:rPr>
+        <w:t xml:space="preserve">      required</w:t>
+      </w:r>
+      <w:r>
+        <w:rPr>
+          <w:rStyle w:val="OperatorTok"/>
+        </w:rPr>
+        <w:t xml:space="preserve">:</w:t>
+      </w:r>
+      <w:r>
+        <w:rPr>
+          <w:rStyle w:val="NormalTok"/>
+        </w:rPr>
+        <w:t xml:space="preserve"> [</w:t>
+      </w:r>
+      <w:r>
+        <w:rPr>
+          <w:rStyle w:val="StringTok"/>
+        </w:rPr>
+        <w:t xml:space="preserve">"triplets"</w:t>
+      </w:r>
+      <w:r>
+        <w:rPr>
+          <w:rStyle w:val="NormalTok"/>
+        </w:rPr>
+        <w:t xml:space="preserve">]</w:t>
+      </w:r>
+      <w:r>
+        <w:br/>
+      </w:r>
+      <w:r>
+        <w:rPr>
+          <w:rStyle w:val="NormalTok"/>
+        </w:rPr>
+        <w:t xml:space="preserve">    }</w:t>
+      </w:r>
+      <w:r>
+        <w:br/>
+      </w:r>
+      <w:r>
+        <w:rPr>
+          <w:rStyle w:val="NormalTok"/>
+        </w:rPr>
+        <w:t xml:space="preserve">  }</w:t>
+      </w:r>
+      <w:r>
+        <w:br/>
+      </w:r>
+      <w:r>
+        <w:rPr>
+          <w:rStyle w:val="NormalTok"/>
+        </w:rPr>
+        <w:t xml:space="preserve">}</w:t>
+      </w:r>
+      <w:r>
+        <w:rPr>
+          <w:rStyle w:val="OperatorTok"/>
+        </w:rPr>
+        <w:t xml:space="preserve">;</w:t>
+      </w:r>
+    </w:p>
+    <w:bookmarkEnd w:id="40"/>
+    <w:bookmarkStart w:id="41" w:name="a.3-métricas-operacionais-snapshot"/>
+    <w:p>
+      <w:pPr>
+        <w:pStyle w:val="Heading2"/>
+      </w:pPr>
+      <w:r>
+        <w:t xml:space="preserve">A.3 Métricas operacionais (snapshot)</w:t>
       </w:r>
     </w:p>
     <w:p>
@@ -1253,7 +8313,7 @@
         <w:pStyle w:val="Compact"/>
         <w:numPr>
           <w:ilvl w:val="0"/>
-          <w:numId w:val="1003"/>
+          <w:numId w:val="1010"/>
         </w:numPr>
       </w:pPr>
       <w:r>
@@ -1261,10 +8321,23 @@
           <w:b/>
           <w:bCs/>
         </w:rPr>
-        <w:t xml:space="preserve">FDA/EMA/AVMA</w:t>
-      </w:r>
-      <w:r>
-        <w:t xml:space="preserve">: escopo restrito a metabólicos/degenerativos caninos; exclusão explícita de imagem complexa (MRI).</w:t>
+        <w:t xml:space="preserve">Triplets aprovados / total:</w:t>
+      </w:r>
+      <w:r>
+        <w:t xml:space="preserve"> </w:t>
+      </w:r>
+      <w:r>
+        <w:t xml:space="preserve">3.924 / 4.785 =</w:t>
+      </w:r>
+      <w:r>
+        <w:t xml:space="preserve"> </w:t>
+      </w:r>
+      <w:r>
+        <w:rPr>
+          <w:b/>
+          <w:bCs/>
+        </w:rPr>
+        <w:t xml:space="preserve">82,0%</w:t>
       </w:r>
     </w:p>
     <w:p>
@@ -1272,7 +8345,7 @@
         <w:pStyle w:val="Compact"/>
         <w:numPr>
           <w:ilvl w:val="0"/>
-          <w:numId w:val="1003"/>
+          <w:numId w:val="1010"/>
         </w:numPr>
       </w:pPr>
       <w:r>
@@ -1280,19 +8353,23 @@
           <w:b/>
           <w:bCs/>
         </w:rPr>
-        <w:t xml:space="preserve">Bilingue PT/EN</w:t>
-      </w:r>
-      <w:r>
-        <w:t xml:space="preserve">: enforcement automatizado via auditoria de tradução (</w:t>
-      </w:r>
-      <w:r>
-        <w:rPr>
-          <w:rStyle w:val="VerbatimChar"/>
-        </w:rPr>
-        <w:t xml:space="preserve">scripts/audit-translations.ts</w:t>
-      </w:r>
-      <w:r>
-        <w:t xml:space="preserve">).</w:t>
+        <w:t xml:space="preserve">Densidade média do KG:</w:t>
+      </w:r>
+      <w:r>
+        <w:t xml:space="preserve"> </w:t>
+      </w:r>
+      <w:r>
+        <w:t xml:space="preserve">38.643 edges ÷ ~6.000 nodes ≈</w:t>
+      </w:r>
+      <w:r>
+        <w:t xml:space="preserve"> </w:t>
+      </w:r>
+      <w:r>
+        <w:rPr>
+          <w:b/>
+          <w:bCs/>
+        </w:rPr>
+        <w:t xml:space="preserve">6,4 edges/node</w:t>
       </w:r>
     </w:p>
     <w:p>
@@ -1300,7 +8377,7 @@
         <w:pStyle w:val="Compact"/>
         <w:numPr>
           <w:ilvl w:val="0"/>
-          <w:numId w:val="1003"/>
+          <w:numId w:val="1010"/>
         </w:numPr>
       </w:pPr>
       <w:r>
@@ -1308,52 +8385,28 @@
           <w:b/>
           <w:bCs/>
         </w:rPr>
-        <w:t xml:space="preserve">RLS</w:t>
-      </w:r>
-      <w:r>
-        <w:t xml:space="preserve">: todas as tabelas</w:t>
-      </w:r>
-      <w:r>
-        <w:t xml:space="preserve"> </w:t>
-      </w:r>
-      <w:r>
-        <w:rPr>
-          <w:rStyle w:val="VerbatimChar"/>
-        </w:rPr>
-        <w:t xml:space="preserve">public.*</w:t>
-      </w:r>
-      <w:r>
-        <w:t xml:space="preserve"> </w:t>
-      </w:r>
-      <w:r>
-        <w:t xml:space="preserve">clínicas com policies</w:t>
-      </w:r>
-      <w:r>
-        <w:t xml:space="preserve"> </w:t>
-      </w:r>
-      <w:r>
-        <w:rPr>
-          <w:rStyle w:val="VerbatimChar"/>
-        </w:rPr>
-        <w:t xml:space="preserve">auth.uid()</w:t>
-      </w:r>
-      <w:r>
-        <w:t xml:space="preserve">-scoped +</w:t>
-      </w:r>
-      <w:r>
-        <w:t xml:space="preserve"> </w:t>
-      </w:r>
-      <w:r>
-        <w:rPr>
-          <w:rStyle w:val="VerbatimChar"/>
-        </w:rPr>
-        <w:t xml:space="preserve">has_role('admin')</w:t>
-      </w:r>
-      <w:r>
-        <w:t xml:space="preserve"> </w:t>
-      </w:r>
-      <w:r>
-        <w:t xml:space="preserve">para CRUD administrativo.</w:t>
+        <w:t xml:space="preserve">Cobertura bilingue (auditor):</w:t>
+      </w:r>
+      <w:r>
+        <w:t xml:space="preserve"> </w:t>
+      </w:r>
+      <w:r>
+        <w:t xml:space="preserve">&gt; 95% em UI, &gt; 92% em DB, &gt; 88% em</w:t>
+      </w:r>
+      <w:r>
+        <w:t xml:space="preserve"> </w:t>
+      </w:r>
+      <w:r>
+        <w:rPr>
+          <w:rStyle w:val="VerbatimChar"/>
+        </w:rPr>
+        <w:t xml:space="preserve">.ts</w:t>
+      </w:r>
+      <w:r>
+        <w:t xml:space="preserve"> </w:t>
+      </w:r>
+      <w:r>
+        <w:t xml:space="preserve">estático</w:t>
       </w:r>
     </w:p>
     <w:p>
@@ -1361,7 +8414,7 @@
         <w:pStyle w:val="Compact"/>
         <w:numPr>
           <w:ilvl w:val="0"/>
-          <w:numId w:val="1003"/>
+          <w:numId w:val="1010"/>
         </w:numPr>
       </w:pPr>
       <w:r>
@@ -1369,62 +8422,23 @@
           <w:b/>
           <w:bCs/>
         </w:rPr>
-        <w:t xml:space="preserve">Audit log</w:t>
-      </w:r>
-      <w:r>
-        <w:t xml:space="preserve">:</w:t>
-      </w:r>
-      <w:r>
-        <w:t xml:space="preserve"> </w:t>
-      </w:r>
-      <w:r>
-        <w:rPr>
-          <w:rStyle w:val="VerbatimChar"/>
-        </w:rPr>
-        <w:t xml:space="preserve">core_rule_audit_log</w:t>
-      </w:r>
-      <w:r>
-        <w:t xml:space="preserve"> </w:t>
-      </w:r>
-      <w:r>
-        <w:t xml:space="preserve">e</w:t>
-      </w:r>
-      <w:r>
-        <w:t xml:space="preserve"> </w:t>
-      </w:r>
-      <w:r>
-        <w:rPr>
-          <w:rStyle w:val="VerbatimChar"/>
-        </w:rPr>
-        <w:t xml:space="preserve">study_audit_logs</w:t>
-      </w:r>
-      <w:r>
-        <w:t xml:space="preserve"> </w:t>
-      </w:r>
-      <w:r>
-        <w:t xml:space="preserve">ativos; deleções em massa exigem digitar</w:t>
-      </w:r>
-      <w:r>
-        <w:t xml:space="preserve"> </w:t>
-      </w:r>
-      <w:r>
-        <w:rPr>
-          <w:rStyle w:val="VerbatimChar"/>
-        </w:rPr>
-        <w:t xml:space="preserve">DELETE</w:t>
-      </w:r>
-      <w:r>
-        <w:t xml:space="preserve">.</w:t>
-      </w:r>
-    </w:p>
-    <w:bookmarkEnd w:id="15"/>
-    <w:bookmarkStart w:id="16" w:name="recomendações-para-v5.2"/>
-    <w:p>
-      <w:pPr>
-        <w:pStyle w:val="Heading1"/>
-      </w:pPr>
-      <w:r>
-        <w:t xml:space="preserve">Recomendações para v5.2</w:t>
+        <w:t xml:space="preserve">Latência mediana edge function:</w:t>
+      </w:r>
+      <w:r>
+        <w:t xml:space="preserve"> </w:t>
+      </w:r>
+      <w:r>
+        <w:t xml:space="preserve">&lt; 800 ms (p50), &lt; 2.4 s (p95)</w:t>
+      </w:r>
+    </w:p>
+    <w:bookmarkEnd w:id="41"/>
+    <w:bookmarkStart w:id="42" w:name="a.4-convenções-não-negociáveis"/>
+    <w:p>
+      <w:pPr>
+        <w:pStyle w:val="Heading2"/>
+      </w:pPr>
+      <w:r>
+        <w:t xml:space="preserve">A.4 Convenções não-negociáveis</w:t>
       </w:r>
     </w:p>
     <w:p>
@@ -1432,26 +8446,21 @@
         <w:pStyle w:val="Compact"/>
         <w:numPr>
           <w:ilvl w:val="0"/>
-          <w:numId w:val="1004"/>
+          <w:numId w:val="1011"/>
         </w:numPr>
       </w:pPr>
       <w:r>
-        <w:t xml:space="preserve">Implementar rotação automática de</w:t>
-      </w:r>
-      <w:r>
-        <w:t xml:space="preserve"> </w:t>
-      </w:r>
-      <w:r>
-        <w:rPr>
-          <w:rStyle w:val="VerbatimChar"/>
-        </w:rPr>
-        <w:t xml:space="preserve">LOVABLE_API_KEY</w:t>
-      </w:r>
-      <w:r>
-        <w:t xml:space="preserve"> </w:t>
-      </w:r>
-      <w:r>
-        <w:t xml:space="preserve">com fallback secundário.</w:t>
+        <w:rPr>
+          <w:b/>
+          <w:bCs/>
+        </w:rPr>
+        <w:t xml:space="preserve">No-mock policy</w:t>
+      </w:r>
+      <w:r>
+        <w:t xml:space="preserve"> </w:t>
+      </w:r>
+      <w:r>
+        <w:t xml:space="preserve">— dados clínicos sempre rotulados pela origem.</w:t>
       </w:r>
     </w:p>
     <w:p>
@@ -1459,26 +8468,21 @@
         <w:pStyle w:val="Compact"/>
         <w:numPr>
           <w:ilvl w:val="0"/>
-          <w:numId w:val="1004"/>
+          <w:numId w:val="1011"/>
         </w:numPr>
       </w:pPr>
       <w:r>
-        <w:t xml:space="preserve">Adicionar feature-flag</w:t>
-      </w:r>
-      <w:r>
-        <w:t xml:space="preserve"> </w:t>
-      </w:r>
-      <w:r>
-        <w:rPr>
-          <w:rStyle w:val="VerbatimChar"/>
-        </w:rPr>
-        <w:t xml:space="preserve">DISABLE_GAPFILL</w:t>
-      </w:r>
-      <w:r>
-        <w:t xml:space="preserve"> </w:t>
-      </w:r>
-      <w:r>
-        <w:t xml:space="preserve">por ambiente.</w:t>
+        <w:rPr>
+          <w:b/>
+          <w:bCs/>
+        </w:rPr>
+        <w:t xml:space="preserve">Curation gatekeeper</w:t>
+      </w:r>
+      <w:r>
+        <w:t xml:space="preserve"> </w:t>
+      </w:r>
+      <w:r>
+        <w:t xml:space="preserve">— triplets isolados até curador aprovar.</w:t>
       </w:r>
     </w:p>
     <w:p>
@@ -1486,23 +8490,36 @@
         <w:pStyle w:val="Compact"/>
         <w:numPr>
           <w:ilvl w:val="0"/>
-          <w:numId w:val="1004"/>
+          <w:numId w:val="1011"/>
         </w:numPr>
       </w:pPr>
       <w:r>
-        <w:t xml:space="preserve">Paginação cursor-based em</w:t>
-      </w:r>
-      <w:r>
-        <w:t xml:space="preserve"> </w:t>
-      </w:r>
-      <w:r>
-        <w:rPr>
-          <w:rStyle w:val="VerbatimChar"/>
-        </w:rPr>
-        <w:t xml:space="preserve">get_relations_graph_data</w:t>
-      </w:r>
-      <w:r>
-        <w:t xml:space="preserve">.</w:t>
+        <w:rPr>
+          <w:b/>
+          <w:bCs/>
+        </w:rPr>
+        <w:t xml:space="preserve">Canonical IDs</w:t>
+      </w:r>
+      <w:r>
+        <w:t xml:space="preserve"> </w:t>
+      </w:r>
+      <w:r>
+        <w:t xml:space="preserve">— sempre UUID do Supabase, nunca</w:t>
+      </w:r>
+      <w:r>
+        <w:t xml:space="preserve"> </w:t>
+      </w:r>
+      <w:r>
+        <w:rPr>
+          <w:rStyle w:val="VerbatimChar"/>
+        </w:rPr>
+        <w:t xml:space="preserve">elementId</w:t>
+      </w:r>
+      <w:r>
+        <w:t xml:space="preserve"> </w:t>
+      </w:r>
+      <w:r>
+        <w:t xml:space="preserve">Neo4j.</w:t>
       </w:r>
     </w:p>
     <w:p>
@@ -1510,38 +8527,21 @@
         <w:pStyle w:val="Compact"/>
         <w:numPr>
           <w:ilvl w:val="0"/>
-          <w:numId w:val="1004"/>
+          <w:numId w:val="1011"/>
         </w:numPr>
       </w:pPr>
       <w:r>
-        <w:t xml:space="preserve">Lint/CI que falha PR se mexer em</w:t>
-      </w:r>
-      <w:r>
-        <w:t xml:space="preserve"> </w:t>
-      </w:r>
-      <w:r>
-        <w:rPr>
-          <w:rStyle w:val="VerbatimChar"/>
-        </w:rPr>
-        <w:t xml:space="preserve">src/locales/**</w:t>
-      </w:r>
-      <w:r>
-        <w:t xml:space="preserve"> </w:t>
-      </w:r>
-      <w:r>
-        <w:t xml:space="preserve">sem bumpar</w:t>
-      </w:r>
-      <w:r>
-        <w:t xml:space="preserve"> </w:t>
-      </w:r>
-      <w:r>
-        <w:rPr>
-          <w:rStyle w:val="VerbatimChar"/>
-        </w:rPr>
-        <w:t xml:space="preserve">I18N_VERSION</w:t>
-      </w:r>
-      <w:r>
-        <w:t xml:space="preserve">.</w:t>
+        <w:rPr>
+          <w:b/>
+          <w:bCs/>
+        </w:rPr>
+        <w:t xml:space="preserve">Therapeutic cap = 8</w:t>
+      </w:r>
+      <w:r>
+        <w:t xml:space="preserve"> </w:t>
+      </w:r>
+      <w:r>
+        <w:t xml:space="preserve">sinérgicos, deduplicação alfanumérica.</w:t>
       </w:r>
     </w:p>
     <w:p>
@@ -1549,170 +8549,66 @@
         <w:pStyle w:val="Compact"/>
         <w:numPr>
           <w:ilvl w:val="0"/>
-          <w:numId w:val="1004"/>
+          <w:numId w:val="1011"/>
         </w:numPr>
       </w:pPr>
       <w:r>
-        <w:t xml:space="preserve">Job semanal de purge de</w:t>
-      </w:r>
-      <w:r>
-        <w:t xml:space="preserve"> </w:t>
-      </w:r>
-      <w:r>
-        <w:rPr>
-          <w:rStyle w:val="VerbatimChar"/>
-        </w:rPr>
-        <w:t xml:space="preserve">study_embeddings</w:t>
-      </w:r>
-      <w:r>
-        <w:t xml:space="preserve"> </w:t>
-      </w:r>
-      <w:r>
-        <w:t xml:space="preserve">órfãos.</w:t>
-      </w:r>
-    </w:p>
-    <w:p>
-      <w:pPr>
-        <w:pStyle w:val="Compact"/>
-        <w:numPr>
-          <w:ilvl w:val="0"/>
-          <w:numId w:val="1004"/>
-        </w:numPr>
-      </w:pPr>
-      <w:r>
-        <w:t xml:space="preserve">Suíte E2E (Playwright) cobrindo fluxos Tutor e Veterinário ponta-a-ponta.</w:t>
-      </w:r>
-    </w:p>
-    <w:bookmarkEnd w:id="16"/>
-    <w:bookmarkStart w:id="17" w:name="apêndice-convenções"/>
-    <w:p>
-      <w:pPr>
-        <w:pStyle w:val="Heading1"/>
-      </w:pPr>
-      <w:r>
-        <w:t xml:space="preserve">Apêndice — Convenções</w:t>
-      </w:r>
-    </w:p>
-    <w:p>
-      <w:pPr>
-        <w:pStyle w:val="Compact"/>
-        <w:numPr>
-          <w:ilvl w:val="0"/>
-          <w:numId w:val="1005"/>
-        </w:numPr>
-      </w:pPr>
-      <w:r>
-        <w:t xml:space="preserve">IDs canônicos: UUID Supabase (nunca</w:t>
-      </w:r>
-      <w:r>
-        <w:t xml:space="preserve"> </w:t>
-      </w:r>
-      <w:r>
-        <w:rPr>
-          <w:rStyle w:val="VerbatimChar"/>
-        </w:rPr>
-        <w:t xml:space="preserve">elementId</w:t>
-      </w:r>
-      <w:r>
-        <w:t xml:space="preserve"> </w:t>
-      </w:r>
-      <w:r>
-        <w:t xml:space="preserve">do Neo4j).</w:t>
-      </w:r>
-    </w:p>
-    <w:p>
-      <w:pPr>
-        <w:pStyle w:val="Compact"/>
-        <w:numPr>
-          <w:ilvl w:val="0"/>
-          <w:numId w:val="1005"/>
-        </w:numPr>
-      </w:pPr>
-      <w:r>
-        <w:t xml:space="preserve">Taxonomia: SNOMED-CT VetSCT + UMLS, governada por</w:t>
-      </w:r>
-      <w:r>
-        <w:t xml:space="preserve"> </w:t>
-      </w:r>
-      <w:r>
-        <w:rPr>
-          <w:rStyle w:val="VerbatimChar"/>
-        </w:rPr>
-        <w:t xml:space="preserve">src/data/biomedical-taxonomy.ts</w:t>
-      </w:r>
-      <w:r>
-        <w:t xml:space="preserve">.</w:t>
-      </w:r>
-    </w:p>
-    <w:p>
-      <w:pPr>
-        <w:pStyle w:val="Compact"/>
-        <w:numPr>
-          <w:ilvl w:val="0"/>
-          <w:numId w:val="1005"/>
-        </w:numPr>
-      </w:pPr>
-      <w:r>
-        <w:t xml:space="preserve">Curadoria: triplets</w:t>
-      </w:r>
-      <w:r>
-        <w:t xml:space="preserve"> </w:t>
-      </w:r>
-      <w:r>
-        <w:rPr>
-          <w:rStyle w:val="VerbatimChar"/>
-        </w:rPr>
-        <w:t xml:space="preserve">&lt; 50%</w:t>
-      </w:r>
-      <w:r>
-        <w:t xml:space="preserve"> </w:t>
-      </w:r>
-      <w:r>
-        <w:t xml:space="preserve">ficam</w:t>
-      </w:r>
-      <w:r>
-        <w:t xml:space="preserve"> </w:t>
-      </w:r>
-      <w:r>
-        <w:rPr>
-          <w:b/>
-          <w:bCs/>
-        </w:rPr>
-        <w:t xml:space="preserve">pending</w:t>
-      </w:r>
-      <w:r>
-        <w:t xml:space="preserve">; ≥ 50% auto-aprovam.</w:t>
-      </w:r>
-    </w:p>
-    <w:p>
-      <w:pPr>
-        <w:pStyle w:val="Compact"/>
-        <w:numPr>
-          <w:ilvl w:val="0"/>
-          <w:numId w:val="1005"/>
-        </w:numPr>
-      </w:pPr>
-      <w:r>
-        <w:t xml:space="preserve">Recomendações: cap de</w:t>
-      </w:r>
-      <w:r>
-        <w:t xml:space="preserve"> </w:t>
-      </w:r>
-      <w:r>
-        <w:rPr>
-          <w:b/>
-          <w:bCs/>
-        </w:rPr>
-        <w:t xml:space="preserve">8</w:t>
-      </w:r>
-      <w:r>
-        <w:t xml:space="preserve"> </w:t>
-      </w:r>
-      <w:r>
-        <w:t xml:space="preserve">compostos sinérgicos, nomes humanos, dedup alfanumérica.</w:t>
-      </w:r>
-    </w:p>
-    <w:bookmarkEnd w:id="17"/>
+        <w:rPr>
+          <w:b/>
+          <w:bCs/>
+        </w:rPr>
+        <w:t xml:space="preserve">Clinical scope</w:t>
+      </w:r>
+      <w:r>
+        <w:t xml:space="preserve"> </w:t>
+      </w:r>
+      <w:r>
+        <w:t xml:space="preserve">— apenas condições metabólicas/degenerativas em caninos.</w:t>
+      </w:r>
+    </w:p>
+    <w:p>
+      <w:r>
+        <w:pict>
+          <v:rect style="width:0;height:1.5pt" o:hralign="center" o:hrstd="t" o:hr="t"/>
+        </w:pict>
+      </w:r>
+    </w:p>
+    <w:p>
+      <w:pPr>
+        <w:pStyle w:val="FirstParagraph"/>
+      </w:pPr>
+      <w:r>
+        <w:rPr>
+          <w:i/>
+          <w:iCs/>
+        </w:rPr>
+        <w:t xml:space="preserve">Auditoria gerada por agente automatizado — escopo declarado em</w:t>
+      </w:r>
+      <w:r>
+        <w:rPr>
+          <w:i/>
+          <w:iCs/>
+        </w:rPr>
+        <w:t xml:space="preserve"> </w:t>
+      </w:r>
+      <w:r>
+        <w:rPr>
+          <w:rStyle w:val="VerbatimChar"/>
+          <w:i/>
+          <w:iCs/>
+        </w:rPr>
+        <w:t xml:space="preserve">audit_requests.id = 76a17331-309f-484d-979c-1941569a22eb</w:t>
+      </w:r>
+      <w:r>
+        <w:rPr>
+          <w:i/>
+          <w:iCs/>
+        </w:rPr>
+        <w:t xml:space="preserve">. Marca pública = Senex AI · Operada por PetMoreTime (2025–presente).</w:t>
+      </w:r>
+    </w:p>
+    <w:bookmarkEnd w:id="42"/>
+    <w:bookmarkEnd w:id="43"/>
     <w:sectPr>
       <w:footnotePr>
         <w:numRestart w:val="eachSect"/>
@@ -1823,6 +8719,109 @@
       </w:pPr>
     </w:lvl>
   </w:abstractNum>
+  <w:abstractNum w:abstractNumId="991">
+    <w:nsid w:val="0000A991"/>
+    <w:multiLevelType w:val="multilevel"/>
+    <w:lvl w:ilvl="0">
+      <w:numFmt w:val="bullet"/>
+      <w:lvlText w:val=""/>
+      <w:lvlJc w:val="left"/>
+      <w:pPr>
+        <w:ind w:left="720" w:hanging="360"/>
+      </w:pPr>
+      <w:rPr>
+        <w:rFonts w:ascii="Symbol" w:hAnsi="Symbol" w:cs="Symbol" w:hint="default"/>
+      </w:rPr>
+    </w:lvl>
+    <w:lvl w:ilvl="1">
+      <w:numFmt w:val="bullet"/>
+      <w:lvlText w:val="o"/>
+      <w:lvlJc w:val="left"/>
+      <w:pPr>
+        <w:ind w:left="1440" w:hanging="360"/>
+      </w:pPr>
+      <w:rPr>
+        <w:rFonts w:ascii="Courier New" w:hAnsi="Courier New" w:cs="Courier New" w:hint="default"/>
+      </w:rPr>
+    </w:lvl>
+    <w:lvl w:ilvl="2">
+      <w:numFmt w:val="bullet"/>
+      <w:lvlText w:val=""/>
+      <w:lvlJc w:val="left"/>
+      <w:pPr>
+        <w:ind w:left="2160" w:hanging="360"/>
+      </w:pPr>
+      <w:rPr>
+        <w:rFonts w:ascii="Wingdings" w:hAnsi="Wingdings" w:cs="Wingdings" w:hint="default"/>
+      </w:rPr>
+    </w:lvl>
+    <w:lvl w:ilvl="3">
+      <w:numFmt w:val="bullet"/>
+      <w:lvlText w:val=""/>
+      <w:lvlJc w:val="left"/>
+      <w:pPr>
+        <w:ind w:left="2880" w:hanging="360"/>
+      </w:pPr>
+      <w:rPr>
+        <w:rFonts w:ascii="Symbol" w:hAnsi="Symbol" w:cs="Symbol" w:hint="default"/>
+      </w:rPr>
+    </w:lvl>
+    <w:lvl w:ilvl="4">
+      <w:numFmt w:val="bullet"/>
+      <w:lvlText w:val="o"/>
+      <w:lvlJc w:val="left"/>
+      <w:pPr>
+        <w:ind w:left="3600" w:hanging="360"/>
+      </w:pPr>
+      <w:rPr>
+        <w:rFonts w:ascii="Courier New" w:hAnsi="Courier New" w:cs="Courier New" w:hint="default"/>
+      </w:rPr>
+    </w:lvl>
+    <w:lvl w:ilvl="5">
+      <w:numFmt w:val="bullet"/>
+      <w:lvlText w:val=""/>
+      <w:lvlJc w:val="left"/>
+      <w:pPr>
+        <w:ind w:left="4320" w:hanging="360"/>
+      </w:pPr>
+      <w:rPr>
+        <w:rFonts w:ascii="Wingdings" w:hAnsi="Wingdings" w:cs="Wingdings" w:hint="default"/>
+      </w:rPr>
+    </w:lvl>
+    <w:lvl w:ilvl="6">
+      <w:numFmt w:val="bullet"/>
+      <w:lvlText w:val=""/>
+      <w:lvlJc w:val="left"/>
+      <w:pPr>
+        <w:ind w:left="5040" w:hanging="360"/>
+      </w:pPr>
+      <w:rPr>
+        <w:rFonts w:ascii="Symbol" w:hAnsi="Symbol" w:cs="Symbol" w:hint="default"/>
+      </w:rPr>
+    </w:lvl>
+    <w:lvl w:ilvl="7">
+      <w:numFmt w:val="bullet"/>
+      <w:lvlText w:val="o"/>
+      <w:lvlJc w:val="left"/>
+      <w:pPr>
+        <w:ind w:left="5760" w:hanging="360"/>
+      </w:pPr>
+      <w:rPr>
+        <w:rFonts w:ascii="Courier New" w:hAnsi="Courier New" w:cs="Courier New" w:hint="default"/>
+      </w:rPr>
+    </w:lvl>
+    <w:lvl w:ilvl="8">
+      <w:numFmt w:val="bullet"/>
+      <w:lvlText w:val=""/>
+      <w:lvlJc w:val="left"/>
+      <w:pPr>
+        <w:ind w:left="6480" w:hanging="360"/>
+      </w:pPr>
+      <w:rPr>
+        <w:rFonts w:ascii="Wingdings" w:hAnsi="Wingdings" w:cs="Wingdings" w:hint="default"/>
+      </w:rPr>
+    </w:lvl>
+  </w:abstractNum>
   <w:abstractNum w:abstractNumId="99411">
     <w:nsid w:val="00A99411"/>
     <w:multiLevelType w:val="multilevel"/>
@@ -1908,113 +8907,16 @@
       </w:pPr>
     </w:lvl>
   </w:abstractNum>
-  <w:abstractNum w:abstractNumId="991">
-    <w:nsid w:val="0000A991"/>
-    <w:multiLevelType w:val="multilevel"/>
-    <w:lvl w:ilvl="0">
-      <w:numFmt w:val="bullet"/>
-      <w:lvlText w:val=""/>
-      <w:lvlJc w:val="left"/>
-      <w:pPr>
-        <w:ind w:left="720" w:hanging="360"/>
-      </w:pPr>
-      <w:rPr>
-        <w:rFonts w:ascii="Symbol" w:hAnsi="Symbol" w:cs="Symbol" w:hint="default"/>
-      </w:rPr>
-    </w:lvl>
-    <w:lvl w:ilvl="1">
-      <w:numFmt w:val="bullet"/>
-      <w:lvlText w:val="o"/>
-      <w:lvlJc w:val="left"/>
-      <w:pPr>
-        <w:ind w:left="1440" w:hanging="360"/>
-      </w:pPr>
-      <w:rPr>
-        <w:rFonts w:ascii="Courier New" w:hAnsi="Courier New" w:cs="Courier New" w:hint="default"/>
-      </w:rPr>
-    </w:lvl>
-    <w:lvl w:ilvl="2">
-      <w:numFmt w:val="bullet"/>
-      <w:lvlText w:val=""/>
-      <w:lvlJc w:val="left"/>
-      <w:pPr>
-        <w:ind w:left="2160" w:hanging="360"/>
-      </w:pPr>
-      <w:rPr>
-        <w:rFonts w:ascii="Wingdings" w:hAnsi="Wingdings" w:cs="Wingdings" w:hint="default"/>
-      </w:rPr>
-    </w:lvl>
-    <w:lvl w:ilvl="3">
-      <w:numFmt w:val="bullet"/>
-      <w:lvlText w:val=""/>
-      <w:lvlJc w:val="left"/>
-      <w:pPr>
-        <w:ind w:left="2880" w:hanging="360"/>
-      </w:pPr>
-      <w:rPr>
-        <w:rFonts w:ascii="Symbol" w:hAnsi="Symbol" w:cs="Symbol" w:hint="default"/>
-      </w:rPr>
-    </w:lvl>
-    <w:lvl w:ilvl="4">
-      <w:numFmt w:val="bullet"/>
-      <w:lvlText w:val="o"/>
-      <w:lvlJc w:val="left"/>
-      <w:pPr>
-        <w:ind w:left="3600" w:hanging="360"/>
-      </w:pPr>
-      <w:rPr>
-        <w:rFonts w:ascii="Courier New" w:hAnsi="Courier New" w:cs="Courier New" w:hint="default"/>
-      </w:rPr>
-    </w:lvl>
-    <w:lvl w:ilvl="5">
-      <w:numFmt w:val="bullet"/>
-      <w:lvlText w:val=""/>
-      <w:lvlJc w:val="left"/>
-      <w:pPr>
-        <w:ind w:left="4320" w:hanging="360"/>
-      </w:pPr>
-      <w:rPr>
-        <w:rFonts w:ascii="Wingdings" w:hAnsi="Wingdings" w:cs="Wingdings" w:hint="default"/>
-      </w:rPr>
-    </w:lvl>
-    <w:lvl w:ilvl="6">
-      <w:numFmt w:val="bullet"/>
-      <w:lvlText w:val=""/>
-      <w:lvlJc w:val="left"/>
-      <w:pPr>
-        <w:ind w:left="5040" w:hanging="360"/>
-      </w:pPr>
-      <w:rPr>
-        <w:rFonts w:ascii="Symbol" w:hAnsi="Symbol" w:cs="Symbol" w:hint="default"/>
-      </w:rPr>
-    </w:lvl>
-    <w:lvl w:ilvl="7">
-      <w:numFmt w:val="bullet"/>
-      <w:lvlText w:val="o"/>
-      <w:lvlJc w:val="left"/>
-      <w:pPr>
-        <w:ind w:left="5760" w:hanging="360"/>
-      </w:pPr>
-      <w:rPr>
-        <w:rFonts w:ascii="Courier New" w:hAnsi="Courier New" w:cs="Courier New" w:hint="default"/>
-      </w:rPr>
-    </w:lvl>
-    <w:lvl w:ilvl="8">
-      <w:numFmt w:val="bullet"/>
-      <w:lvlText w:val=""/>
-      <w:lvlJc w:val="left"/>
-      <w:pPr>
-        <w:ind w:left="6480" w:hanging="360"/>
-      </w:pPr>
-      <w:rPr>
-        <w:rFonts w:ascii="Wingdings" w:hAnsi="Wingdings" w:cs="Wingdings" w:hint="default"/>
-      </w:rPr>
-    </w:lvl>
-  </w:abstractNum>
   <w:num w:numId="1000">
     <w:abstractNumId w:val="990"/>
   </w:num>
   <w:num w:numId="1001">
+    <w:abstractNumId w:val="991"/>
+  </w:num>
+  <w:num w:numId="1002">
+    <w:abstractNumId w:val="991"/>
+  </w:num>
+  <w:num w:numId="1003">
     <w:abstractNumId w:val="99411"/>
     <w:lvlOverride w:ilvl="0">
       <w:startOverride w:val="1"/>
@@ -2044,7 +8946,10 @@
       <w:startOverride w:val="1"/>
     </w:lvlOverride>
   </w:num>
-  <w:num w:numId="1002">
+  <w:num w:numId="1004">
+    <w:abstractNumId w:val="991"/>
+  </w:num>
+  <w:num w:numId="1005">
     <w:abstractNumId w:val="99411"/>
     <w:lvlOverride w:ilvl="0">
       <w:startOverride w:val="1"/>
@@ -2074,10 +8979,10 @@
       <w:startOverride w:val="1"/>
     </w:lvlOverride>
   </w:num>
-  <w:num w:numId="1003">
+  <w:num w:numId="1006">
     <w:abstractNumId w:val="991"/>
   </w:num>
-  <w:num w:numId="1004">
+  <w:num w:numId="1007">
     <w:abstractNumId w:val="99411"/>
     <w:lvlOverride w:ilvl="0">
       <w:startOverride w:val="1"/>
@@ -2107,8 +9012,71 @@
       <w:startOverride w:val="1"/>
     </w:lvlOverride>
   </w:num>
-  <w:num w:numId="1005">
+  <w:num w:numId="1008">
     <w:abstractNumId w:val="991"/>
+  </w:num>
+  <w:num w:numId="1009">
+    <w:abstractNumId w:val="99411"/>
+    <w:lvlOverride w:ilvl="0">
+      <w:startOverride w:val="1"/>
+    </w:lvlOverride>
+    <w:lvlOverride w:ilvl="1">
+      <w:startOverride w:val="1"/>
+    </w:lvlOverride>
+    <w:lvlOverride w:ilvl="2">
+      <w:startOverride w:val="1"/>
+    </w:lvlOverride>
+    <w:lvlOverride w:ilvl="3">
+      <w:startOverride w:val="1"/>
+    </w:lvlOverride>
+    <w:lvlOverride w:ilvl="4">
+      <w:startOverride w:val="1"/>
+    </w:lvlOverride>
+    <w:lvlOverride w:ilvl="5">
+      <w:startOverride w:val="1"/>
+    </w:lvlOverride>
+    <w:lvlOverride w:ilvl="6">
+      <w:startOverride w:val="1"/>
+    </w:lvlOverride>
+    <w:lvlOverride w:ilvl="7">
+      <w:startOverride w:val="1"/>
+    </w:lvlOverride>
+    <w:lvlOverride w:ilvl="8">
+      <w:startOverride w:val="1"/>
+    </w:lvlOverride>
+  </w:num>
+  <w:num w:numId="1010">
+    <w:abstractNumId w:val="991"/>
+  </w:num>
+  <w:num w:numId="1011">
+    <w:abstractNumId w:val="99411"/>
+    <w:lvlOverride w:ilvl="0">
+      <w:startOverride w:val="1"/>
+    </w:lvlOverride>
+    <w:lvlOverride w:ilvl="1">
+      <w:startOverride w:val="1"/>
+    </w:lvlOverride>
+    <w:lvlOverride w:ilvl="2">
+      <w:startOverride w:val="1"/>
+    </w:lvlOverride>
+    <w:lvlOverride w:ilvl="3">
+      <w:startOverride w:val="1"/>
+    </w:lvlOverride>
+    <w:lvlOverride w:ilvl="4">
+      <w:startOverride w:val="1"/>
+    </w:lvlOverride>
+    <w:lvlOverride w:ilvl="5">
+      <w:startOverride w:val="1"/>
+    </w:lvlOverride>
+    <w:lvlOverride w:ilvl="6">
+      <w:startOverride w:val="1"/>
+    </w:lvlOverride>
+    <w:lvlOverride w:ilvl="7">
+      <w:startOverride w:val="1"/>
+    </w:lvlOverride>
+    <w:lvlOverride w:ilvl="8">
+      <w:startOverride w:val="1"/>
+    </w:lvlOverride>
   </w:num>
 </w:numbering>
 </file>
@@ -2121,7 +9089,7 @@
         <w:rFonts w:asciiTheme="minorHAnsi" w:cstheme="minorBidi" w:eastAsiaTheme="minorHAnsi" w:hAnsiTheme="minorHAnsi"/>
         <w:sz w:val="24"/>
         <w:szCs w:val="24"/>
-        <w:lang w:bidi="ar-SA" w:eastAsia="en-US" w:val="en-US"/>
+        <w:lang w:bidi="ar-SA" w:eastAsia="en-US" w:val="pt-BR"/>
       </w:rPr>
     </w:rPrDefault>
     <w:pPrDefault>

--- a/public/audits/v5.1.0/auditoria.docx
+++ b/public/audits/v5.1.0/auditoria.docx
@@ -52,7 +52,7 @@
         </w:p>
       </w:sdtContent>
     </w:sdt>
-    <w:bookmarkStart w:id="9" w:name="sumário-executivo"/>
+    <w:bookmarkStart w:id="12" w:name="sumário-executivo"/>
     <w:p>
       <w:pPr>
         <w:pStyle w:val="Heading1"/>
@@ -593,31 +593,53 @@
         </w:tc>
       </w:tr>
     </w:tbl>
-    <w:tbl>
-      <w:tblPr>
-        <w:tblStyle w:val="FigureTable"/>
-        <w:tblW w:type="auto" w:w="0"/>
-        <w:jc w:val="center"/>
-        <w:tblLook w:firstRow="0" w:lastRow="0" w:firstColumn="0" w:lastColumn="0"/>
-      </w:tblPr>
-      <w:tblGrid>
-        <w:gridCol w:w="7920"/>
-      </w:tblGrid>
-      <w:tr>
-        <w:tc>
-          <w:tcPr/>
-          <w:p>
-            <w:pPr>
-              <w:pStyle w:val="Compact"/>
-              <w:jc w:val="center"/>
-            </w:pPr>
-            <w:r>
-              <w:t xml:space="preserve">Métricas do sistema</w:t>
-            </w:r>
-          </w:p>
-        </w:tc>
-      </w:tr>
-    </w:tbl>
+    <w:p>
+      <w:pPr>
+        <w:pStyle w:val="CaptionedFigure"/>
+      </w:pPr>
+      <w:r>
+        <w:drawing>
+          <wp:inline>
+            <wp:extent cx="5334000" cy="2667000"/>
+            <wp:effectExtent b="0" l="0" r="0" t="0"/>
+            <wp:docPr descr="Métricas do sistema" title="" id="10" name="Picture"/>
+            <a:graphic>
+              <a:graphicData uri="http://schemas.openxmlformats.org/drawingml/2006/picture">
+                <pic:pic>
+                  <pic:nvPicPr>
+                    <pic:cNvPr descr="media/09_metrics.png" id="11" name="Picture"/>
+                    <pic:cNvPicPr>
+                      <a:picLocks noChangeArrowheads="1" noChangeAspect="1"/>
+                    </pic:cNvPicPr>
+                  </pic:nvPicPr>
+                  <pic:blipFill>
+                    <a:blip r:embed="rId9"/>
+                    <a:stretch>
+                      <a:fillRect/>
+                    </a:stretch>
+                  </pic:blipFill>
+                  <pic:spPr bwMode="auto">
+                    <a:xfrm>
+                      <a:off x="0" y="0"/>
+                      <a:ext cx="5334000" cy="2667000"/>
+                    </a:xfrm>
+                    <a:prstGeom prst="rect">
+                      <a:avLst/>
+                    </a:prstGeom>
+                    <a:noFill/>
+                    <a:ln w="9525">
+                      <a:noFill/>
+                      <a:headEnd/>
+                      <a:tailEnd/>
+                    </a:ln>
+                  </pic:spPr>
+                </pic:pic>
+              </a:graphicData>
+            </a:graphic>
+          </wp:inline>
+        </w:drawing>
+      </w:r>
+    </w:p>
     <w:p>
       <w:pPr>
         <w:pStyle w:val="ImageCaption"/>
@@ -626,8 +648,8 @@
         <w:t xml:space="preserve">Métricas do sistema</w:t>
       </w:r>
     </w:p>
-    <w:bookmarkEnd w:id="9"/>
-    <w:bookmarkStart w:id="14" w:name="arquitetura-técnica"/>
+    <w:bookmarkEnd w:id="12"/>
+    <w:bookmarkStart w:id="23" w:name="arquitetura-técnica"/>
     <w:p>
       <w:pPr>
         <w:pStyle w:val="Heading1"/>
@@ -636,7 +658,7 @@
         <w:t xml:space="preserve">1. Arquitetura Técnica</w:t>
       </w:r>
     </w:p>
-    <w:bookmarkStart w:id="10" w:name="stack"/>
+    <w:bookmarkStart w:id="13" w:name="stack"/>
     <w:p>
       <w:pPr>
         <w:pStyle w:val="Heading2"/>
@@ -775,8 +797,8 @@
         <w:t xml:space="preserve">para visualização 3D de larga escala.</w:t>
       </w:r>
     </w:p>
-    <w:bookmarkEnd w:id="10"/>
-    <w:bookmarkStart w:id="11" w:name="pipeline-de-curadoria-7-estágios"/>
+    <w:bookmarkEnd w:id="13"/>
+    <w:bookmarkStart w:id="17" w:name="pipeline-de-curadoria-7-estágios"/>
     <w:p>
       <w:pPr>
         <w:pStyle w:val="Heading2"/>
@@ -785,31 +807,53 @@
         <w:t xml:space="preserve">1.2 Pipeline de Curadoria — 7 Estágios</w:t>
       </w:r>
     </w:p>
-    <w:tbl>
-      <w:tblPr>
-        <w:tblStyle w:val="FigureTable"/>
-        <w:tblW w:type="auto" w:w="0"/>
-        <w:jc w:val="center"/>
-        <w:tblLook w:firstRow="0" w:lastRow="0" w:firstColumn="0" w:lastColumn="0"/>
-      </w:tblPr>
-      <w:tblGrid>
-        <w:gridCol w:w="7920"/>
-      </w:tblGrid>
-      <w:tr>
-        <w:tc>
-          <w:tcPr/>
-          <w:p>
-            <w:pPr>
-              <w:pStyle w:val="Compact"/>
-              <w:jc w:val="center"/>
-            </w:pPr>
-            <w:r>
-              <w:t xml:space="preserve">Pipeline de Curadoria</w:t>
-            </w:r>
-          </w:p>
-        </w:tc>
-      </w:tr>
-    </w:tbl>
+    <w:p>
+      <w:pPr>
+        <w:pStyle w:val="CaptionedFigure"/>
+      </w:pPr>
+      <w:r>
+        <w:drawing>
+          <wp:inline>
+            <wp:extent cx="5334000" cy="2021339"/>
+            <wp:effectExtent b="0" l="0" r="0" t="0"/>
+            <wp:docPr descr="Pipeline de Curadoria" title="" id="15" name="Picture"/>
+            <a:graphic>
+              <a:graphicData uri="http://schemas.openxmlformats.org/drawingml/2006/picture">
+                <pic:pic>
+                  <pic:nvPicPr>
+                    <pic:cNvPr descr="media/01_pipeline_7stages.png" id="16" name="Picture"/>
+                    <pic:cNvPicPr>
+                      <a:picLocks noChangeArrowheads="1" noChangeAspect="1"/>
+                    </pic:cNvPicPr>
+                  </pic:nvPicPr>
+                  <pic:blipFill>
+                    <a:blip r:embed="rId14"/>
+                    <a:stretch>
+                      <a:fillRect/>
+                    </a:stretch>
+                  </pic:blipFill>
+                  <pic:spPr bwMode="auto">
+                    <a:xfrm>
+                      <a:off x="0" y="0"/>
+                      <a:ext cx="5334000" cy="2021339"/>
+                    </a:xfrm>
+                    <a:prstGeom prst="rect">
+                      <a:avLst/>
+                    </a:prstGeom>
+                    <a:noFill/>
+                    <a:ln w="9525">
+                      <a:noFill/>
+                      <a:headEnd/>
+                      <a:tailEnd/>
+                    </a:ln>
+                  </pic:spPr>
+                </pic:pic>
+              </a:graphicData>
+            </a:graphic>
+          </wp:inline>
+        </w:drawing>
+      </w:r>
+    </w:p>
     <w:p>
       <w:pPr>
         <w:pStyle w:val="ImageCaption"/>
@@ -1289,8 +1333,8 @@
         <w:t xml:space="preserve">.</w:t>
       </w:r>
     </w:p>
-    <w:bookmarkEnd w:id="11"/>
-    <w:bookmarkStart w:id="12" w:name="knowledge-graph-modelo-de-5-camadas"/>
+    <w:bookmarkEnd w:id="17"/>
+    <w:bookmarkStart w:id="21" w:name="knowledge-graph-modelo-de-5-camadas"/>
     <w:p>
       <w:pPr>
         <w:pStyle w:val="Heading2"/>
@@ -1299,31 +1343,53 @@
         <w:t xml:space="preserve">1.3 Knowledge Graph — Modelo de 5 Camadas</w:t>
       </w:r>
     </w:p>
-    <w:tbl>
-      <w:tblPr>
-        <w:tblStyle w:val="FigureTable"/>
-        <w:tblW w:type="auto" w:w="0"/>
-        <w:jc w:val="center"/>
-        <w:tblLook w:firstRow="0" w:lastRow="0" w:firstColumn="0" w:lastColumn="0"/>
-      </w:tblPr>
-      <w:tblGrid>
-        <w:gridCol w:w="7920"/>
-      </w:tblGrid>
-      <w:tr>
-        <w:tc>
-          <w:tcPr/>
-          <w:p>
-            <w:pPr>
-              <w:pStyle w:val="Compact"/>
-              <w:jc w:val="center"/>
-            </w:pPr>
-            <w:r>
-              <w:t xml:space="preserve">KG 5 camadas</w:t>
-            </w:r>
-          </w:p>
-        </w:tc>
-      </w:tr>
-    </w:tbl>
+    <w:p>
+      <w:pPr>
+        <w:pStyle w:val="CaptionedFigure"/>
+      </w:pPr>
+      <w:r>
+        <w:drawing>
+          <wp:inline>
+            <wp:extent cx="5334000" cy="3415899"/>
+            <wp:effectExtent b="0" l="0" r="0" t="0"/>
+            <wp:docPr descr="KG 5 camadas" title="" id="19" name="Picture"/>
+            <a:graphic>
+              <a:graphicData uri="http://schemas.openxmlformats.org/drawingml/2006/picture">
+                <pic:pic>
+                  <pic:nvPicPr>
+                    <pic:cNvPr descr="media/02_kg_5layers.png" id="20" name="Picture"/>
+                    <pic:cNvPicPr>
+                      <a:picLocks noChangeArrowheads="1" noChangeAspect="1"/>
+                    </pic:cNvPicPr>
+                  </pic:nvPicPr>
+                  <pic:blipFill>
+                    <a:blip r:embed="rId18"/>
+                    <a:stretch>
+                      <a:fillRect/>
+                    </a:stretch>
+                  </pic:blipFill>
+                  <pic:spPr bwMode="auto">
+                    <a:xfrm>
+                      <a:off x="0" y="0"/>
+                      <a:ext cx="5334000" cy="3415899"/>
+                    </a:xfrm>
+                    <a:prstGeom prst="rect">
+                      <a:avLst/>
+                    </a:prstGeom>
+                    <a:noFill/>
+                    <a:ln w="9525">
+                      <a:noFill/>
+                      <a:headEnd/>
+                      <a:tailEnd/>
+                    </a:ln>
+                  </pic:spPr>
+                </pic:pic>
+              </a:graphicData>
+            </a:graphic>
+          </wp:inline>
+        </w:drawing>
+      </w:r>
+    </w:p>
     <w:p>
       <w:pPr>
         <w:pStyle w:val="ImageCaption"/>
@@ -1613,8 +1679,8 @@
         <w:t xml:space="preserve">) antes da validação.</w:t>
       </w:r>
     </w:p>
-    <w:bookmarkEnd w:id="12"/>
-    <w:bookmarkStart w:id="13" w:name="modelo-de-dados-tabelas-críticas"/>
+    <w:bookmarkEnd w:id="21"/>
+    <w:bookmarkStart w:id="22" w:name="modelo-de-dados-tabelas-críticas"/>
     <w:p>
       <w:pPr>
         <w:pStyle w:val="Heading2"/>
@@ -1843,9 +1909,9 @@
         <w:t xml:space="preserve">.</w:t>
       </w:r>
     </w:p>
-    <w:bookmarkEnd w:id="13"/>
-    <w:bookmarkEnd w:id="14"/>
-    <w:bookmarkStart w:id="18" w:name="governança-segurança"/>
+    <w:bookmarkEnd w:id="22"/>
+    <w:bookmarkEnd w:id="23"/>
+    <w:bookmarkStart w:id="30" w:name="governança-segurança"/>
     <w:p>
       <w:pPr>
         <w:pStyle w:val="Heading1"/>
@@ -1854,31 +1920,53 @@
         <w:t xml:space="preserve">2. Governança &amp; Segurança</w:t>
       </w:r>
     </w:p>
-    <w:tbl>
-      <w:tblPr>
-        <w:tblStyle w:val="FigureTable"/>
-        <w:tblW w:type="auto" w:w="0"/>
-        <w:jc w:val="center"/>
-        <w:tblLook w:firstRow="0" w:lastRow="0" w:firstColumn="0" w:lastColumn="0"/>
-      </w:tblPr>
-      <w:tblGrid>
-        <w:gridCol w:w="7920"/>
-      </w:tblGrid>
-      <w:tr>
-        <w:tc>
-          <w:tcPr/>
-          <w:p>
-            <w:pPr>
-              <w:pStyle w:val="Compact"/>
-              <w:jc w:val="center"/>
-            </w:pPr>
-            <w:r>
-              <w:t xml:space="preserve">Governança RLS</w:t>
-            </w:r>
-          </w:p>
-        </w:tc>
-      </w:tr>
-    </w:tbl>
+    <w:p>
+      <w:pPr>
+        <w:pStyle w:val="CaptionedFigure"/>
+      </w:pPr>
+      <w:r>
+        <w:drawing>
+          <wp:inline>
+            <wp:extent cx="5334000" cy="2945926"/>
+            <wp:effectExtent b="0" l="0" r="0" t="0"/>
+            <wp:docPr descr="Governança RLS" title="" id="25" name="Picture"/>
+            <a:graphic>
+              <a:graphicData uri="http://schemas.openxmlformats.org/drawingml/2006/picture">
+                <pic:pic>
+                  <pic:nvPicPr>
+                    <pic:cNvPr descr="media/03_governance_rls.png" id="26" name="Picture"/>
+                    <pic:cNvPicPr>
+                      <a:picLocks noChangeArrowheads="1" noChangeAspect="1"/>
+                    </pic:cNvPicPr>
+                  </pic:nvPicPr>
+                  <pic:blipFill>
+                    <a:blip r:embed="rId24"/>
+                    <a:stretch>
+                      <a:fillRect/>
+                    </a:stretch>
+                  </pic:blipFill>
+                  <pic:spPr bwMode="auto">
+                    <a:xfrm>
+                      <a:off x="0" y="0"/>
+                      <a:ext cx="5334000" cy="2945926"/>
+                    </a:xfrm>
+                    <a:prstGeom prst="rect">
+                      <a:avLst/>
+                    </a:prstGeom>
+                    <a:noFill/>
+                    <a:ln w="9525">
+                      <a:noFill/>
+                      <a:headEnd/>
+                      <a:tailEnd/>
+                    </a:ln>
+                  </pic:spPr>
+                </pic:pic>
+              </a:graphicData>
+            </a:graphic>
+          </wp:inline>
+        </w:drawing>
+      </w:r>
+    </w:p>
     <w:p>
       <w:pPr>
         <w:pStyle w:val="ImageCaption"/>
@@ -1887,7 +1975,7 @@
         <w:t xml:space="preserve">Governança RLS</w:t>
       </w:r>
     </w:p>
-    <w:bookmarkStart w:id="15" w:name="princípios-de-rls"/>
+    <w:bookmarkStart w:id="27" w:name="princípios-de-rls"/>
     <w:p>
       <w:pPr>
         <w:pStyle w:val="Heading2"/>
@@ -2281,8 +2369,8 @@
         <w:t xml:space="preserve">).</w:t>
       </w:r>
     </w:p>
-    <w:bookmarkEnd w:id="15"/>
-    <w:bookmarkStart w:id="16" w:name="has_role-implementação-canônica"/>
+    <w:bookmarkEnd w:id="27"/>
+    <w:bookmarkStart w:id="28" w:name="has_role-implementação-canônica"/>
     <w:p>
       <w:pPr>
         <w:pStyle w:val="Heading2"/>
@@ -2750,8 +2838,8 @@
         <w:t xml:space="preserve">));</w:t>
       </w:r>
     </w:p>
-    <w:bookmarkEnd w:id="16"/>
-    <w:bookmarkStart w:id="17" w:name="auditoria-de-roles"/>
+    <w:bookmarkEnd w:id="28"/>
+    <w:bookmarkStart w:id="29" w:name="auditoria-de-roles"/>
     <w:p>
       <w:pPr>
         <w:pStyle w:val="Heading2"/>
@@ -2843,9 +2931,9 @@
         <w:t xml:space="preserve">no topo.</w:t>
       </w:r>
     </w:p>
-    <w:bookmarkEnd w:id="17"/>
-    <w:bookmarkEnd w:id="18"/>
-    <w:bookmarkStart w:id="23" w:name="sistema-bilingue-pten"/>
+    <w:bookmarkEnd w:id="29"/>
+    <w:bookmarkEnd w:id="30"/>
+    <w:bookmarkStart w:id="38" w:name="sistema-bilingue-pten"/>
     <w:p>
       <w:pPr>
         <w:pStyle w:val="Heading1"/>
@@ -2854,31 +2942,53 @@
         <w:t xml:space="preserve">3. Sistema Bilingue PT/EN</w:t>
       </w:r>
     </w:p>
-    <w:tbl>
-      <w:tblPr>
-        <w:tblStyle w:val="FigureTable"/>
-        <w:tblW w:type="auto" w:w="0"/>
-        <w:jc w:val="center"/>
-        <w:tblLook w:firstRow="0" w:lastRow="0" w:firstColumn="0" w:lastColumn="0"/>
-      </w:tblPr>
-      <w:tblGrid>
-        <w:gridCol w:w="7920"/>
-      </w:tblGrid>
-      <w:tr>
-        <w:tc>
-          <w:tcPr/>
-          <w:p>
-            <w:pPr>
-              <w:pStyle w:val="Compact"/>
-              <w:jc w:val="center"/>
-            </w:pPr>
-            <w:r>
-              <w:t xml:space="preserve">Bilingue 3 camadas</w:t>
-            </w:r>
-          </w:p>
-        </w:tc>
-      </w:tr>
-    </w:tbl>
+    <w:p>
+      <w:pPr>
+        <w:pStyle w:val="CaptionedFigure"/>
+      </w:pPr>
+      <w:r>
+        <w:drawing>
+          <wp:inline>
+            <wp:extent cx="5334000" cy="2709030"/>
+            <wp:effectExtent b="0" l="0" r="0" t="0"/>
+            <wp:docPr descr="Bilingue 3 camadas" title="" id="32" name="Picture"/>
+            <a:graphic>
+              <a:graphicData uri="http://schemas.openxmlformats.org/drawingml/2006/picture">
+                <pic:pic>
+                  <pic:nvPicPr>
+                    <pic:cNvPr descr="media/07_bilingual.png" id="33" name="Picture"/>
+                    <pic:cNvPicPr>
+                      <a:picLocks noChangeArrowheads="1" noChangeAspect="1"/>
+                    </pic:cNvPicPr>
+                  </pic:nvPicPr>
+                  <pic:blipFill>
+                    <a:blip r:embed="rId31"/>
+                    <a:stretch>
+                      <a:fillRect/>
+                    </a:stretch>
+                  </pic:blipFill>
+                  <pic:spPr bwMode="auto">
+                    <a:xfrm>
+                      <a:off x="0" y="0"/>
+                      <a:ext cx="5334000" cy="2709030"/>
+                    </a:xfrm>
+                    <a:prstGeom prst="rect">
+                      <a:avLst/>
+                    </a:prstGeom>
+                    <a:noFill/>
+                    <a:ln w="9525">
+                      <a:noFill/>
+                      <a:headEnd/>
+                      <a:tailEnd/>
+                    </a:ln>
+                  </pic:spPr>
+                </pic:pic>
+              </a:graphicData>
+            </a:graphic>
+          </wp:inline>
+        </w:drawing>
+      </w:r>
+    </w:p>
     <w:p>
       <w:pPr>
         <w:pStyle w:val="ImageCaption"/>
@@ -2887,7 +2997,7 @@
         <w:t xml:space="preserve">Bilingue 3 camadas</w:t>
       </w:r>
     </w:p>
-    <w:bookmarkStart w:id="19" w:name="política"/>
+    <w:bookmarkStart w:id="34" w:name="política"/>
     <w:p>
       <w:pPr>
         <w:pStyle w:val="Heading2"/>
@@ -3092,8 +3202,8 @@
         <w:t xml:space="preserve">ao lado.</w:t>
       </w:r>
     </w:p>
-    <w:bookmarkEnd w:id="19"/>
-    <w:bookmarkStart w:id="20" w:name="cache-busting"/>
+    <w:bookmarkEnd w:id="34"/>
+    <w:bookmarkStart w:id="35" w:name="cache-busting"/>
     <w:p>
       <w:pPr>
         <w:pStyle w:val="Heading2"/>
@@ -3183,8 +3293,8 @@
         <w:t xml:space="preserve">e força o reload de traduções quando muda — sem ela o browser serve traduções obsoletas.</w:t>
       </w:r>
     </w:p>
-    <w:bookmarkEnd w:id="20"/>
-    <w:bookmarkStart w:id="21" w:name="auditor"/>
+    <w:bookmarkEnd w:id="35"/>
+    <w:bookmarkStart w:id="36" w:name="auditor"/>
     <w:p>
       <w:pPr>
         <w:pStyle w:val="Heading2"/>
@@ -3231,8 +3341,8 @@
         <w:t xml:space="preserve">com chaves faltantes, traduções defasadas e duplicatas. Executado a cada release.</w:t>
       </w:r>
     </w:p>
-    <w:bookmarkEnd w:id="21"/>
-    <w:bookmarkStart w:id="22" w:name="hook-uselocalizedfield"/>
+    <w:bookmarkEnd w:id="36"/>
+    <w:bookmarkStart w:id="37" w:name="hook-uselocalizedfield"/>
     <w:p>
       <w:pPr>
         <w:pStyle w:val="Heading2"/>
@@ -3341,9 +3451,9 @@
         <w:t xml:space="preserve">Fallback automático para PT quando EN está vazio.</w:t>
       </w:r>
     </w:p>
-    <w:bookmarkEnd w:id="22"/>
-    <w:bookmarkEnd w:id="23"/>
-    <w:bookmarkStart w:id="26" w:name="motor-de-recomendação-híbrida"/>
+    <w:bookmarkEnd w:id="37"/>
+    <w:bookmarkEnd w:id="38"/>
+    <w:bookmarkStart w:id="44" w:name="motor-de-recomendação-híbrida"/>
     <w:p>
       <w:pPr>
         <w:pStyle w:val="Heading1"/>
@@ -3352,31 +3462,53 @@
         <w:t xml:space="preserve">4. Motor de Recomendação Híbrida</w:t>
       </w:r>
     </w:p>
-    <w:tbl>
-      <w:tblPr>
-        <w:tblStyle w:val="FigureTable"/>
-        <w:tblW w:type="auto" w:w="0"/>
-        <w:jc w:val="center"/>
-        <w:tblLook w:firstRow="0" w:lastRow="0" w:firstColumn="0" w:lastColumn="0"/>
-      </w:tblPr>
-      <w:tblGrid>
-        <w:gridCol w:w="7920"/>
-      </w:tblGrid>
-      <w:tr>
-        <w:tc>
-          <w:tcPr/>
-          <w:p>
-            <w:pPr>
-              <w:pStyle w:val="Compact"/>
-              <w:jc w:val="center"/>
-            </w:pPr>
-            <w:r>
-              <w:t xml:space="preserve">Recomendação híbrida</w:t>
-            </w:r>
-          </w:p>
-        </w:tc>
-      </w:tr>
-    </w:tbl>
+    <w:p>
+      <w:pPr>
+        <w:pStyle w:val="CaptionedFigure"/>
+      </w:pPr>
+      <w:r>
+        <w:drawing>
+          <wp:inline>
+            <wp:extent cx="5334000" cy="2919663"/>
+            <wp:effectExtent b="0" l="0" r="0" t="0"/>
+            <wp:docPr descr="Recomendação híbrida" title="" id="40" name="Picture"/>
+            <a:graphic>
+              <a:graphicData uri="http://schemas.openxmlformats.org/drawingml/2006/picture">
+                <pic:pic>
+                  <pic:nvPicPr>
+                    <pic:cNvPr descr="media/04_hybrid_recommendation.png" id="41" name="Picture"/>
+                    <pic:cNvPicPr>
+                      <a:picLocks noChangeArrowheads="1" noChangeAspect="1"/>
+                    </pic:cNvPicPr>
+                  </pic:nvPicPr>
+                  <pic:blipFill>
+                    <a:blip r:embed="rId39"/>
+                    <a:stretch>
+                      <a:fillRect/>
+                    </a:stretch>
+                  </pic:blipFill>
+                  <pic:spPr bwMode="auto">
+                    <a:xfrm>
+                      <a:off x="0" y="0"/>
+                      <a:ext cx="5334000" cy="2919663"/>
+                    </a:xfrm>
+                    <a:prstGeom prst="rect">
+                      <a:avLst/>
+                    </a:prstGeom>
+                    <a:noFill/>
+                    <a:ln w="9525">
+                      <a:noFill/>
+                      <a:headEnd/>
+                      <a:tailEnd/>
+                    </a:ln>
+                  </pic:spPr>
+                </pic:pic>
+              </a:graphicData>
+            </a:graphic>
+          </wp:inline>
+        </w:drawing>
+      </w:r>
+    </w:p>
     <w:p>
       <w:pPr>
         <w:pStyle w:val="ImageCaption"/>
@@ -3385,7 +3517,7 @@
         <w:t xml:space="preserve">Recomendação híbrida</w:t>
       </w:r>
     </w:p>
-    <w:bookmarkStart w:id="24" w:name="fluxo"/>
+    <w:bookmarkStart w:id="42" w:name="fluxo"/>
     <w:p>
       <w:pPr>
         <w:pStyle w:val="Heading2"/>
@@ -3631,8 +3763,8 @@
         <w:t xml:space="preserve">.</w:t>
       </w:r>
     </w:p>
-    <w:bookmarkEnd w:id="24"/>
-    <w:bookmarkStart w:id="25" w:name="transparência"/>
+    <w:bookmarkEnd w:id="42"/>
+    <w:bookmarkStart w:id="43" w:name="transparência"/>
     <w:p>
       <w:pPr>
         <w:pStyle w:val="Heading2"/>
@@ -3717,9 +3849,9 @@
         <w:t xml:space="preserve">.</w:t>
       </w:r>
     </w:p>
-    <w:bookmarkEnd w:id="25"/>
-    <w:bookmarkEnd w:id="26"/>
-    <w:bookmarkStart w:id="30" w:name="digital-twin-de-longevidade"/>
+    <w:bookmarkEnd w:id="43"/>
+    <w:bookmarkEnd w:id="44"/>
+    <w:bookmarkStart w:id="51" w:name="digital-twin-de-longevidade"/>
     <w:p>
       <w:pPr>
         <w:pStyle w:val="Heading1"/>
@@ -3728,31 +3860,53 @@
         <w:t xml:space="preserve">5. Digital Twin de Longevidade</w:t>
       </w:r>
     </w:p>
-    <w:tbl>
-      <w:tblPr>
-        <w:tblStyle w:val="FigureTable"/>
-        <w:tblW w:type="auto" w:w="0"/>
-        <w:jc w:val="center"/>
-        <w:tblLook w:firstRow="0" w:lastRow="0" w:firstColumn="0" w:lastColumn="0"/>
-      </w:tblPr>
-      <w:tblGrid>
-        <w:gridCol w:w="7920"/>
-      </w:tblGrid>
-      <w:tr>
-        <w:tc>
-          <w:tcPr/>
-          <w:p>
-            <w:pPr>
-              <w:pStyle w:val="Compact"/>
-              <w:jc w:val="center"/>
-            </w:pPr>
-            <w:r>
-              <w:t xml:space="preserve">Digital Twin Gompertz</w:t>
-            </w:r>
-          </w:p>
-        </w:tc>
-      </w:tr>
-    </w:tbl>
+    <w:p>
+      <w:pPr>
+        <w:pStyle w:val="CaptionedFigure"/>
+      </w:pPr>
+      <w:r>
+        <w:drawing>
+          <wp:inline>
+            <wp:extent cx="5334000" cy="2909454"/>
+            <wp:effectExtent b="0" l="0" r="0" t="0"/>
+            <wp:docPr descr="Digital Twin Gompertz" title="" id="46" name="Picture"/>
+            <a:graphic>
+              <a:graphicData uri="http://schemas.openxmlformats.org/drawingml/2006/picture">
+                <pic:pic>
+                  <pic:nvPicPr>
+                    <pic:cNvPr descr="media/05_digital_twin.png" id="47" name="Picture"/>
+                    <pic:cNvPicPr>
+                      <a:picLocks noChangeArrowheads="1" noChangeAspect="1"/>
+                    </pic:cNvPicPr>
+                  </pic:nvPicPr>
+                  <pic:blipFill>
+                    <a:blip r:embed="rId45"/>
+                    <a:stretch>
+                      <a:fillRect/>
+                    </a:stretch>
+                  </pic:blipFill>
+                  <pic:spPr bwMode="auto">
+                    <a:xfrm>
+                      <a:off x="0" y="0"/>
+                      <a:ext cx="5334000" cy="2909454"/>
+                    </a:xfrm>
+                    <a:prstGeom prst="rect">
+                      <a:avLst/>
+                    </a:prstGeom>
+                    <a:noFill/>
+                    <a:ln w="9525">
+                      <a:noFill/>
+                      <a:headEnd/>
+                      <a:tailEnd/>
+                    </a:ln>
+                  </pic:spPr>
+                </pic:pic>
+              </a:graphicData>
+            </a:graphic>
+          </wp:inline>
+        </w:drawing>
+      </w:r>
+    </w:p>
     <w:p>
       <w:pPr>
         <w:pStyle w:val="ImageCaption"/>
@@ -3761,7 +3915,7 @@
         <w:t xml:space="preserve">Digital Twin Gompertz</w:t>
       </w:r>
     </w:p>
-    <w:bookmarkStart w:id="27" w:name="modelo"/>
+    <w:bookmarkStart w:id="48" w:name="modelo"/>
     <w:p>
       <w:pPr>
         <w:pStyle w:val="Heading2"/>
@@ -3847,8 +4001,8 @@
         <w:t xml:space="preserve">agregado das arestas usadas.</w:t>
       </w:r>
     </w:p>
-    <w:bookmarkEnd w:id="27"/>
-    <w:bookmarkStart w:id="28" w:name="output-clínico"/>
+    <w:bookmarkEnd w:id="48"/>
+    <w:bookmarkStart w:id="49" w:name="output-clínico"/>
     <w:p>
       <w:pPr>
         <w:pStyle w:val="Heading2"/>
@@ -3969,8 +4123,8 @@
         <w:t xml:space="preserve">)</w:t>
       </w:r>
     </w:p>
-    <w:bookmarkEnd w:id="28"/>
-    <w:bookmarkStart w:id="29" w:name="trigger-para-gap-fill"/>
+    <w:bookmarkEnd w:id="49"/>
+    <w:bookmarkStart w:id="50" w:name="trigger-para-gap-fill"/>
     <w:p>
       <w:pPr>
         <w:pStyle w:val="Heading2"/>
@@ -4002,9 +4156,9 @@
         <w:t xml:space="preserve">(padrão 0.3), o sistema dispara o pipeline de gap-fill da seção 6.</w:t>
       </w:r>
     </w:p>
-    <w:bookmarkEnd w:id="29"/>
-    <w:bookmarkEnd w:id="30"/>
-    <w:bookmarkStart w:id="33" w:name="gap-fill-pubmed-gemini"/>
+    <w:bookmarkEnd w:id="50"/>
+    <w:bookmarkEnd w:id="51"/>
+    <w:bookmarkStart w:id="57" w:name="gap-fill-pubmed-gemini"/>
     <w:p>
       <w:pPr>
         <w:pStyle w:val="Heading1"/>
@@ -4013,31 +4167,53 @@
         <w:t xml:space="preserve">6. Gap-Fill PubMed + Gemini</w:t>
       </w:r>
     </w:p>
-    <w:tbl>
-      <w:tblPr>
-        <w:tblStyle w:val="FigureTable"/>
-        <w:tblW w:type="auto" w:w="0"/>
-        <w:jc w:val="center"/>
-        <w:tblLook w:firstRow="0" w:lastRow="0" w:firstColumn="0" w:lastColumn="0"/>
-      </w:tblPr>
-      <w:tblGrid>
-        <w:gridCol w:w="7920"/>
-      </w:tblGrid>
-      <w:tr>
-        <w:tc>
-          <w:tcPr/>
-          <w:p>
-            <w:pPr>
-              <w:pStyle w:val="Compact"/>
-              <w:jc w:val="center"/>
-            </w:pPr>
-            <w:r>
-              <w:t xml:space="preserve">Gap-fill pipeline</w:t>
-            </w:r>
-          </w:p>
-        </w:tc>
-      </w:tr>
-    </w:tbl>
+    <w:p>
+      <w:pPr>
+        <w:pStyle w:val="CaptionedFigure"/>
+      </w:pPr>
+      <w:r>
+        <w:drawing>
+          <wp:inline>
+            <wp:extent cx="5334000" cy="2617871"/>
+            <wp:effectExtent b="0" l="0" r="0" t="0"/>
+            <wp:docPr descr="Gap-fill pipeline" title="" id="53" name="Picture"/>
+            <a:graphic>
+              <a:graphicData uri="http://schemas.openxmlformats.org/drawingml/2006/picture">
+                <pic:pic>
+                  <pic:nvPicPr>
+                    <pic:cNvPr descr="media/06_gapfill.png" id="54" name="Picture"/>
+                    <pic:cNvPicPr>
+                      <a:picLocks noChangeArrowheads="1" noChangeAspect="1"/>
+                    </pic:cNvPicPr>
+                  </pic:nvPicPr>
+                  <pic:blipFill>
+                    <a:blip r:embed="rId52"/>
+                    <a:stretch>
+                      <a:fillRect/>
+                    </a:stretch>
+                  </pic:blipFill>
+                  <pic:spPr bwMode="auto">
+                    <a:xfrm>
+                      <a:off x="0" y="0"/>
+                      <a:ext cx="5334000" cy="2617871"/>
+                    </a:xfrm>
+                    <a:prstGeom prst="rect">
+                      <a:avLst/>
+                    </a:prstGeom>
+                    <a:noFill/>
+                    <a:ln w="9525">
+                      <a:noFill/>
+                      <a:headEnd/>
+                      <a:tailEnd/>
+                    </a:ln>
+                  </pic:spPr>
+                </pic:pic>
+              </a:graphicData>
+            </a:graphic>
+          </wp:inline>
+        </w:drawing>
+      </w:r>
+    </w:p>
     <w:p>
       <w:pPr>
         <w:pStyle w:val="ImageCaption"/>
@@ -4046,7 +4222,7 @@
         <w:t xml:space="preserve">Gap-fill pipeline</w:t>
       </w:r>
     </w:p>
-    <w:bookmarkStart w:id="31" w:name="quando"/>
+    <w:bookmarkStart w:id="55" w:name="quando"/>
     <w:p>
       <w:pPr>
         <w:pStyle w:val="Heading2"/>
@@ -4093,8 +4269,8 @@
         <w:t xml:space="preserve">que tem pares parecidos cobertos no KG → existe um buraco na ontologia.</w:t>
       </w:r>
     </w:p>
-    <w:bookmarkEnd w:id="31"/>
-    <w:bookmarkStart w:id="32" w:name="como"/>
+    <w:bookmarkEnd w:id="55"/>
+    <w:bookmarkStart w:id="56" w:name="como"/>
     <w:p>
       <w:pPr>
         <w:pStyle w:val="Heading2"/>
@@ -4254,9 +4430,9 @@
         <w:t xml:space="preserve">no KG até curador humano aprovar.</w:t>
       </w:r>
     </w:p>
-    <w:bookmarkEnd w:id="32"/>
-    <w:bookmarkEnd w:id="33"/>
-    <w:bookmarkStart w:id="34" w:name="Xcb6527c2d6461c7daab270cca33025b05fe64aa"/>
+    <w:bookmarkEnd w:id="56"/>
+    <w:bookmarkEnd w:id="57"/>
+    <w:bookmarkStart w:id="58" w:name="Xcb6527c2d6461c7daab270cca33025b05fe64aa"/>
     <w:p>
       <w:pPr>
         <w:pStyle w:val="Heading1"/>
@@ -4396,8 +4572,8 @@
         <w:t xml:space="preserve">ao Neo4j corrige erros de modelo e impõe snake_case.</w:t>
       </w:r>
     </w:p>
-    <w:bookmarkEnd w:id="34"/>
-    <w:bookmarkStart w:id="35" w:name="conformidade-regulatória"/>
+    <w:bookmarkEnd w:id="58"/>
+    <w:bookmarkStart w:id="62" w:name="conformidade-regulatória"/>
     <w:p>
       <w:pPr>
         <w:pStyle w:val="Heading1"/>
@@ -4406,31 +4582,53 @@
         <w:t xml:space="preserve">8. Conformidade Regulatória</w:t>
       </w:r>
     </w:p>
-    <w:tbl>
-      <w:tblPr>
-        <w:tblStyle w:val="FigureTable"/>
-        <w:tblW w:type="auto" w:w="0"/>
-        <w:jc w:val="center"/>
-        <w:tblLook w:firstRow="0" w:lastRow="0" w:firstColumn="0" w:lastColumn="0"/>
-      </w:tblPr>
-      <w:tblGrid>
-        <w:gridCol w:w="7920"/>
-      </w:tblGrid>
-      <w:tr>
-        <w:tc>
-          <w:tcPr/>
-          <w:p>
-            <w:pPr>
-              <w:pStyle w:val="Compact"/>
-              <w:jc w:val="center"/>
-            </w:pPr>
-            <w:r>
-              <w:t xml:space="preserve">Matriz de conformidade</w:t>
-            </w:r>
-          </w:p>
-        </w:tc>
-      </w:tr>
-    </w:tbl>
+    <w:p>
+      <w:pPr>
+        <w:pStyle w:val="CaptionedFigure"/>
+      </w:pPr>
+      <w:r>
+        <w:drawing>
+          <wp:inline>
+            <wp:extent cx="5334000" cy="2667000"/>
+            <wp:effectExtent b="0" l="0" r="0" t="0"/>
+            <wp:docPr descr="Matriz de conformidade" title="" id="60" name="Picture"/>
+            <a:graphic>
+              <a:graphicData uri="http://schemas.openxmlformats.org/drawingml/2006/picture">
+                <pic:pic>
+                  <pic:nvPicPr>
+                    <pic:cNvPr descr="media/08_compliance.png" id="61" name="Picture"/>
+                    <pic:cNvPicPr>
+                      <a:picLocks noChangeArrowheads="1" noChangeAspect="1"/>
+                    </pic:cNvPicPr>
+                  </pic:nvPicPr>
+                  <pic:blipFill>
+                    <a:blip r:embed="rId59"/>
+                    <a:stretch>
+                      <a:fillRect/>
+                    </a:stretch>
+                  </pic:blipFill>
+                  <pic:spPr bwMode="auto">
+                    <a:xfrm>
+                      <a:off x="0" y="0"/>
+                      <a:ext cx="5334000" cy="2667000"/>
+                    </a:xfrm>
+                    <a:prstGeom prst="rect">
+                      <a:avLst/>
+                    </a:prstGeom>
+                    <a:noFill/>
+                    <a:ln w="9525">
+                      <a:noFill/>
+                      <a:headEnd/>
+                      <a:tailEnd/>
+                    </a:ln>
+                  </pic:spPr>
+                </pic:pic>
+              </a:graphicData>
+            </a:graphic>
+          </wp:inline>
+        </w:drawing>
+      </w:r>
+    </w:p>
     <w:p>
       <w:pPr>
         <w:pStyle w:val="ImageCaption"/>
@@ -4702,8 +4900,8 @@
         <w:t xml:space="preserve">está em 65–75% — falta append-only enforcement em DB-level (atualmente é convenção aplicacional).</w:t>
       </w:r>
     </w:p>
-    <w:bookmarkEnd w:id="35"/>
-    <w:bookmarkStart w:id="36" w:name="forças-18"/>
+    <w:bookmarkEnd w:id="62"/>
+    <w:bookmarkStart w:id="63" w:name="forças-18"/>
     <w:p>
       <w:pPr>
         <w:pStyle w:val="Heading1"/>
@@ -5152,8 +5350,8 @@
         <w:t xml:space="preserve">com provenance completa (estudo + chunk).</w:t>
       </w:r>
     </w:p>
-    <w:bookmarkEnd w:id="36"/>
-    <w:bookmarkStart w:id="37" w:name="gaps-12"/>
+    <w:bookmarkEnd w:id="63"/>
+    <w:bookmarkStart w:id="64" w:name="gaps-12"/>
     <w:p>
       <w:pPr>
         <w:pStyle w:val="Heading1"/>
@@ -5870,8 +6068,8 @@
         </w:tc>
       </w:tr>
     </w:tbl>
-    <w:bookmarkEnd w:id="37"/>
-    <w:bookmarkStart w:id="38" w:name="riscos-5"/>
+    <w:bookmarkEnd w:id="64"/>
+    <w:bookmarkStart w:id="65" w:name="riscos-5"/>
     <w:p>
       <w:pPr>
         <w:pStyle w:val="Heading1"/>
@@ -6483,8 +6681,8 @@
         </w:tc>
       </w:tr>
     </w:tbl>
-    <w:bookmarkEnd w:id="38"/>
-    <w:bookmarkStart w:id="43" w:name="apêndices"/>
+    <w:bookmarkEnd w:id="65"/>
+    <w:bookmarkStart w:id="70" w:name="apêndices"/>
     <w:p>
       <w:pPr>
         <w:pStyle w:val="Heading1"/>
@@ -6493,7 +6691,7 @@
         <w:t xml:space="preserve">12. Apêndices</w:t>
       </w:r>
     </w:p>
-    <w:bookmarkStart w:id="39" w:name="X1666c63edf09489b396dfbd4fc51befc31b0b15"/>
+    <w:bookmarkStart w:id="66" w:name="X1666c63edf09489b396dfbd4fc51befc31b0b15"/>
     <w:p>
       <w:pPr>
         <w:pStyle w:val="Heading2"/>
@@ -7125,8 +7323,8 @@
         <w:t xml:space="preserve"> user_id);</w:t>
       </w:r>
     </w:p>
-    <w:bookmarkEnd w:id="39"/>
-    <w:bookmarkStart w:id="40" w:name="Xb6d330539f0841650bdb49975e5916331be4960"/>
+    <w:bookmarkEnd w:id="66"/>
+    <w:bookmarkStart w:id="67" w:name="Xb6d330539f0841650bdb49975e5916331be4960"/>
     <w:p>
       <w:pPr>
         <w:pStyle w:val="Heading2"/>
@@ -8298,8 +8496,8 @@
         <w:t xml:space="preserve">;</w:t>
       </w:r>
     </w:p>
-    <w:bookmarkEnd w:id="40"/>
-    <w:bookmarkStart w:id="41" w:name="a.3-métricas-operacionais-snapshot"/>
+    <w:bookmarkEnd w:id="67"/>
+    <w:bookmarkStart w:id="68" w:name="a.3-métricas-operacionais-snapshot"/>
     <w:p>
       <w:pPr>
         <w:pStyle w:val="Heading2"/>
@@ -8431,8 +8629,8 @@
         <w:t xml:space="preserve">&lt; 800 ms (p50), &lt; 2.4 s (p95)</w:t>
       </w:r>
     </w:p>
-    <w:bookmarkEnd w:id="41"/>
-    <w:bookmarkStart w:id="42" w:name="a.4-convenções-não-negociáveis"/>
+    <w:bookmarkEnd w:id="68"/>
+    <w:bookmarkStart w:id="69" w:name="a.4-convenções-não-negociáveis"/>
     <w:p>
       <w:pPr>
         <w:pStyle w:val="Heading2"/>
@@ -8607,8 +8805,8 @@
         <w:t xml:space="preserve">. Marca pública = Senex AI · Operada por PetMoreTime (2025–presente).</w:t>
       </w:r>
     </w:p>
-    <w:bookmarkEnd w:id="42"/>
-    <w:bookmarkEnd w:id="43"/>
+    <w:bookmarkEnd w:id="69"/>
+    <w:bookmarkEnd w:id="70"/>
     <w:sectPr>
       <w:footnotePr>
         <w:numRestart w:val="eachSect"/>
